--- a/Docs/Report.docx
+++ b/Docs/Report.docx
@@ -4,7 +4,7 @@
   <w:body>
     <w:p>
       <w:pPr>
-        <w:pStyle w:val="774"/>
+        <w:pStyle w:val="953"/>
         <w:pBdr/>
         <w:spacing w:after="100" w:afterAutospacing="1" w:before="100" w:beforeAutospacing="1"/>
         <w:ind/>
@@ -32,7 +32,7 @@
     </w:p>
     <w:p>
       <w:pPr>
-        <w:pStyle w:val="766"/>
+        <w:pStyle w:val="945"/>
         <w:pBdr/>
         <w:spacing w:after="100" w:afterAutospacing="1" w:before="100" w:beforeAutospacing="1"/>
         <w:ind/>
@@ -61,18 +61,30 @@
           <w:szCs w:val="16"/>
         </w:rPr>
       </w:r>
-    </w:p>
-    <w:p>
-      <w:pPr>
-        <w:pStyle w:val="766"/>
-        <w:pBdr/>
-        <w:spacing w:after="100" w:afterAutospacing="1" w:before="100" w:beforeAutospacing="1" w:line="120" w:lineRule="auto"/>
-        <w:ind/>
+      <w:r>
         <w:rPr>
           <w:sz w:val="16"/>
           <w:szCs w:val="16"/>
         </w:rPr>
-      </w:pPr>
+      </w:r>
+    </w:p>
+    <w:p>
+      <w:pPr>
+        <w:pStyle w:val="945"/>
+        <w:pBdr/>
+        <w:spacing w:after="100" w:afterAutospacing="1" w:before="100" w:beforeAutospacing="1" w:line="120" w:lineRule="auto"/>
+        <w:ind/>
+        <w:rPr>
+          <w:sz w:val="16"/>
+          <w:szCs w:val="16"/>
+        </w:rPr>
+      </w:pPr>
+      <w:r>
+        <w:rPr>
+          <w:sz w:val="16"/>
+          <w:szCs w:val="16"/>
+        </w:rPr>
+      </w:r>
       <w:r>
         <w:rPr>
           <w:sz w:val="16"/>
@@ -88,7 +100,7 @@
     </w:p>
     <w:p>
       <w:pPr>
-        <w:pStyle w:val="766"/>
+        <w:pStyle w:val="945"/>
         <w:pBdr/>
         <w:spacing w:after="100" w:afterAutospacing="1" w:before="100" w:beforeAutospacing="1" w:line="120" w:lineRule="auto"/>
         <w:ind/>
@@ -119,10 +131,16 @@
           <w:szCs w:val="16"/>
         </w:rPr>
       </w:r>
+      <w:r>
+        <w:rPr>
+          <w:sz w:val="16"/>
+          <w:szCs w:val="16"/>
+        </w:rPr>
+      </w:r>
     </w:p>
     <w:p>
       <w:pPr>
-        <w:pStyle w:val="766"/>
+        <w:pStyle w:val="945"/>
         <w:pBdr/>
         <w:spacing w:before="100" w:beforeAutospacing="1"/>
         <w:ind/>
@@ -374,10 +392,16 @@
           <w:szCs w:val="18"/>
         </w:rPr>
       </w:r>
+      <w:r>
+        <w:rPr>
+          <w:sz w:val="18"/>
+          <w:szCs w:val="18"/>
+        </w:rPr>
+      </w:r>
     </w:p>
     <w:p>
       <w:pPr>
-        <w:pStyle w:val="766"/>
+        <w:pStyle w:val="945"/>
         <w:pBdr/>
         <w:spacing w:before="100" w:beforeAutospacing="1"/>
         <w:ind/>
@@ -684,10 +708,16 @@
           <w:szCs w:val="18"/>
         </w:rPr>
       </w:r>
+      <w:r>
+        <w:rPr>
+          <w:sz w:val="18"/>
+          <w:szCs w:val="18"/>
+        </w:rPr>
+      </w:r>
     </w:p>
     <w:p>
       <w:pPr>
-        <w:pStyle w:val="766"/>
+        <w:pStyle w:val="945"/>
         <w:pBdr/>
         <w:spacing w:before="100" w:beforeAutospacing="1"/>
         <w:ind/>
@@ -1019,10 +1049,16 @@
           <w:szCs w:val="18"/>
         </w:rPr>
       </w:r>
+      <w:r>
+        <w:rPr>
+          <w:sz w:val="18"/>
+          <w:szCs w:val="18"/>
+        </w:rPr>
+      </w:r>
     </w:p>
     <w:p>
       <w:pPr>
-        <w:pStyle w:val="766"/>
+        <w:pStyle w:val="945"/>
         <w:pBdr/>
         <w:spacing w:before="100" w:beforeAutospacing="1"/>
         <w:ind/>
@@ -1213,7 +1249,7 @@
     </w:p>
     <w:p>
       <w:pPr>
-        <w:pStyle w:val="764"/>
+        <w:pStyle w:val="943"/>
         <w:pBdr/>
         <w:spacing/>
         <w:ind/>
@@ -1429,10 +1465,16 @@
           <w:iCs/>
         </w:rPr>
       </w:r>
+      <w:r>
+        <w:rPr>
+          <w:i/>
+          <w:iCs/>
+        </w:rPr>
+      </w:r>
     </w:p>
     <w:p>
       <w:pPr>
-        <w:pStyle w:val="782"/>
+        <w:pStyle w:val="961"/>
         <w:pBdr/>
         <w:spacing/>
         <w:ind/>
@@ -1481,30 +1523,45 @@
     </w:p>
     <w:p>
       <w:pPr>
-        <w:pStyle w:val="756"/>
+        <w:pStyle w:val="935"/>
         <w:pBdr/>
         <w:spacing/>
         <w:ind/>
         <w:rPr/>
       </w:pPr>
       <w:r>
-        <w:t xml:space="preserve">Introduction (</w:t>
+        <w:t xml:space="preserve">Introduction </w:t>
       </w:r>
+      <w:r/>
+      <w:r/>
+    </w:p>
+    <w:p>
+      <w:pPr>
+        <w:pStyle w:val="946"/>
+        <w:pBdr/>
+        <w:spacing/>
+        <w:ind/>
+        <w:rPr/>
+      </w:pPr>
+      <w:r/>
+      <w:r/>
+    </w:p>
+    <w:p>
+      <w:pPr>
+        <w:pStyle w:val="935"/>
+        <w:pBdr/>
+        <w:spacing/>
+        <w:ind/>
+        <w:rPr/>
+      </w:pPr>
       <w:r>
-        <w:rPr>
-          <w:rFonts w:eastAsia="MS Mincho"/>
-          <w:i/>
-        </w:rPr>
-        <w:t xml:space="preserve">Heading 1</w:t>
-      </w:r>
-      <w:r>
-        <w:t xml:space="preserve">)</w:t>
+        <w:t xml:space="preserve">Methodology</w:t>
       </w:r>
       <w:r/>
     </w:p>
     <w:p>
       <w:pPr>
-        <w:pStyle w:val="767"/>
+        <w:pStyle w:val="946"/>
         <w:pBdr/>
         <w:spacing/>
         <w:ind/>
@@ -1515,50 +1572,20 @@
     </w:p>
     <w:p>
       <w:pPr>
-        <w:pStyle w:val="756"/>
+        <w:pStyle w:val="935"/>
         <w:pBdr/>
         <w:spacing/>
         <w:ind/>
         <w:rPr/>
       </w:pPr>
       <w:r>
-        <w:t xml:space="preserve">Ease of Use</w:t>
+        <w:t xml:space="preserve">Result </w:t>
       </w:r>
       <w:r/>
     </w:p>
     <w:p>
       <w:pPr>
-        <w:pStyle w:val="767"/>
-        <w:pBdr/>
-        <w:spacing/>
-        <w:ind/>
-        <w:rPr/>
-      </w:pPr>
-      <w:r/>
-      <w:r/>
-    </w:p>
-    <w:p>
-      <w:pPr>
-        <w:pStyle w:val="756"/>
-        <w:pBdr/>
-        <w:spacing/>
-        <w:ind/>
-        <w:rPr/>
-      </w:pPr>
-      <w:r>
-        <w:t xml:space="preserve">Prepare Your Paper </w:t>
-      </w:r>
-      <w:r>
-        <w:t xml:space="preserve">Before</w:t>
-      </w:r>
-      <w:r>
-        <w:t xml:space="preserve"> Styling</w:t>
-      </w:r>
-      <w:r/>
-    </w:p>
-    <w:p>
-      <w:pPr>
-        <w:pStyle w:val="767"/>
+        <w:pStyle w:val="946"/>
         <w:pBdr/>
         <w:spacing/>
         <w:ind/>
@@ -1566,6 +1593,11 @@
           <w:lang w:val="en-US"/>
         </w:rPr>
       </w:pPr>
+      <w:r>
+        <w:rPr>
+          <w:lang w:val="en-US"/>
+        </w:rPr>
+      </w:r>
       <w:r>
         <w:rPr>
           <w:lang w:val="en-US"/>
@@ -1579,297 +1611,57 @@
     </w:p>
     <w:p>
       <w:pPr>
-        <w:pStyle w:val="756"/>
+        <w:pStyle w:val="935"/>
         <w:pBdr/>
         <w:spacing/>
         <w:ind/>
         <w:rPr/>
       </w:pPr>
       <w:r>
-        <w:t xml:space="preserve">Using the </w:t>
+        <w:rPr>
+          <w:highlight w:val="none"/>
+        </w:rPr>
+        <w:t xml:space="preserve">Analysis and Discussion</w:t>
       </w:r>
       <w:r>
-        <w:t xml:space="preserve">Template</w:t>
+        <w:rPr>
+          <w:highlight w:val="none"/>
+        </w:rPr>
       </w:r>
-      <w:r/>
+      <w:r>
+        <w:rPr>
+          <w:highlight w:val="none"/>
+        </w:rPr>
+      </w:r>
     </w:p>
     <w:p>
       <w:pPr>
-        <w:pStyle w:val="767"/>
+        <w:pStyle w:val="935"/>
         <w:pBdr/>
         <w:spacing/>
         <w:ind/>
         <w:rPr/>
       </w:pPr>
+      <w:r>
+        <w:t xml:space="preserve">Conclusion</w:t>
+      </w:r>
       <w:r/>
       <w:r/>
     </w:p>
     <w:p>
       <w:pPr>
-        <w:pStyle w:val="757"/>
+        <w:pStyle w:val="946"/>
         <w:pBdr/>
         <w:spacing/>
         <w:ind/>
         <w:rPr/>
       </w:pPr>
-      <w:r>
-        <w:t xml:space="preserve">Authors</w:t>
-      </w:r>
-      <w:r>
-        <w:t xml:space="preserve"> and Affiliations</w:t>
-      </w:r>
+      <w:r/>
       <w:r/>
     </w:p>
     <w:p>
       <w:pPr>
-        <w:pStyle w:val="767"/>
-        <w:pBdr/>
-        <w:spacing/>
-        <w:ind/>
-        <w:rPr/>
-      </w:pPr>
-      <w:r>
-        <w:rPr>
-          <w:b/>
-        </w:rPr>
-        <w:t xml:space="preserve">The template is </w:t>
-      </w:r>
-      <w:r>
-        <w:rPr>
-          <w:b/>
-        </w:rPr>
-        <w:t xml:space="preserve">designed</w:t>
-      </w:r>
-      <w:r>
-        <w:rPr>
-          <w:b/>
-          <w:lang w:val="en-US"/>
-        </w:rPr>
-        <w:t xml:space="preserve"> for,</w:t>
-      </w:r>
-      <w:r>
-        <w:rPr>
-          <w:b/>
-        </w:rPr>
-        <w:t xml:space="preserve"> but not limited to</w:t>
-      </w:r>
-      <w:r>
-        <w:rPr>
-          <w:b/>
-          <w:lang w:val="en-US"/>
-        </w:rPr>
-        <w:t xml:space="preserve">,</w:t>
-      </w:r>
-      <w:r>
-        <w:rPr>
-          <w:b/>
-          <w:lang w:val="en-US"/>
-        </w:rPr>
-        <w:t xml:space="preserve"> </w:t>
-      </w:r>
-      <w:r>
-        <w:rPr>
-          <w:b/>
-          <w:lang w:val="en-US"/>
-        </w:rPr>
-        <w:t xml:space="preserve">six</w:t>
-      </w:r>
-      <w:r>
-        <w:rPr>
-          <w:b/>
-          <w:lang w:val="en-US"/>
-        </w:rPr>
-        <w:t xml:space="preserve"> authors.</w:t>
-      </w:r>
-      <w:r>
-        <w:rPr>
-          <w:lang w:val="en-US"/>
-        </w:rPr>
-        <w:t xml:space="preserve"> </w:t>
-      </w:r>
-      <w:r>
-        <w:rPr>
-          <w:lang w:val="en-US"/>
-        </w:rPr>
-        <w:t xml:space="preserve">A minimum of one author is required for all conference articles. </w:t>
-      </w:r>
-      <w:r>
-        <w:t xml:space="preserve">Author names should be listed starting from left to right and then moving down to the next line. This is the author sequence that will be used in future citations and by indexing services.</w:t>
-      </w:r>
-      <w:r>
-        <w:t xml:space="preserve"> </w:t>
-      </w:r>
-      <w:r>
-        <w:t xml:space="preserve">Names should not be listed in columns nor group by affiliation.</w:t>
-      </w:r>
-      <w:r>
-        <w:rPr>
-          <w:lang w:val="en-US"/>
-        </w:rPr>
-        <w:t xml:space="preserve"> </w:t>
-      </w:r>
-      <w:r>
-        <w:t xml:space="preserve">Please keep your affiliations as succinct as possible (for example, do not differentiate among departments of the same organization).</w:t>
-      </w:r>
-      <w:r/>
-    </w:p>
-    <w:p>
-      <w:pPr>
-        <w:pStyle w:val="758"/>
-        <w:pBdr/>
-        <w:spacing/>
-        <w:ind/>
-        <w:rPr/>
-      </w:pPr>
-      <w:r>
-        <w:t xml:space="preserve">For papers with more than six authors: </w:t>
-      </w:r>
-      <w:r>
-        <w:rPr>
-          <w:i w:val="0"/>
-        </w:rPr>
-        <w:t xml:space="preserve">Add author names horizontally, moving to a third row if needed for more than 8 authors.</w:t>
-      </w:r>
-      <w:r/>
-    </w:p>
-    <w:p>
-      <w:pPr>
-        <w:pStyle w:val="758"/>
-        <w:pBdr/>
-        <w:spacing/>
-        <w:ind/>
-        <w:rPr/>
-      </w:pPr>
-      <w:r>
-        <w:t xml:space="preserve">For </w:t>
-      </w:r>
-      <w:r>
-        <w:t xml:space="preserve">papers with less than </w:t>
-      </w:r>
-      <w:r>
-        <w:t xml:space="preserve">six</w:t>
-      </w:r>
-      <w:r>
-        <w:t xml:space="preserve"> authors</w:t>
-      </w:r>
-      <w:r>
-        <w:t xml:space="preserve">: </w:t>
-      </w:r>
-      <w:r>
-        <w:rPr>
-          <w:i w:val="0"/>
-        </w:rPr>
-        <w:t xml:space="preserve">To change the default, adjust the template as follows.</w:t>
-      </w:r>
-      <w:r/>
-    </w:p>
-    <w:p>
-      <w:pPr>
-        <w:pStyle w:val="759"/>
-        <w:pBdr/>
-        <w:spacing/>
-        <w:ind/>
-        <w:rPr/>
-      </w:pPr>
-      <w:r>
-        <w:t xml:space="preserve">Selection</w:t>
-      </w:r>
-      <w:r>
-        <w:t xml:space="preserve">: </w:t>
-      </w:r>
-      <w:r>
-        <w:rPr>
-          <w:i w:val="0"/>
-        </w:rPr>
-        <w:t xml:space="preserve">Highlight all author and affiliation lines.</w:t>
-      </w:r>
-      <w:r/>
-    </w:p>
-    <w:p>
-      <w:pPr>
-        <w:pStyle w:val="759"/>
-        <w:pBdr/>
-        <w:spacing/>
-        <w:ind/>
-        <w:rPr/>
-      </w:pPr>
-      <w:r>
-        <w:t xml:space="preserve">Change number of columns:</w:t>
-      </w:r>
-      <w:r>
-        <w:t xml:space="preserve"> </w:t>
-      </w:r>
-      <w:r>
-        <w:rPr>
-          <w:i w:val="0"/>
-        </w:rPr>
-        <w:t xml:space="preserve">Select the Columns icon from the MS Word Standard toolbar and then select </w:t>
-      </w:r>
-      <w:r>
-        <w:rPr>
-          <w:i w:val="0"/>
-        </w:rPr>
-        <w:t xml:space="preserve">the correct number of columns</w:t>
-      </w:r>
-      <w:r>
-        <w:rPr>
-          <w:i w:val="0"/>
-        </w:rPr>
-        <w:t xml:space="preserve"> from the selection palette.</w:t>
-      </w:r>
-      <w:r/>
-    </w:p>
-    <w:p>
-      <w:pPr>
-        <w:pStyle w:val="759"/>
-        <w:pBdr/>
-        <w:spacing/>
-        <w:ind/>
-        <w:rPr>
-          <w:i w:val="0"/>
-        </w:rPr>
-      </w:pPr>
-      <w:r>
-        <w:t xml:space="preserve">Deletion: </w:t>
-      </w:r>
-      <w:r>
-        <w:rPr>
-          <w:i w:val="0"/>
-        </w:rPr>
-        <w:t xml:space="preserve">Delete the author and affiliation lines for the </w:t>
-      </w:r>
-      <w:r>
-        <w:rPr>
-          <w:i w:val="0"/>
-        </w:rPr>
-        <w:t xml:space="preserve">extra authors.</w:t>
-      </w:r>
-      <w:r>
-        <w:rPr>
-          <w:i w:val="0"/>
-        </w:rPr>
-      </w:r>
-      <w:r>
-        <w:rPr>
-          <w:i/>
-          <w:iCs/>
-        </w:rPr>
-      </w:r>
-      <w:r>
-        <w:rPr>
-          <w:i/>
-          <w:iCs/>
-        </w:rPr>
-      </w:r>
-      <w:r>
-        <w:rPr>
-          <w:i w:val="0"/>
-        </w:rPr>
-      </w:r>
-    </w:p>
-    <w:p>
-      <w:pPr>
-        <w:pStyle w:val="781"/>
+        <w:pStyle w:val="960"/>
         <w:pBdr/>
         <w:spacing/>
         <w:ind/>
@@ -1917,7 +1709,7 @@
           </w:tcPr>
           <w:p>
             <w:pPr>
-              <w:pStyle w:val="777"/>
+              <w:pStyle w:val="956"/>
               <w:pBdr/>
               <w:spacing/>
               <w:ind/>
@@ -1938,7 +1730,7 @@
           </w:tcPr>
           <w:p>
             <w:pPr>
-              <w:pStyle w:val="777"/>
+              <w:pStyle w:val="956"/>
               <w:pBdr/>
               <w:spacing/>
               <w:ind/>
@@ -1986,6 +1778,12 @@
                 <w:szCs w:val="16"/>
               </w:rPr>
             </w:r>
+            <w:r>
+              <w:rPr>
+                <w:sz w:val="16"/>
+                <w:szCs w:val="16"/>
+              </w:rPr>
+            </w:r>
           </w:p>
         </w:tc>
         <w:tc>
@@ -1996,7 +1794,7 @@
           </w:tcPr>
           <w:p>
             <w:pPr>
-              <w:pStyle w:val="778"/>
+              <w:pStyle w:val="957"/>
               <w:pBdr/>
               <w:spacing/>
               <w:ind/>
@@ -2016,7 +1814,7 @@
           </w:tcPr>
           <w:p>
             <w:pPr>
-              <w:pStyle w:val="778"/>
+              <w:pStyle w:val="957"/>
               <w:pBdr/>
               <w:spacing/>
               <w:ind/>
@@ -2036,7 +1834,7 @@
           </w:tcPr>
           <w:p>
             <w:pPr>
-              <w:pStyle w:val="778"/>
+              <w:pStyle w:val="957"/>
               <w:pBdr/>
               <w:spacing/>
               <w:ind/>
@@ -2062,7 +1860,7 @@
           </w:tcPr>
           <w:p>
             <w:pPr>
-              <w:pStyle w:val="779"/>
+              <w:pStyle w:val="958"/>
               <w:pBdr/>
               <w:spacing/>
               <w:ind/>
@@ -2080,6 +1878,12 @@
                 <w:szCs w:val="8"/>
               </w:rPr>
             </w:r>
+            <w:r>
+              <w:rPr>
+                <w:sz w:val="8"/>
+                <w:szCs w:val="8"/>
+              </w:rPr>
+            </w:r>
           </w:p>
         </w:tc>
         <w:tc>
@@ -2090,7 +1894,7 @@
           </w:tcPr>
           <w:p>
             <w:pPr>
-              <w:pStyle w:val="779"/>
+              <w:pStyle w:val="958"/>
               <w:pBdr/>
               <w:spacing/>
               <w:ind/>
@@ -2136,6 +1940,12 @@
                 <w:szCs w:val="16"/>
               </w:rPr>
             </w:r>
+            <w:r>
+              <w:rPr>
+                <w:sz w:val="16"/>
+                <w:szCs w:val="16"/>
+              </w:rPr>
+            </w:r>
           </w:p>
         </w:tc>
         <w:tc>
@@ -2166,13 +1976,19 @@
                 <w:szCs w:val="16"/>
               </w:rPr>
             </w:r>
+            <w:r>
+              <w:rPr>
+                <w:sz w:val="16"/>
+                <w:szCs w:val="16"/>
+              </w:rPr>
+            </w:r>
           </w:p>
         </w:tc>
       </w:tr>
     </w:tbl>
     <w:p>
       <w:pPr>
-        <w:pStyle w:val="780"/>
+        <w:pStyle w:val="959"/>
         <w:pBdr/>
         <w:spacing/>
         <w:ind/>
@@ -2215,7 +2031,7 @@
     </w:p>
     <w:p>
       <w:pPr>
-        <w:pStyle w:val="771"/>
+        <w:pStyle w:val="950"/>
         <w:pBdr/>
         <w:spacing/>
         <w:ind/>
@@ -2253,7 +2069,7 @@
     </w:p>
     <w:p>
       <w:pPr>
-        <w:pStyle w:val="767"/>
+        <w:pStyle w:val="946"/>
         <w:pBdr/>
         <w:spacing/>
         <w:ind/>
@@ -2264,7 +2080,7 @@
     </w:p>
     <w:p>
       <w:pPr>
-        <w:pStyle w:val="760"/>
+        <w:pStyle w:val="939"/>
         <w:pBdr/>
         <w:spacing/>
         <w:ind/>
@@ -2302,7 +2118,7 @@
     </w:p>
     <w:p>
       <w:pPr>
-        <w:pStyle w:val="760"/>
+        <w:pStyle w:val="939"/>
         <w:pBdr/>
         <w:spacing/>
         <w:ind/>
@@ -2312,31 +2128,16 @@
         <w:t xml:space="preserve">References</w:t>
       </w:r>
       <w:r/>
-    </w:p>
-    <w:p>
-      <w:pPr>
-        <w:pStyle w:val="767"/>
-        <w:pBdr/>
-        <w:spacing/>
-        <w:ind/>
-        <w:rPr/>
-      </w:pPr>
+      <w:r/>
+      <w:r/>
+      <w:r/>
+      <w:r/>
       <w:r/>
       <w:r/>
     </w:p>
     <w:p>
       <w:pPr>
-        <w:pBdr/>
-        <w:spacing/>
-        <w:ind/>
-        <w:rPr/>
-      </w:pPr>
-      <w:r/>
-      <w:r/>
-    </w:p>
-    <w:p>
-      <w:pPr>
-        <w:pStyle w:val="775"/>
+        <w:pStyle w:val="954"/>
         <w:pBdr/>
         <w:spacing/>
         <w:ind w:hanging="354" w:left="354"/>
@@ -2356,7 +2157,7 @@
     </w:p>
     <w:p>
       <w:pPr>
-        <w:pStyle w:val="775"/>
+        <w:pStyle w:val="954"/>
         <w:pBdr/>
         <w:spacing/>
         <w:ind w:hanging="354" w:left="354"/>
@@ -2369,7 +2170,7 @@
     </w:p>
     <w:p>
       <w:pPr>
-        <w:pStyle w:val="775"/>
+        <w:pStyle w:val="954"/>
         <w:pBdr/>
         <w:spacing/>
         <w:ind w:hanging="354" w:left="354"/>
@@ -2382,7 +2183,7 @@
     </w:p>
     <w:p>
       <w:pPr>
-        <w:pStyle w:val="775"/>
+        <w:pStyle w:val="954"/>
         <w:pBdr/>
         <w:spacing/>
         <w:ind w:hanging="354" w:left="354"/>
@@ -2395,7 +2196,7 @@
     </w:p>
     <w:p>
       <w:pPr>
-        <w:pStyle w:val="775"/>
+        <w:pStyle w:val="954"/>
         <w:pBdr/>
         <w:spacing/>
         <w:ind w:hanging="354" w:left="354"/>
@@ -2408,7 +2209,7 @@
     </w:p>
     <w:p>
       <w:pPr>
-        <w:pStyle w:val="775"/>
+        <w:pStyle w:val="954"/>
         <w:pBdr/>
         <w:spacing/>
         <w:ind w:hanging="354" w:left="354"/>
@@ -2421,7 +2222,7 @@
     </w:p>
     <w:p>
       <w:pPr>
-        <w:pStyle w:val="775"/>
+        <w:pStyle w:val="954"/>
         <w:pBdr/>
         <w:spacing/>
         <w:ind w:hanging="354" w:left="354"/>
@@ -2440,7 +2241,7 @@
     </w:p>
     <w:p>
       <w:pPr>
-        <w:pStyle w:val="775"/>
+        <w:pStyle w:val="954"/>
         <w:pBdr/>
         <w:spacing/>
         <w:ind w:hanging="354" w:left="354"/>
@@ -2482,10 +2283,15 @@
           <w:rFonts w:ascii="NimbusRomNo9L-Regu" w:eastAsia="NimbusRomNo9L-Regu" w:cs="NimbusRomNo9L-Regu"/>
         </w:rPr>
       </w:r>
+      <w:r>
+        <w:rPr>
+          <w:rFonts w:ascii="NimbusRomNo9L-Regu" w:eastAsia="NimbusRomNo9L-Regu" w:cs="NimbusRomNo9L-Regu"/>
+        </w:rPr>
+      </w:r>
     </w:p>
     <w:p>
       <w:pPr>
-        <w:pStyle w:val="775"/>
+        <w:pStyle w:val="954"/>
         <w:pBdr/>
         <w:spacing/>
         <w:ind w:hanging="354" w:left="354"/>
@@ -2523,7 +2329,7 @@
     </w:p>
     <w:p>
       <w:pPr>
-        <w:pStyle w:val="775"/>
+        <w:pStyle w:val="954"/>
         <w:pBdr/>
         <w:spacing/>
         <w:ind w:hanging="354" w:left="354"/>
@@ -2558,7 +2364,7 @@
     </w:p>
     <w:p>
       <w:pPr>
-        <w:pStyle w:val="775"/>
+        <w:pStyle w:val="954"/>
         <w:pBdr/>
         <w:spacing/>
         <w:ind w:hanging="354" w:left="354"/>
@@ -2596,7 +2402,7 @@
     </w:p>
     <w:p>
       <w:pPr>
-        <w:pStyle w:val="775"/>
+        <w:pStyle w:val="954"/>
         <w:numPr>
           <w:ilvl w:val="0"/>
           <w:numId w:val="0"/>
@@ -2611,30 +2417,15 @@
     </w:p>
     <w:p>
       <w:pPr>
-        <w:pStyle w:val="775"/>
+        <w:pStyle w:val="954"/>
         <w:numPr>
           <w:ilvl w:val="0"/>
           <w:numId w:val="0"/>
         </w:numPr>
         <w:pBdr/>
-        <w:spacing/>
-        <w:ind w:hanging="360" w:left="360"/>
-        <w:rPr/>
-      </w:pPr>
-      <w:r/>
-      <w:r/>
-    </w:p>
-    <w:p>
-      <w:pPr>
-        <w:pStyle w:val="775"/>
-        <w:numPr>
-          <w:ilvl w:val="0"/>
-          <w:numId w:val="0"/>
-        </w:numPr>
-        <w:pBdr/>
         <w:spacing w:line="240" w:lineRule="auto"/>
-        <w:ind w:hanging="360" w:left="360"/>
-        <w:jc w:val="center"/>
+        <w:ind w:firstLine="0" w:left="0"/>
+        <w:jc w:val="left"/>
         <w:rPr>
           <w:rFonts w:eastAsia="SimSun"/>
           <w:b/>
@@ -2661,40 +2452,6 @@
           <w:sz w:val="20"/>
           <w:szCs w:val="20"/>
         </w:rPr>
-        <w:t xml:space="preserve">IE</w:t>
-      </w:r>
-      <w:r>
-        <w:rPr>
-          <w:rFonts w:eastAsia="SimSun"/>
-          <w:b/>
-          <w:color w:val="ff0000"/>
-          <w:spacing w:val="-1"/>
-          <w:sz w:val="20"/>
-          <w:szCs w:val="20"/>
-        </w:rPr>
-        <w:t xml:space="preserve">EE conference templates contain guidance text for composing and formatting conference papers. Please ensure that all template text is removed from your conference paper prior to submission to the conference. Failure to remove template text from your paper </w:t>
-      </w:r>
-      <w:r>
-        <w:rPr>
-          <w:rFonts w:eastAsia="SimSun"/>
-          <w:b/>
-          <w:color w:val="ff0000"/>
-          <w:spacing w:val="-1"/>
-          <w:sz w:val="20"/>
-          <w:szCs w:val="20"/>
-        </w:rPr>
-        <w:t xml:space="preserve">may</w:t>
-      </w:r>
-      <w:r>
-        <w:rPr>
-          <w:rFonts w:eastAsia="SimSun"/>
-          <w:b/>
-          <w:color w:val="ff0000"/>
-          <w:spacing w:val="-1"/>
-          <w:sz w:val="20"/>
-          <w:szCs w:val="20"/>
-        </w:rPr>
-        <w:t xml:space="preserve"> result in your paper not being published.</w:t>
       </w:r>
       <w:r>
         <w:rPr>
@@ -2712,6 +2469,7 @@
         <w:pBdr/>
         <w:spacing/>
         <w:ind/>
+        <w:jc w:val="left"/>
         <w:rPr/>
       </w:pPr>
       <w:r>
@@ -2770,7 +2528,7 @@
                         <w:txbxContent>
                           <w:p>
                             <w:pPr>
-                              <w:pStyle w:val="767"/>
+                              <w:pStyle w:val="946"/>
                               <w:pBdr/>
                               <w:spacing/>
                               <w:ind/>
@@ -2783,7 +2541,7 @@
                           </w:p>
                           <w:p>
                             <w:pPr>
-                              <w:pStyle w:val="767"/>
+                              <w:pStyle w:val="946"/>
                               <w:pBdr/>
                               <w:spacing/>
                               <w:ind/>
@@ -2819,7 +2577,7 @@
                   <w:txbxContent>
                     <w:p>
                       <w:pPr>
-                        <w:pStyle w:val="767"/>
+                        <w:pStyle w:val="946"/>
                         <w:pBdr/>
                         <w:spacing/>
                         <w:ind/>
@@ -2832,7 +2590,7 @@
                     </w:p>
                     <w:p>
                       <w:pPr>
-                        <w:pStyle w:val="767"/>
+                        <w:pStyle w:val="946"/>
                         <w:pBdr/>
                         <w:spacing/>
                         <w:ind/>
@@ -2901,7 +2659,7 @@
 <w:ftr xmlns:wpc="http://schemas.microsoft.com/office/word/2010/wordprocessingCanvas" xmlns:mc="http://schemas.openxmlformats.org/markup-compatibility/2006" xmlns:o="urn:schemas-microsoft-com:office:office" xmlns:r="http://schemas.openxmlformats.org/officeDocument/2006/relationships" xmlns:m="http://schemas.openxmlformats.org/officeDocument/2006/math" xmlns:v="urn:schemas-microsoft-com:vml" xmlns:wp14="http://schemas.microsoft.com/office/word/2010/wordprocessingDrawing" xmlns:wp="http://schemas.openxmlformats.org/drawingml/2006/wordprocessingDrawing" xmlns:w10="urn:schemas-microsoft-com:office:word" xmlns:w="http://schemas.openxmlformats.org/wordprocessingml/2006/main" xmlns:w14="http://schemas.microsoft.com/office/word/2010/wordml" xmlns:w15="http://schemas.microsoft.com/office/word/2012/wordml" xmlns:wpg="http://schemas.microsoft.com/office/word/2010/wordprocessingGroup" xmlns:wpi="http://schemas.microsoft.com/office/word/2010/wordprocessingInk" xmlns:wne="http://schemas.microsoft.com/office/word/2006/wordml" xmlns:a="http://schemas.openxmlformats.org/drawingml/2006/main" xmlns:wps="http://schemas.microsoft.com/office/word/2010/wordprocessingShape" mc:Ignorable="w14 w15 wp14">
   <w:p>
     <w:pPr>
-      <w:pStyle w:val="785"/>
+      <w:pStyle w:val="964"/>
       <w:pBdr/>
       <w:spacing/>
       <w:ind/>
@@ -2917,6 +2675,12 @@
         <w:szCs w:val="16"/>
       </w:rPr>
       <w:t xml:space="preserve">XXX-X-XXXX-XXXX-X/XX/$XX.00 ©20XX IEEE</w:t>
+    </w:r>
+    <w:r>
+      <w:rPr>
+        <w:sz w:val="16"/>
+        <w:szCs w:val="16"/>
+      </w:rPr>
     </w:r>
     <w:r>
       <w:rPr>
@@ -4787,7 +4551,7 @@
         <w:spacing/>
         <w:ind w:firstLine="288"/>
       </w:pPr>
-      <w:pStyle w:val="772"/>
+      <w:pStyle w:val="951"/>
       <w:rPr>
         <w:rFonts w:hint="default" w:ascii="Times New Roman" w:hAnsi="Times New Roman" w:cs="Times New Roman"/>
         <w:b w:val="0"/>
@@ -4978,7 +4742,7 @@
         <w:spacing/>
         <w:ind w:hanging="360" w:left="648"/>
       </w:pPr>
-      <w:pStyle w:val="769"/>
+      <w:pStyle w:val="948"/>
       <w:rPr>
         <w:rFonts w:hint="default" w:ascii="Symbol" w:hAnsi="Symbol"/>
       </w:rPr>
@@ -5287,7 +5051,7 @@
         <w:spacing/>
         <w:ind w:firstLine="216"/>
       </w:pPr>
-      <w:pStyle w:val="756"/>
+      <w:pStyle w:val="935"/>
       <w:rPr>
         <w:rFonts w:hint="default" w:ascii="Times New Roman" w:hAnsi="Times New Roman" w:cs="Times New Roman"/>
         <w:caps w:val="0"/>
@@ -5319,7 +5083,7 @@
         <w:spacing/>
         <w:ind w:hanging="288" w:left="288"/>
       </w:pPr>
-      <w:pStyle w:val="757"/>
+      <w:pStyle w:val="936"/>
       <w:rPr>
         <w:rFonts w:hint="default" w:ascii="Times New Roman" w:hAnsi="Times New Roman" w:cs="Times New Roman"/>
         <w:b w:val="0"/>
@@ -5355,7 +5119,7 @@
         <w:spacing/>
         <w:ind w:firstLine="180"/>
       </w:pPr>
-      <w:pStyle w:val="758"/>
+      <w:pStyle w:val="937"/>
       <w:rPr>
         <w:rFonts w:hint="default" w:ascii="Times New Roman" w:hAnsi="Times New Roman" w:cs="Times New Roman"/>
         <w:b w:val="0"/>
@@ -5391,7 +5155,7 @@
         <w:spacing/>
         <w:ind w:firstLine="360"/>
       </w:pPr>
-      <w:pStyle w:val="759"/>
+      <w:pStyle w:val="938"/>
       <w:rPr>
         <w:rFonts w:hint="default" w:ascii="Times New Roman" w:hAnsi="Times New Roman" w:cs="Times New Roman"/>
         <w:b w:val="0"/>
@@ -5513,7 +5277,7 @@
         <w:spacing/>
         <w:ind w:hanging="360" w:left="418"/>
       </w:pPr>
-      <w:pStyle w:val="780"/>
+      <w:pStyle w:val="959"/>
       <w:rPr>
         <w:rFonts w:hint="default" w:ascii="Times New Roman" w:hAnsi="Times New Roman"/>
         <w:b w:val="0"/>
@@ -5663,7 +5427,7 @@
         <w:spacing/>
         <w:ind w:hanging="360" w:left="360"/>
       </w:pPr>
-      <w:pStyle w:val="775"/>
+      <w:pStyle w:val="954"/>
       <w:rPr>
         <w:rFonts w:hint="default" w:ascii="Times New Roman" w:hAnsi="Times New Roman" w:cs="Times New Roman"/>
         <w:b w:val="0"/>
@@ -5801,7 +5565,7 @@
         <w:spacing/>
         <w:ind w:hanging="360" w:left="360"/>
       </w:pPr>
-      <w:pStyle w:val="771"/>
+      <w:pStyle w:val="950"/>
       <w:rPr>
         <w:rFonts w:hint="default" w:ascii="Times New Roman" w:hAnsi="Times New Roman" w:cs="Times New Roman"/>
         <w:b w:val="0"/>
@@ -5983,7 +5747,7 @@
         <w:spacing/>
         <w:ind/>
       </w:pPr>
-      <w:pStyle w:val="781"/>
+      <w:pStyle w:val="960"/>
       <w:rPr>
         <w:rFonts w:hint="default" w:ascii="Times New Roman" w:hAnsi="Times New Roman" w:cs="Times New Roman"/>
         <w:b w:val="0"/>
@@ -6340,9 +6104,9 @@
     <w:lsdException w:name="Bibliography" w:uiPriority="37"/>
     <w:lsdException w:name="TOC Heading" w:uiPriority="39" w:qFormat="1"/>
   </w:latentStyles>
-  <w:style w:type="table" w:styleId="12">
+  <w:style w:type="table" w:styleId="757">
     <w:name w:val="Table Grid"/>
-    <w:basedOn w:val="762"/>
+    <w:basedOn w:val="941"/>
     <w:uiPriority w:val="59"/>
     <w:pPr>
       <w:pBdr/>
@@ -6539,9 +6303,9 @@
       </w:tcPr>
     </w:tblStylePr>
   </w:style>
-  <w:style w:type="table" w:styleId="13">
+  <w:style w:type="table" w:styleId="758">
     <w:name w:val="Table Grid Light"/>
-    <w:basedOn w:val="762"/>
+    <w:basedOn w:val="941"/>
     <w:uiPriority w:val="59"/>
     <w:pPr>
       <w:pBdr/>
@@ -6738,9 +6502,9 @@
       </w:tcPr>
     </w:tblStylePr>
   </w:style>
-  <w:style w:type="table" w:styleId="14">
+  <w:style w:type="table" w:styleId="759">
     <w:name w:val="Plain Table 1"/>
-    <w:basedOn w:val="762"/>
+    <w:basedOn w:val="941"/>
     <w:uiPriority w:val="59"/>
     <w:pPr>
       <w:pBdr/>
@@ -6963,9 +6727,9 @@
       </w:tcPr>
     </w:tblStylePr>
   </w:style>
-  <w:style w:type="table" w:styleId="15">
+  <w:style w:type="table" w:styleId="760">
     <w:name w:val="Plain Table 2"/>
-    <w:basedOn w:val="762"/>
+    <w:basedOn w:val="941"/>
     <w:uiPriority w:val="59"/>
     <w:pPr>
       <w:pBdr/>
@@ -7196,9 +6960,9 @@
       </w:tcPr>
     </w:tblStylePr>
   </w:style>
-  <w:style w:type="table" w:styleId="16">
+  <w:style w:type="table" w:styleId="761">
     <w:name w:val="Plain Table 3"/>
-    <w:basedOn w:val="762"/>
+    <w:basedOn w:val="941"/>
     <w:uiPriority w:val="99"/>
     <w:pPr>
       <w:pBdr/>
@@ -7426,9 +7190,9 @@
       </w:tcPr>
     </w:tblStylePr>
   </w:style>
-  <w:style w:type="table" w:styleId="17">
+  <w:style w:type="table" w:styleId="762">
     <w:name w:val="Plain Table 4"/>
-    <w:basedOn w:val="762"/>
+    <w:basedOn w:val="941"/>
     <w:uiPriority w:val="99"/>
     <w:pPr>
       <w:pBdr/>
@@ -7642,9 +7406,9 @@
       </w:tcPr>
     </w:tblStylePr>
   </w:style>
-  <w:style w:type="table" w:styleId="18">
+  <w:style w:type="table" w:styleId="763">
     <w:name w:val="Plain Table 5"/>
-    <w:basedOn w:val="762"/>
+    <w:basedOn w:val="941"/>
     <w:uiPriority w:val="99"/>
     <w:pPr>
       <w:pBdr/>
@@ -7875,9 +7639,9 @@
       </w:tcPr>
     </w:tblStylePr>
   </w:style>
-  <w:style w:type="table" w:styleId="19">
+  <w:style w:type="table" w:styleId="764">
     <w:name w:val="Grid Table 1 Light"/>
-    <w:basedOn w:val="762"/>
+    <w:basedOn w:val="941"/>
     <w:uiPriority w:val="99"/>
     <w:pPr>
       <w:pBdr/>
@@ -8098,9 +7862,9 @@
       </w:tcPr>
     </w:tblStylePr>
   </w:style>
-  <w:style w:type="table" w:styleId="20">
+  <w:style w:type="table" w:styleId="765">
     <w:name w:val="Grid Table 1 Light - Accent 1"/>
-    <w:basedOn w:val="762"/>
+    <w:basedOn w:val="941"/>
     <w:uiPriority w:val="99"/>
     <w:pPr>
       <w:pBdr/>
@@ -8321,9 +8085,9 @@
       </w:tcPr>
     </w:tblStylePr>
   </w:style>
-  <w:style w:type="table" w:styleId="21">
+  <w:style w:type="table" w:styleId="766">
     <w:name w:val="Grid Table 1 Light - Accent 2"/>
-    <w:basedOn w:val="762"/>
+    <w:basedOn w:val="941"/>
     <w:uiPriority w:val="99"/>
     <w:pPr>
       <w:pBdr/>
@@ -8544,9 +8308,9 @@
       </w:tcPr>
     </w:tblStylePr>
   </w:style>
-  <w:style w:type="table" w:styleId="22">
+  <w:style w:type="table" w:styleId="767">
     <w:name w:val="Grid Table 1 Light - Accent 3"/>
-    <w:basedOn w:val="762"/>
+    <w:basedOn w:val="941"/>
     <w:uiPriority w:val="99"/>
     <w:pPr>
       <w:pBdr/>
@@ -8767,9 +8531,9 @@
       </w:tcPr>
     </w:tblStylePr>
   </w:style>
-  <w:style w:type="table" w:styleId="23">
+  <w:style w:type="table" w:styleId="768">
     <w:name w:val="Grid Table 1 Light - Accent 4"/>
-    <w:basedOn w:val="762"/>
+    <w:basedOn w:val="941"/>
     <w:uiPriority w:val="99"/>
     <w:pPr>
       <w:pBdr/>
@@ -8990,9 +8754,9 @@
       </w:tcPr>
     </w:tblStylePr>
   </w:style>
-  <w:style w:type="table" w:styleId="24">
+  <w:style w:type="table" w:styleId="769">
     <w:name w:val="Grid Table 1 Light - Accent 5"/>
-    <w:basedOn w:val="762"/>
+    <w:basedOn w:val="941"/>
     <w:uiPriority w:val="99"/>
     <w:pPr>
       <w:pBdr/>
@@ -9213,9 +8977,9 @@
       </w:tcPr>
     </w:tblStylePr>
   </w:style>
-  <w:style w:type="table" w:styleId="25">
+  <w:style w:type="table" w:styleId="770">
     <w:name w:val="Grid Table 1 Light - Accent 6"/>
-    <w:basedOn w:val="762"/>
+    <w:basedOn w:val="941"/>
     <w:uiPriority w:val="99"/>
     <w:pPr>
       <w:pBdr/>
@@ -9436,9 +9200,9 @@
       </w:tcPr>
     </w:tblStylePr>
   </w:style>
-  <w:style w:type="table" w:styleId="26">
+  <w:style w:type="table" w:styleId="771">
     <w:name w:val="Grid Table 2"/>
-    <w:basedOn w:val="762"/>
+    <w:basedOn w:val="941"/>
     <w:uiPriority w:val="99"/>
     <w:pPr>
       <w:pBdr/>
@@ -9668,9 +9432,9 @@
       </w:tcPr>
     </w:tblStylePr>
   </w:style>
-  <w:style w:type="table" w:styleId="27">
+  <w:style w:type="table" w:styleId="772">
     <w:name w:val="Grid Table 2 - Accent 1"/>
-    <w:basedOn w:val="762"/>
+    <w:basedOn w:val="941"/>
     <w:uiPriority w:val="99"/>
     <w:pPr>
       <w:pBdr/>
@@ -9900,9 +9664,9 @@
       </w:tcPr>
     </w:tblStylePr>
   </w:style>
-  <w:style w:type="table" w:styleId="28">
+  <w:style w:type="table" w:styleId="773">
     <w:name w:val="Grid Table 2 - Accent 2"/>
-    <w:basedOn w:val="762"/>
+    <w:basedOn w:val="941"/>
     <w:uiPriority w:val="99"/>
     <w:pPr>
       <w:pBdr/>
@@ -10132,9 +9896,9 @@
       </w:tcPr>
     </w:tblStylePr>
   </w:style>
-  <w:style w:type="table" w:styleId="29">
+  <w:style w:type="table" w:styleId="774">
     <w:name w:val="Grid Table 2 - Accent 3"/>
-    <w:basedOn w:val="762"/>
+    <w:basedOn w:val="941"/>
     <w:uiPriority w:val="99"/>
     <w:pPr>
       <w:pBdr/>
@@ -10364,9 +10128,9 @@
       </w:tcPr>
     </w:tblStylePr>
   </w:style>
-  <w:style w:type="table" w:styleId="30">
+  <w:style w:type="table" w:styleId="775">
     <w:name w:val="Grid Table 2 - Accent 4"/>
-    <w:basedOn w:val="762"/>
+    <w:basedOn w:val="941"/>
     <w:uiPriority w:val="99"/>
     <w:pPr>
       <w:pBdr/>
@@ -10596,9 +10360,9 @@
       </w:tcPr>
     </w:tblStylePr>
   </w:style>
-  <w:style w:type="table" w:styleId="31">
+  <w:style w:type="table" w:styleId="776">
     <w:name w:val="Grid Table 2 - Accent 5"/>
-    <w:basedOn w:val="762"/>
+    <w:basedOn w:val="941"/>
     <w:uiPriority w:val="99"/>
     <w:pPr>
       <w:pBdr/>
@@ -10828,9 +10592,9 @@
       </w:tcPr>
     </w:tblStylePr>
   </w:style>
-  <w:style w:type="table" w:styleId="32">
+  <w:style w:type="table" w:styleId="777">
     <w:name w:val="Grid Table 2 - Accent 6"/>
-    <w:basedOn w:val="762"/>
+    <w:basedOn w:val="941"/>
     <w:uiPriority w:val="99"/>
     <w:pPr>
       <w:pBdr/>
@@ -11060,9 +10824,9 @@
       </w:tcPr>
     </w:tblStylePr>
   </w:style>
-  <w:style w:type="table" w:styleId="33">
+  <w:style w:type="table" w:styleId="778">
     <w:name w:val="Grid Table 3"/>
-    <w:basedOn w:val="762"/>
+    <w:basedOn w:val="941"/>
     <w:uiPriority w:val="99"/>
     <w:pPr>
       <w:pBdr/>
@@ -11161,29 +10925,6 @@
         <w:tblBorders/>
       </w:tblPr>
       <w:tcPr>
-        <w:shd w:color="ffffff"/>
-        <w:tcBorders>
-          <w:top w:val="none" w:color="000000" w:sz="4" w:space="0"/>
-          <w:left w:val="none" w:color="000000" w:sz="4" w:space="0"/>
-          <w:bottom w:val="none" w:color="000000" w:sz="4" w:space="0"/>
-          <w:right w:val="none" w:color="000000" w:sz="4" w:space="0"/>
-        </w:tcBorders>
-      </w:tcPr>
-    </w:tblStylePr>
-    <w:tblStylePr w:type="firstRow">
-      <w:rPr>
-        <w:b/>
-        <w:color w:val="404040"/>
-      </w:rPr>
-      <w:pPr>
-        <w:pBdr/>
-        <w:spacing/>
-        <w:ind/>
-      </w:pPr>
-      <w:tblPr>
-        <w:tblBorders/>
-      </w:tblPr>
-      <w:tcPr>
         <w:shd w:val="clear" w:color="ffffff"/>
         <w:tcBorders>
           <w:top w:val="none" w:color="000000" w:sz="4" w:space="0"/>
@@ -11193,30 +10934,7 @@
         </w:tcBorders>
       </w:tcPr>
     </w:tblStylePr>
-    <w:tblStylePr w:type="lastCol">
-      <w:rPr>
-        <w:i/>
-        <w:color w:val="404040"/>
-      </w:rPr>
-      <w:pPr>
-        <w:pBdr/>
-        <w:spacing/>
-        <w:ind/>
-      </w:pPr>
-      <w:tblPr>
-        <w:tblBorders/>
-      </w:tblPr>
-      <w:tcPr>
-        <w:shd w:color="ffffff"/>
-        <w:tcBorders>
-          <w:top w:val="none" w:color="000000" w:sz="4" w:space="0"/>
-          <w:left w:val="none" w:color="000000" w:sz="4" w:space="0"/>
-          <w:bottom w:val="none" w:color="000000" w:sz="4" w:space="0"/>
-          <w:right w:val="none" w:color="000000" w:sz="4" w:space="0"/>
-        </w:tcBorders>
-      </w:tcPr>
-    </w:tblStylePr>
-    <w:tblStylePr w:type="lastRow">
+    <w:tblStylePr w:type="firstRow">
       <w:rPr>
         <w:b/>
         <w:color w:val="404040"/>
@@ -11239,6 +10957,52 @@
         </w:tcBorders>
       </w:tcPr>
     </w:tblStylePr>
+    <w:tblStylePr w:type="lastCol">
+      <w:rPr>
+        <w:i/>
+        <w:color w:val="404040"/>
+      </w:rPr>
+      <w:pPr>
+        <w:pBdr/>
+        <w:spacing/>
+        <w:ind/>
+      </w:pPr>
+      <w:tblPr>
+        <w:tblBorders/>
+      </w:tblPr>
+      <w:tcPr>
+        <w:shd w:val="clear" w:color="ffffff"/>
+        <w:tcBorders>
+          <w:top w:val="none" w:color="000000" w:sz="4" w:space="0"/>
+          <w:left w:val="none" w:color="000000" w:sz="4" w:space="0"/>
+          <w:bottom w:val="none" w:color="000000" w:sz="4" w:space="0"/>
+          <w:right w:val="none" w:color="000000" w:sz="4" w:space="0"/>
+        </w:tcBorders>
+      </w:tcPr>
+    </w:tblStylePr>
+    <w:tblStylePr w:type="lastRow">
+      <w:rPr>
+        <w:b/>
+        <w:color w:val="404040"/>
+      </w:rPr>
+      <w:pPr>
+        <w:pBdr/>
+        <w:spacing/>
+        <w:ind/>
+      </w:pPr>
+      <w:tblPr>
+        <w:tblBorders/>
+      </w:tblPr>
+      <w:tcPr>
+        <w:shd w:val="clear" w:color="ffffff"/>
+        <w:tcBorders>
+          <w:top w:val="none" w:color="000000" w:sz="4" w:space="0"/>
+          <w:left w:val="none" w:color="000000" w:sz="4" w:space="0"/>
+          <w:bottom w:val="none" w:color="000000" w:sz="4" w:space="0"/>
+          <w:right w:val="none" w:color="000000" w:sz="4" w:space="0"/>
+        </w:tcBorders>
+      </w:tcPr>
+    </w:tblStylePr>
     <w:tblStylePr w:type="nwCell">
       <w:pPr>
         <w:pBdr/>
@@ -11305,9 +11069,9 @@
       </w:tcPr>
     </w:tblStylePr>
   </w:style>
-  <w:style w:type="table" w:styleId="34">
+  <w:style w:type="table" w:styleId="779">
     <w:name w:val="Grid Table 3 - Accent 1"/>
-    <w:basedOn w:val="762"/>
+    <w:basedOn w:val="941"/>
     <w:uiPriority w:val="99"/>
     <w:pPr>
       <w:pBdr/>
@@ -11406,29 +11170,6 @@
         <w:tblBorders/>
       </w:tblPr>
       <w:tcPr>
-        <w:shd w:color="ffffff"/>
-        <w:tcBorders>
-          <w:top w:val="none" w:color="000000" w:sz="4" w:space="0"/>
-          <w:left w:val="none" w:color="000000" w:sz="4" w:space="0"/>
-          <w:bottom w:val="none" w:color="000000" w:sz="4" w:space="0"/>
-          <w:right w:val="none" w:color="000000" w:sz="4" w:space="0"/>
-        </w:tcBorders>
-      </w:tcPr>
-    </w:tblStylePr>
-    <w:tblStylePr w:type="firstRow">
-      <w:rPr>
-        <w:b/>
-        <w:color w:val="404040"/>
-      </w:rPr>
-      <w:pPr>
-        <w:pBdr/>
-        <w:spacing/>
-        <w:ind/>
-      </w:pPr>
-      <w:tblPr>
-        <w:tblBorders/>
-      </w:tblPr>
-      <w:tcPr>
         <w:shd w:val="clear" w:color="ffffff"/>
         <w:tcBorders>
           <w:top w:val="none" w:color="000000" w:sz="4" w:space="0"/>
@@ -11438,30 +11179,7 @@
         </w:tcBorders>
       </w:tcPr>
     </w:tblStylePr>
-    <w:tblStylePr w:type="lastCol">
-      <w:rPr>
-        <w:i/>
-        <w:color w:val="404040"/>
-      </w:rPr>
-      <w:pPr>
-        <w:pBdr/>
-        <w:spacing/>
-        <w:ind/>
-      </w:pPr>
-      <w:tblPr>
-        <w:tblBorders/>
-      </w:tblPr>
-      <w:tcPr>
-        <w:shd w:color="ffffff"/>
-        <w:tcBorders>
-          <w:top w:val="none" w:color="000000" w:sz="4" w:space="0"/>
-          <w:left w:val="none" w:color="000000" w:sz="4" w:space="0"/>
-          <w:bottom w:val="none" w:color="000000" w:sz="4" w:space="0"/>
-          <w:right w:val="none" w:color="000000" w:sz="4" w:space="0"/>
-        </w:tcBorders>
-      </w:tcPr>
-    </w:tblStylePr>
-    <w:tblStylePr w:type="lastRow">
+    <w:tblStylePr w:type="firstRow">
       <w:rPr>
         <w:b/>
         <w:color w:val="404040"/>
@@ -11484,6 +11202,52 @@
         </w:tcBorders>
       </w:tcPr>
     </w:tblStylePr>
+    <w:tblStylePr w:type="lastCol">
+      <w:rPr>
+        <w:i/>
+        <w:color w:val="404040"/>
+      </w:rPr>
+      <w:pPr>
+        <w:pBdr/>
+        <w:spacing/>
+        <w:ind/>
+      </w:pPr>
+      <w:tblPr>
+        <w:tblBorders/>
+      </w:tblPr>
+      <w:tcPr>
+        <w:shd w:val="clear" w:color="ffffff"/>
+        <w:tcBorders>
+          <w:top w:val="none" w:color="000000" w:sz="4" w:space="0"/>
+          <w:left w:val="none" w:color="000000" w:sz="4" w:space="0"/>
+          <w:bottom w:val="none" w:color="000000" w:sz="4" w:space="0"/>
+          <w:right w:val="none" w:color="000000" w:sz="4" w:space="0"/>
+        </w:tcBorders>
+      </w:tcPr>
+    </w:tblStylePr>
+    <w:tblStylePr w:type="lastRow">
+      <w:rPr>
+        <w:b/>
+        <w:color w:val="404040"/>
+      </w:rPr>
+      <w:pPr>
+        <w:pBdr/>
+        <w:spacing/>
+        <w:ind/>
+      </w:pPr>
+      <w:tblPr>
+        <w:tblBorders/>
+      </w:tblPr>
+      <w:tcPr>
+        <w:shd w:val="clear" w:color="ffffff"/>
+        <w:tcBorders>
+          <w:top w:val="none" w:color="000000" w:sz="4" w:space="0"/>
+          <w:left w:val="none" w:color="000000" w:sz="4" w:space="0"/>
+          <w:bottom w:val="none" w:color="000000" w:sz="4" w:space="0"/>
+          <w:right w:val="none" w:color="000000" w:sz="4" w:space="0"/>
+        </w:tcBorders>
+      </w:tcPr>
+    </w:tblStylePr>
     <w:tblStylePr w:type="nwCell">
       <w:pPr>
         <w:pBdr/>
@@ -11550,9 +11314,9 @@
       </w:tcPr>
     </w:tblStylePr>
   </w:style>
-  <w:style w:type="table" w:styleId="35">
+  <w:style w:type="table" w:styleId="780">
     <w:name w:val="Grid Table 3 - Accent 2"/>
-    <w:basedOn w:val="762"/>
+    <w:basedOn w:val="941"/>
     <w:uiPriority w:val="99"/>
     <w:pPr>
       <w:pBdr/>
@@ -11651,29 +11415,6 @@
         <w:tblBorders/>
       </w:tblPr>
       <w:tcPr>
-        <w:shd w:color="ffffff"/>
-        <w:tcBorders>
-          <w:top w:val="none" w:color="000000" w:sz="4" w:space="0"/>
-          <w:left w:val="none" w:color="000000" w:sz="4" w:space="0"/>
-          <w:bottom w:val="none" w:color="000000" w:sz="4" w:space="0"/>
-          <w:right w:val="none" w:color="000000" w:sz="4" w:space="0"/>
-        </w:tcBorders>
-      </w:tcPr>
-    </w:tblStylePr>
-    <w:tblStylePr w:type="firstRow">
-      <w:rPr>
-        <w:b/>
-        <w:color w:val="404040"/>
-      </w:rPr>
-      <w:pPr>
-        <w:pBdr/>
-        <w:spacing/>
-        <w:ind/>
-      </w:pPr>
-      <w:tblPr>
-        <w:tblBorders/>
-      </w:tblPr>
-      <w:tcPr>
         <w:shd w:val="clear" w:color="ffffff"/>
         <w:tcBorders>
           <w:top w:val="none" w:color="000000" w:sz="4" w:space="0"/>
@@ -11683,30 +11424,7 @@
         </w:tcBorders>
       </w:tcPr>
     </w:tblStylePr>
-    <w:tblStylePr w:type="lastCol">
-      <w:rPr>
-        <w:i/>
-        <w:color w:val="404040"/>
-      </w:rPr>
-      <w:pPr>
-        <w:pBdr/>
-        <w:spacing/>
-        <w:ind/>
-      </w:pPr>
-      <w:tblPr>
-        <w:tblBorders/>
-      </w:tblPr>
-      <w:tcPr>
-        <w:shd w:color="ffffff"/>
-        <w:tcBorders>
-          <w:top w:val="none" w:color="000000" w:sz="4" w:space="0"/>
-          <w:left w:val="none" w:color="000000" w:sz="4" w:space="0"/>
-          <w:bottom w:val="none" w:color="000000" w:sz="4" w:space="0"/>
-          <w:right w:val="none" w:color="000000" w:sz="4" w:space="0"/>
-        </w:tcBorders>
-      </w:tcPr>
-    </w:tblStylePr>
-    <w:tblStylePr w:type="lastRow">
+    <w:tblStylePr w:type="firstRow">
       <w:rPr>
         <w:b/>
         <w:color w:val="404040"/>
@@ -11729,6 +11447,52 @@
         </w:tcBorders>
       </w:tcPr>
     </w:tblStylePr>
+    <w:tblStylePr w:type="lastCol">
+      <w:rPr>
+        <w:i/>
+        <w:color w:val="404040"/>
+      </w:rPr>
+      <w:pPr>
+        <w:pBdr/>
+        <w:spacing/>
+        <w:ind/>
+      </w:pPr>
+      <w:tblPr>
+        <w:tblBorders/>
+      </w:tblPr>
+      <w:tcPr>
+        <w:shd w:val="clear" w:color="ffffff"/>
+        <w:tcBorders>
+          <w:top w:val="none" w:color="000000" w:sz="4" w:space="0"/>
+          <w:left w:val="none" w:color="000000" w:sz="4" w:space="0"/>
+          <w:bottom w:val="none" w:color="000000" w:sz="4" w:space="0"/>
+          <w:right w:val="none" w:color="000000" w:sz="4" w:space="0"/>
+        </w:tcBorders>
+      </w:tcPr>
+    </w:tblStylePr>
+    <w:tblStylePr w:type="lastRow">
+      <w:rPr>
+        <w:b/>
+        <w:color w:val="404040"/>
+      </w:rPr>
+      <w:pPr>
+        <w:pBdr/>
+        <w:spacing/>
+        <w:ind/>
+      </w:pPr>
+      <w:tblPr>
+        <w:tblBorders/>
+      </w:tblPr>
+      <w:tcPr>
+        <w:shd w:val="clear" w:color="ffffff"/>
+        <w:tcBorders>
+          <w:top w:val="none" w:color="000000" w:sz="4" w:space="0"/>
+          <w:left w:val="none" w:color="000000" w:sz="4" w:space="0"/>
+          <w:bottom w:val="none" w:color="000000" w:sz="4" w:space="0"/>
+          <w:right w:val="none" w:color="000000" w:sz="4" w:space="0"/>
+        </w:tcBorders>
+      </w:tcPr>
+    </w:tblStylePr>
     <w:tblStylePr w:type="nwCell">
       <w:pPr>
         <w:pBdr/>
@@ -11795,9 +11559,9 @@
       </w:tcPr>
     </w:tblStylePr>
   </w:style>
-  <w:style w:type="table" w:styleId="36">
+  <w:style w:type="table" w:styleId="781">
     <w:name w:val="Grid Table 3 - Accent 3"/>
-    <w:basedOn w:val="762"/>
+    <w:basedOn w:val="941"/>
     <w:uiPriority w:val="99"/>
     <w:pPr>
       <w:pBdr/>
@@ -11896,29 +11660,6 @@
         <w:tblBorders/>
       </w:tblPr>
       <w:tcPr>
-        <w:shd w:color="ffffff"/>
-        <w:tcBorders>
-          <w:top w:val="none" w:color="000000" w:sz="4" w:space="0"/>
-          <w:left w:val="none" w:color="000000" w:sz="4" w:space="0"/>
-          <w:bottom w:val="none" w:color="000000" w:sz="4" w:space="0"/>
-          <w:right w:val="none" w:color="000000" w:sz="4" w:space="0"/>
-        </w:tcBorders>
-      </w:tcPr>
-    </w:tblStylePr>
-    <w:tblStylePr w:type="firstRow">
-      <w:rPr>
-        <w:b/>
-        <w:color w:val="404040"/>
-      </w:rPr>
-      <w:pPr>
-        <w:pBdr/>
-        <w:spacing/>
-        <w:ind/>
-      </w:pPr>
-      <w:tblPr>
-        <w:tblBorders/>
-      </w:tblPr>
-      <w:tcPr>
         <w:shd w:val="clear" w:color="ffffff"/>
         <w:tcBorders>
           <w:top w:val="none" w:color="000000" w:sz="4" w:space="0"/>
@@ -11928,30 +11669,7 @@
         </w:tcBorders>
       </w:tcPr>
     </w:tblStylePr>
-    <w:tblStylePr w:type="lastCol">
-      <w:rPr>
-        <w:i/>
-        <w:color w:val="404040"/>
-      </w:rPr>
-      <w:pPr>
-        <w:pBdr/>
-        <w:spacing/>
-        <w:ind/>
-      </w:pPr>
-      <w:tblPr>
-        <w:tblBorders/>
-      </w:tblPr>
-      <w:tcPr>
-        <w:shd w:color="ffffff"/>
-        <w:tcBorders>
-          <w:top w:val="none" w:color="000000" w:sz="4" w:space="0"/>
-          <w:left w:val="none" w:color="000000" w:sz="4" w:space="0"/>
-          <w:bottom w:val="none" w:color="000000" w:sz="4" w:space="0"/>
-          <w:right w:val="none" w:color="000000" w:sz="4" w:space="0"/>
-        </w:tcBorders>
-      </w:tcPr>
-    </w:tblStylePr>
-    <w:tblStylePr w:type="lastRow">
+    <w:tblStylePr w:type="firstRow">
       <w:rPr>
         <w:b/>
         <w:color w:val="404040"/>
@@ -11974,6 +11692,52 @@
         </w:tcBorders>
       </w:tcPr>
     </w:tblStylePr>
+    <w:tblStylePr w:type="lastCol">
+      <w:rPr>
+        <w:i/>
+        <w:color w:val="404040"/>
+      </w:rPr>
+      <w:pPr>
+        <w:pBdr/>
+        <w:spacing/>
+        <w:ind/>
+      </w:pPr>
+      <w:tblPr>
+        <w:tblBorders/>
+      </w:tblPr>
+      <w:tcPr>
+        <w:shd w:val="clear" w:color="ffffff"/>
+        <w:tcBorders>
+          <w:top w:val="none" w:color="000000" w:sz="4" w:space="0"/>
+          <w:left w:val="none" w:color="000000" w:sz="4" w:space="0"/>
+          <w:bottom w:val="none" w:color="000000" w:sz="4" w:space="0"/>
+          <w:right w:val="none" w:color="000000" w:sz="4" w:space="0"/>
+        </w:tcBorders>
+      </w:tcPr>
+    </w:tblStylePr>
+    <w:tblStylePr w:type="lastRow">
+      <w:rPr>
+        <w:b/>
+        <w:color w:val="404040"/>
+      </w:rPr>
+      <w:pPr>
+        <w:pBdr/>
+        <w:spacing/>
+        <w:ind/>
+      </w:pPr>
+      <w:tblPr>
+        <w:tblBorders/>
+      </w:tblPr>
+      <w:tcPr>
+        <w:shd w:val="clear" w:color="ffffff"/>
+        <w:tcBorders>
+          <w:top w:val="none" w:color="000000" w:sz="4" w:space="0"/>
+          <w:left w:val="none" w:color="000000" w:sz="4" w:space="0"/>
+          <w:bottom w:val="none" w:color="000000" w:sz="4" w:space="0"/>
+          <w:right w:val="none" w:color="000000" w:sz="4" w:space="0"/>
+        </w:tcBorders>
+      </w:tcPr>
+    </w:tblStylePr>
     <w:tblStylePr w:type="nwCell">
       <w:pPr>
         <w:pBdr/>
@@ -12040,9 +11804,9 @@
       </w:tcPr>
     </w:tblStylePr>
   </w:style>
-  <w:style w:type="table" w:styleId="37">
+  <w:style w:type="table" w:styleId="782">
     <w:name w:val="Grid Table 3 - Accent 4"/>
-    <w:basedOn w:val="762"/>
+    <w:basedOn w:val="941"/>
     <w:uiPriority w:val="99"/>
     <w:pPr>
       <w:pBdr/>
@@ -12141,29 +11905,6 @@
         <w:tblBorders/>
       </w:tblPr>
       <w:tcPr>
-        <w:shd w:color="ffffff"/>
-        <w:tcBorders>
-          <w:top w:val="none" w:color="000000" w:sz="4" w:space="0"/>
-          <w:left w:val="none" w:color="000000" w:sz="4" w:space="0"/>
-          <w:bottom w:val="none" w:color="000000" w:sz="4" w:space="0"/>
-          <w:right w:val="none" w:color="000000" w:sz="4" w:space="0"/>
-        </w:tcBorders>
-      </w:tcPr>
-    </w:tblStylePr>
-    <w:tblStylePr w:type="firstRow">
-      <w:rPr>
-        <w:b/>
-        <w:color w:val="404040"/>
-      </w:rPr>
-      <w:pPr>
-        <w:pBdr/>
-        <w:spacing/>
-        <w:ind/>
-      </w:pPr>
-      <w:tblPr>
-        <w:tblBorders/>
-      </w:tblPr>
-      <w:tcPr>
         <w:shd w:val="clear" w:color="ffffff"/>
         <w:tcBorders>
           <w:top w:val="none" w:color="000000" w:sz="4" w:space="0"/>
@@ -12173,30 +11914,7 @@
         </w:tcBorders>
       </w:tcPr>
     </w:tblStylePr>
-    <w:tblStylePr w:type="lastCol">
-      <w:rPr>
-        <w:i/>
-        <w:color w:val="404040"/>
-      </w:rPr>
-      <w:pPr>
-        <w:pBdr/>
-        <w:spacing/>
-        <w:ind/>
-      </w:pPr>
-      <w:tblPr>
-        <w:tblBorders/>
-      </w:tblPr>
-      <w:tcPr>
-        <w:shd w:color="ffffff"/>
-        <w:tcBorders>
-          <w:top w:val="none" w:color="000000" w:sz="4" w:space="0"/>
-          <w:left w:val="none" w:color="000000" w:sz="4" w:space="0"/>
-          <w:bottom w:val="none" w:color="000000" w:sz="4" w:space="0"/>
-          <w:right w:val="none" w:color="000000" w:sz="4" w:space="0"/>
-        </w:tcBorders>
-      </w:tcPr>
-    </w:tblStylePr>
-    <w:tblStylePr w:type="lastRow">
+    <w:tblStylePr w:type="firstRow">
       <w:rPr>
         <w:b/>
         <w:color w:val="404040"/>
@@ -12219,6 +11937,52 @@
         </w:tcBorders>
       </w:tcPr>
     </w:tblStylePr>
+    <w:tblStylePr w:type="lastCol">
+      <w:rPr>
+        <w:i/>
+        <w:color w:val="404040"/>
+      </w:rPr>
+      <w:pPr>
+        <w:pBdr/>
+        <w:spacing/>
+        <w:ind/>
+      </w:pPr>
+      <w:tblPr>
+        <w:tblBorders/>
+      </w:tblPr>
+      <w:tcPr>
+        <w:shd w:val="clear" w:color="ffffff"/>
+        <w:tcBorders>
+          <w:top w:val="none" w:color="000000" w:sz="4" w:space="0"/>
+          <w:left w:val="none" w:color="000000" w:sz="4" w:space="0"/>
+          <w:bottom w:val="none" w:color="000000" w:sz="4" w:space="0"/>
+          <w:right w:val="none" w:color="000000" w:sz="4" w:space="0"/>
+        </w:tcBorders>
+      </w:tcPr>
+    </w:tblStylePr>
+    <w:tblStylePr w:type="lastRow">
+      <w:rPr>
+        <w:b/>
+        <w:color w:val="404040"/>
+      </w:rPr>
+      <w:pPr>
+        <w:pBdr/>
+        <w:spacing/>
+        <w:ind/>
+      </w:pPr>
+      <w:tblPr>
+        <w:tblBorders/>
+      </w:tblPr>
+      <w:tcPr>
+        <w:shd w:val="clear" w:color="ffffff"/>
+        <w:tcBorders>
+          <w:top w:val="none" w:color="000000" w:sz="4" w:space="0"/>
+          <w:left w:val="none" w:color="000000" w:sz="4" w:space="0"/>
+          <w:bottom w:val="none" w:color="000000" w:sz="4" w:space="0"/>
+          <w:right w:val="none" w:color="000000" w:sz="4" w:space="0"/>
+        </w:tcBorders>
+      </w:tcPr>
+    </w:tblStylePr>
     <w:tblStylePr w:type="nwCell">
       <w:pPr>
         <w:pBdr/>
@@ -12285,9 +12049,9 @@
       </w:tcPr>
     </w:tblStylePr>
   </w:style>
-  <w:style w:type="table" w:styleId="38">
+  <w:style w:type="table" w:styleId="783">
     <w:name w:val="Grid Table 3 - Accent 5"/>
-    <w:basedOn w:val="762"/>
+    <w:basedOn w:val="941"/>
     <w:uiPriority w:val="99"/>
     <w:pPr>
       <w:pBdr/>
@@ -12386,29 +12150,6 @@
         <w:tblBorders/>
       </w:tblPr>
       <w:tcPr>
-        <w:shd w:color="ffffff"/>
-        <w:tcBorders>
-          <w:top w:val="none" w:color="000000" w:sz="4" w:space="0"/>
-          <w:left w:val="none" w:color="000000" w:sz="4" w:space="0"/>
-          <w:bottom w:val="none" w:color="000000" w:sz="4" w:space="0"/>
-          <w:right w:val="none" w:color="000000" w:sz="4" w:space="0"/>
-        </w:tcBorders>
-      </w:tcPr>
-    </w:tblStylePr>
-    <w:tblStylePr w:type="firstRow">
-      <w:rPr>
-        <w:b/>
-        <w:color w:val="404040"/>
-      </w:rPr>
-      <w:pPr>
-        <w:pBdr/>
-        <w:spacing/>
-        <w:ind/>
-      </w:pPr>
-      <w:tblPr>
-        <w:tblBorders/>
-      </w:tblPr>
-      <w:tcPr>
         <w:shd w:val="clear" w:color="ffffff"/>
         <w:tcBorders>
           <w:top w:val="none" w:color="000000" w:sz="4" w:space="0"/>
@@ -12418,30 +12159,7 @@
         </w:tcBorders>
       </w:tcPr>
     </w:tblStylePr>
-    <w:tblStylePr w:type="lastCol">
-      <w:rPr>
-        <w:i/>
-        <w:color w:val="404040"/>
-      </w:rPr>
-      <w:pPr>
-        <w:pBdr/>
-        <w:spacing/>
-        <w:ind/>
-      </w:pPr>
-      <w:tblPr>
-        <w:tblBorders/>
-      </w:tblPr>
-      <w:tcPr>
-        <w:shd w:color="ffffff"/>
-        <w:tcBorders>
-          <w:top w:val="none" w:color="000000" w:sz="4" w:space="0"/>
-          <w:left w:val="none" w:color="000000" w:sz="4" w:space="0"/>
-          <w:bottom w:val="none" w:color="000000" w:sz="4" w:space="0"/>
-          <w:right w:val="none" w:color="000000" w:sz="4" w:space="0"/>
-        </w:tcBorders>
-      </w:tcPr>
-    </w:tblStylePr>
-    <w:tblStylePr w:type="lastRow">
+    <w:tblStylePr w:type="firstRow">
       <w:rPr>
         <w:b/>
         <w:color w:val="404040"/>
@@ -12464,6 +12182,52 @@
         </w:tcBorders>
       </w:tcPr>
     </w:tblStylePr>
+    <w:tblStylePr w:type="lastCol">
+      <w:rPr>
+        <w:i/>
+        <w:color w:val="404040"/>
+      </w:rPr>
+      <w:pPr>
+        <w:pBdr/>
+        <w:spacing/>
+        <w:ind/>
+      </w:pPr>
+      <w:tblPr>
+        <w:tblBorders/>
+      </w:tblPr>
+      <w:tcPr>
+        <w:shd w:val="clear" w:color="ffffff"/>
+        <w:tcBorders>
+          <w:top w:val="none" w:color="000000" w:sz="4" w:space="0"/>
+          <w:left w:val="none" w:color="000000" w:sz="4" w:space="0"/>
+          <w:bottom w:val="none" w:color="000000" w:sz="4" w:space="0"/>
+          <w:right w:val="none" w:color="000000" w:sz="4" w:space="0"/>
+        </w:tcBorders>
+      </w:tcPr>
+    </w:tblStylePr>
+    <w:tblStylePr w:type="lastRow">
+      <w:rPr>
+        <w:b/>
+        <w:color w:val="404040"/>
+      </w:rPr>
+      <w:pPr>
+        <w:pBdr/>
+        <w:spacing/>
+        <w:ind/>
+      </w:pPr>
+      <w:tblPr>
+        <w:tblBorders/>
+      </w:tblPr>
+      <w:tcPr>
+        <w:shd w:val="clear" w:color="ffffff"/>
+        <w:tcBorders>
+          <w:top w:val="none" w:color="000000" w:sz="4" w:space="0"/>
+          <w:left w:val="none" w:color="000000" w:sz="4" w:space="0"/>
+          <w:bottom w:val="none" w:color="000000" w:sz="4" w:space="0"/>
+          <w:right w:val="none" w:color="000000" w:sz="4" w:space="0"/>
+        </w:tcBorders>
+      </w:tcPr>
+    </w:tblStylePr>
     <w:tblStylePr w:type="nwCell">
       <w:pPr>
         <w:pBdr/>
@@ -12530,9 +12294,9 @@
       </w:tcPr>
     </w:tblStylePr>
   </w:style>
-  <w:style w:type="table" w:styleId="39">
+  <w:style w:type="table" w:styleId="784">
     <w:name w:val="Grid Table 3 - Accent 6"/>
-    <w:basedOn w:val="762"/>
+    <w:basedOn w:val="941"/>
     <w:uiPriority w:val="99"/>
     <w:pPr>
       <w:pBdr/>
@@ -12631,29 +12395,6 @@
         <w:tblBorders/>
       </w:tblPr>
       <w:tcPr>
-        <w:shd w:color="ffffff"/>
-        <w:tcBorders>
-          <w:top w:val="none" w:color="000000" w:sz="4" w:space="0"/>
-          <w:left w:val="none" w:color="000000" w:sz="4" w:space="0"/>
-          <w:bottom w:val="none" w:color="000000" w:sz="4" w:space="0"/>
-          <w:right w:val="none" w:color="000000" w:sz="4" w:space="0"/>
-        </w:tcBorders>
-      </w:tcPr>
-    </w:tblStylePr>
-    <w:tblStylePr w:type="firstRow">
-      <w:rPr>
-        <w:b/>
-        <w:color w:val="404040"/>
-      </w:rPr>
-      <w:pPr>
-        <w:pBdr/>
-        <w:spacing/>
-        <w:ind/>
-      </w:pPr>
-      <w:tblPr>
-        <w:tblBorders/>
-      </w:tblPr>
-      <w:tcPr>
         <w:shd w:val="clear" w:color="ffffff"/>
         <w:tcBorders>
           <w:top w:val="none" w:color="000000" w:sz="4" w:space="0"/>
@@ -12663,30 +12404,7 @@
         </w:tcBorders>
       </w:tcPr>
     </w:tblStylePr>
-    <w:tblStylePr w:type="lastCol">
-      <w:rPr>
-        <w:i/>
-        <w:color w:val="404040"/>
-      </w:rPr>
-      <w:pPr>
-        <w:pBdr/>
-        <w:spacing/>
-        <w:ind/>
-      </w:pPr>
-      <w:tblPr>
-        <w:tblBorders/>
-      </w:tblPr>
-      <w:tcPr>
-        <w:shd w:color="ffffff"/>
-        <w:tcBorders>
-          <w:top w:val="none" w:color="000000" w:sz="4" w:space="0"/>
-          <w:left w:val="none" w:color="000000" w:sz="4" w:space="0"/>
-          <w:bottom w:val="none" w:color="000000" w:sz="4" w:space="0"/>
-          <w:right w:val="none" w:color="000000" w:sz="4" w:space="0"/>
-        </w:tcBorders>
-      </w:tcPr>
-    </w:tblStylePr>
-    <w:tblStylePr w:type="lastRow">
+    <w:tblStylePr w:type="firstRow">
       <w:rPr>
         <w:b/>
         <w:color w:val="404040"/>
@@ -12709,6 +12427,52 @@
         </w:tcBorders>
       </w:tcPr>
     </w:tblStylePr>
+    <w:tblStylePr w:type="lastCol">
+      <w:rPr>
+        <w:i/>
+        <w:color w:val="404040"/>
+      </w:rPr>
+      <w:pPr>
+        <w:pBdr/>
+        <w:spacing/>
+        <w:ind/>
+      </w:pPr>
+      <w:tblPr>
+        <w:tblBorders/>
+      </w:tblPr>
+      <w:tcPr>
+        <w:shd w:val="clear" w:color="ffffff"/>
+        <w:tcBorders>
+          <w:top w:val="none" w:color="000000" w:sz="4" w:space="0"/>
+          <w:left w:val="none" w:color="000000" w:sz="4" w:space="0"/>
+          <w:bottom w:val="none" w:color="000000" w:sz="4" w:space="0"/>
+          <w:right w:val="none" w:color="000000" w:sz="4" w:space="0"/>
+        </w:tcBorders>
+      </w:tcPr>
+    </w:tblStylePr>
+    <w:tblStylePr w:type="lastRow">
+      <w:rPr>
+        <w:b/>
+        <w:color w:val="404040"/>
+      </w:rPr>
+      <w:pPr>
+        <w:pBdr/>
+        <w:spacing/>
+        <w:ind/>
+      </w:pPr>
+      <w:tblPr>
+        <w:tblBorders/>
+      </w:tblPr>
+      <w:tcPr>
+        <w:shd w:val="clear" w:color="ffffff"/>
+        <w:tcBorders>
+          <w:top w:val="none" w:color="000000" w:sz="4" w:space="0"/>
+          <w:left w:val="none" w:color="000000" w:sz="4" w:space="0"/>
+          <w:bottom w:val="none" w:color="000000" w:sz="4" w:space="0"/>
+          <w:right w:val="none" w:color="000000" w:sz="4" w:space="0"/>
+        </w:tcBorders>
+      </w:tcPr>
+    </w:tblStylePr>
     <w:tblStylePr w:type="nwCell">
       <w:pPr>
         <w:pBdr/>
@@ -12775,9 +12539,9 @@
       </w:tcPr>
     </w:tblStylePr>
   </w:style>
-  <w:style w:type="table" w:styleId="40">
+  <w:style w:type="table" w:styleId="785">
     <w:name w:val="Grid Table 4"/>
-    <w:basedOn w:val="762"/>
+    <w:basedOn w:val="941"/>
     <w:uiPriority w:val="59"/>
     <w:pPr>
       <w:pBdr/>
@@ -13008,9 +12772,9 @@
       </w:tcPr>
     </w:tblStylePr>
   </w:style>
-  <w:style w:type="table" w:styleId="41">
+  <w:style w:type="table" w:styleId="786">
     <w:name w:val="Grid Table 4 - Accent 1"/>
-    <w:basedOn w:val="762"/>
+    <w:basedOn w:val="941"/>
     <w:uiPriority w:val="59"/>
     <w:pPr>
       <w:pBdr/>
@@ -13241,9 +13005,9 @@
       </w:tcPr>
     </w:tblStylePr>
   </w:style>
-  <w:style w:type="table" w:styleId="42">
+  <w:style w:type="table" w:styleId="787">
     <w:name w:val="Grid Table 4 - Accent 2"/>
-    <w:basedOn w:val="762"/>
+    <w:basedOn w:val="941"/>
     <w:uiPriority w:val="59"/>
     <w:pPr>
       <w:pBdr/>
@@ -13474,9 +13238,9 @@
       </w:tcPr>
     </w:tblStylePr>
   </w:style>
-  <w:style w:type="table" w:styleId="43">
+  <w:style w:type="table" w:styleId="788">
     <w:name w:val="Grid Table 4 - Accent 3"/>
-    <w:basedOn w:val="762"/>
+    <w:basedOn w:val="941"/>
     <w:uiPriority w:val="59"/>
     <w:pPr>
       <w:pBdr/>
@@ -13707,9 +13471,9 @@
       </w:tcPr>
     </w:tblStylePr>
   </w:style>
-  <w:style w:type="table" w:styleId="44">
+  <w:style w:type="table" w:styleId="789">
     <w:name w:val="Grid Table 4 - Accent 4"/>
-    <w:basedOn w:val="762"/>
+    <w:basedOn w:val="941"/>
     <w:uiPriority w:val="59"/>
     <w:pPr>
       <w:pBdr/>
@@ -13940,9 +13704,9 @@
       </w:tcPr>
     </w:tblStylePr>
   </w:style>
-  <w:style w:type="table" w:styleId="45">
+  <w:style w:type="table" w:styleId="790">
     <w:name w:val="Grid Table 4 - Accent 5"/>
-    <w:basedOn w:val="762"/>
+    <w:basedOn w:val="941"/>
     <w:uiPriority w:val="59"/>
     <w:pPr>
       <w:pBdr/>
@@ -14173,9 +13937,9 @@
       </w:tcPr>
     </w:tblStylePr>
   </w:style>
-  <w:style w:type="table" w:styleId="46">
+  <w:style w:type="table" w:styleId="791">
     <w:name w:val="Grid Table 4 - Accent 6"/>
-    <w:basedOn w:val="762"/>
+    <w:basedOn w:val="941"/>
     <w:uiPriority w:val="59"/>
     <w:pPr>
       <w:pBdr/>
@@ -14406,9 +14170,9 @@
       </w:tcPr>
     </w:tblStylePr>
   </w:style>
-  <w:style w:type="table" w:styleId="47">
+  <w:style w:type="table" w:styleId="792">
     <w:name w:val="Grid Table 5 Dark"/>
-    <w:basedOn w:val="762"/>
+    <w:basedOn w:val="941"/>
     <w:uiPriority w:val="99"/>
     <w:pPr>
       <w:pBdr/>
@@ -14634,9 +14398,9 @@
       </w:tcPr>
     </w:tblStylePr>
   </w:style>
-  <w:style w:type="table" w:styleId="48">
+  <w:style w:type="table" w:styleId="793">
     <w:name w:val="Grid Table 5 Dark- Accent 1"/>
-    <w:basedOn w:val="762"/>
+    <w:basedOn w:val="941"/>
     <w:uiPriority w:val="99"/>
     <w:pPr>
       <w:pBdr/>
@@ -14862,9 +14626,9 @@
       </w:tcPr>
     </w:tblStylePr>
   </w:style>
-  <w:style w:type="table" w:styleId="49">
+  <w:style w:type="table" w:styleId="794">
     <w:name w:val="Grid Table 5 Dark - Accent 2"/>
-    <w:basedOn w:val="762"/>
+    <w:basedOn w:val="941"/>
     <w:uiPriority w:val="99"/>
     <w:pPr>
       <w:pBdr/>
@@ -15090,9 +14854,9 @@
       </w:tcPr>
     </w:tblStylePr>
   </w:style>
-  <w:style w:type="table" w:styleId="50">
+  <w:style w:type="table" w:styleId="795">
     <w:name w:val="Grid Table 5 Dark - Accent 3"/>
-    <w:basedOn w:val="762"/>
+    <w:basedOn w:val="941"/>
     <w:uiPriority w:val="99"/>
     <w:pPr>
       <w:pBdr/>
@@ -15318,9 +15082,9 @@
       </w:tcPr>
     </w:tblStylePr>
   </w:style>
-  <w:style w:type="table" w:styleId="51">
+  <w:style w:type="table" w:styleId="796">
     <w:name w:val="Grid Table 5 Dark- Accent 4"/>
-    <w:basedOn w:val="762"/>
+    <w:basedOn w:val="941"/>
     <w:uiPriority w:val="99"/>
     <w:pPr>
       <w:pBdr/>
@@ -15546,9 +15310,9 @@
       </w:tcPr>
     </w:tblStylePr>
   </w:style>
-  <w:style w:type="table" w:styleId="52">
+  <w:style w:type="table" w:styleId="797">
     <w:name w:val="Grid Table 5 Dark - Accent 5"/>
-    <w:basedOn w:val="762"/>
+    <w:basedOn w:val="941"/>
     <w:uiPriority w:val="99"/>
     <w:pPr>
       <w:pBdr/>
@@ -15774,9 +15538,9 @@
       </w:tcPr>
     </w:tblStylePr>
   </w:style>
-  <w:style w:type="table" w:styleId="53">
+  <w:style w:type="table" w:styleId="798">
     <w:name w:val="Grid Table 5 Dark - Accent 6"/>
-    <w:basedOn w:val="762"/>
+    <w:basedOn w:val="941"/>
     <w:uiPriority w:val="99"/>
     <w:pPr>
       <w:pBdr/>
@@ -16002,9 +15766,9 @@
       </w:tcPr>
     </w:tblStylePr>
   </w:style>
-  <w:style w:type="table" w:styleId="54">
+  <w:style w:type="table" w:styleId="799">
     <w:name w:val="Grid Table 6 Colorful"/>
-    <w:basedOn w:val="762"/>
+    <w:basedOn w:val="941"/>
     <w:uiPriority w:val="99"/>
     <w:pPr>
       <w:pBdr/>
@@ -16232,9 +15996,9 @@
       </w:tcPr>
     </w:tblStylePr>
   </w:style>
-  <w:style w:type="table" w:styleId="55">
+  <w:style w:type="table" w:styleId="800">
     <w:name w:val="Grid Table 6 Colorful - Accent 1"/>
-    <w:basedOn w:val="762"/>
+    <w:basedOn w:val="941"/>
     <w:uiPriority w:val="99"/>
     <w:pPr>
       <w:pBdr/>
@@ -16462,9 +16226,9 @@
       </w:tcPr>
     </w:tblStylePr>
   </w:style>
-  <w:style w:type="table" w:styleId="56">
+  <w:style w:type="table" w:styleId="801">
     <w:name w:val="Grid Table 6 Colorful - Accent 2"/>
-    <w:basedOn w:val="762"/>
+    <w:basedOn w:val="941"/>
     <w:uiPriority w:val="99"/>
     <w:pPr>
       <w:pBdr/>
@@ -16692,9 +16456,9 @@
       </w:tcPr>
     </w:tblStylePr>
   </w:style>
-  <w:style w:type="table" w:styleId="57">
+  <w:style w:type="table" w:styleId="802">
     <w:name w:val="Grid Table 6 Colorful - Accent 3"/>
-    <w:basedOn w:val="762"/>
+    <w:basedOn w:val="941"/>
     <w:uiPriority w:val="99"/>
     <w:pPr>
       <w:pBdr/>
@@ -16922,9 +16686,9 @@
       </w:tcPr>
     </w:tblStylePr>
   </w:style>
-  <w:style w:type="table" w:styleId="58">
+  <w:style w:type="table" w:styleId="803">
     <w:name w:val="Grid Table 6 Colorful - Accent 4"/>
-    <w:basedOn w:val="762"/>
+    <w:basedOn w:val="941"/>
     <w:uiPriority w:val="99"/>
     <w:pPr>
       <w:pBdr/>
@@ -17152,9 +16916,9 @@
       </w:tcPr>
     </w:tblStylePr>
   </w:style>
-  <w:style w:type="table" w:styleId="59">
+  <w:style w:type="table" w:styleId="804">
     <w:name w:val="Grid Table 6 Colorful - Accent 5"/>
-    <w:basedOn w:val="762"/>
+    <w:basedOn w:val="941"/>
     <w:uiPriority w:val="99"/>
     <w:pPr>
       <w:pBdr/>
@@ -17382,9 +17146,9 @@
       </w:tcPr>
     </w:tblStylePr>
   </w:style>
-  <w:style w:type="table" w:styleId="60">
+  <w:style w:type="table" w:styleId="805">
     <w:name w:val="Grid Table 6 Colorful - Accent 6"/>
-    <w:basedOn w:val="762"/>
+    <w:basedOn w:val="941"/>
     <w:uiPriority w:val="99"/>
     <w:pPr>
       <w:pBdr/>
@@ -17612,9 +17376,9 @@
       </w:tcPr>
     </w:tblStylePr>
   </w:style>
-  <w:style w:type="table" w:styleId="61">
+  <w:style w:type="table" w:styleId="806">
     <w:name w:val="Grid Table 7 Colorful"/>
-    <w:basedOn w:val="762"/>
+    <w:basedOn w:val="941"/>
     <w:uiPriority w:val="99"/>
     <w:pPr>
       <w:pBdr/>
@@ -17716,11 +17480,11 @@
         <w:tblBorders/>
       </w:tblPr>
       <w:tcPr>
-        <w:shd w:color="ffffff"/>
+        <w:shd w:val="clear" w:color="ffffff"/>
         <w:tcBorders>
-          <w:top w:val="none"/>
-          <w:left w:val="none"/>
-          <w:bottom w:val="none"/>
+          <w:top w:val="none" w:color="000000" w:sz="4" w:space="0"/>
+          <w:left w:val="none" w:color="000000" w:sz="4" w:space="0"/>
+          <w:bottom w:val="none" w:color="000000" w:sz="4" w:space="0"/>
           <w:right w:val="single" w:color="000000" w:themeColor="text1" w:themeTint="80" w:sz="4" w:space="0"/>
         </w:tcBorders>
       </w:tcPr>
@@ -17743,10 +17507,10 @@
       <w:tcPr>
         <w:shd w:val="clear" w:color="ffffff" w:themeColor="light1" w:fill="ffffff" w:themeFill="light1"/>
         <w:tcBorders>
-          <w:top w:val="none"/>
-          <w:left w:val="none"/>
+          <w:top w:val="none" w:color="000000" w:sz="4" w:space="0"/>
+          <w:left w:val="none" w:color="000000" w:sz="4" w:space="0"/>
           <w:bottom w:val="single" w:color="000000" w:themeColor="text1" w:themeTint="80" w:sz="4" w:space="0"/>
-          <w:right w:val="none"/>
+          <w:right w:val="none" w:color="000000" w:sz="4" w:space="0"/>
         </w:tcBorders>
       </w:tcPr>
     </w:tblStylePr>
@@ -17766,12 +17530,12 @@
         <w:tblBorders/>
       </w:tblPr>
       <w:tcPr>
-        <w:shd w:color="ffffff"/>
+        <w:shd w:val="clear" w:color="ffffff"/>
         <w:tcBorders>
-          <w:top w:val="none"/>
+          <w:top w:val="none" w:color="000000" w:sz="4" w:space="0"/>
           <w:left w:val="single" w:color="000000" w:themeColor="text1" w:themeTint="80" w:sz="4" w:space="0"/>
-          <w:bottom w:val="none"/>
-          <w:right w:val="none"/>
+          <w:bottom w:val="none" w:color="000000" w:sz="4" w:space="0"/>
+          <w:right w:val="none" w:color="000000" w:sz="4" w:space="0"/>
         </w:tcBorders>
       </w:tcPr>
     </w:tblStylePr>
@@ -17794,9 +17558,9 @@
         <w:shd w:val="clear" w:color="ffffff" w:themeColor="light1" w:fill="ffffff" w:themeFill="light1"/>
         <w:tcBorders>
           <w:top w:val="single" w:color="000000" w:themeColor="text1" w:themeTint="80" w:sz="4" w:space="0"/>
-          <w:left w:val="none"/>
-          <w:bottom w:val="none"/>
-          <w:right w:val="none"/>
+          <w:left w:val="none" w:color="000000" w:sz="4" w:space="0"/>
+          <w:bottom w:val="none" w:color="000000" w:sz="4" w:space="0"/>
+          <w:right w:val="none" w:color="000000" w:sz="4" w:space="0"/>
         </w:tcBorders>
       </w:tcPr>
     </w:tblStylePr>
@@ -17866,9 +17630,9 @@
       </w:tcPr>
     </w:tblStylePr>
   </w:style>
-  <w:style w:type="table" w:styleId="62">
+  <w:style w:type="table" w:styleId="807">
     <w:name w:val="Grid Table 7 Colorful - Accent 1"/>
-    <w:basedOn w:val="762"/>
+    <w:basedOn w:val="941"/>
     <w:uiPriority w:val="99"/>
     <w:pPr>
       <w:pBdr/>
@@ -17970,11 +17734,11 @@
         <w:tblBorders/>
       </w:tblPr>
       <w:tcPr>
-        <w:shd w:color="ffffff"/>
+        <w:shd w:val="clear" w:color="ffffff"/>
         <w:tcBorders>
-          <w:top w:val="none"/>
-          <w:left w:val="none"/>
-          <w:bottom w:val="none"/>
+          <w:top w:val="none" w:color="000000" w:sz="4" w:space="0"/>
+          <w:left w:val="none" w:color="000000" w:sz="4" w:space="0"/>
+          <w:bottom w:val="none" w:color="000000" w:sz="4" w:space="0"/>
           <w:right w:val="single" w:color="000000" w:themeColor="accent1" w:themeTint="80" w:sz="4" w:space="0"/>
         </w:tcBorders>
       </w:tcPr>
@@ -17997,10 +17761,10 @@
       <w:tcPr>
         <w:shd w:val="clear" w:color="ffffff" w:themeColor="light1" w:fill="ffffff" w:themeFill="light1"/>
         <w:tcBorders>
-          <w:top w:val="none"/>
-          <w:left w:val="none"/>
+          <w:top w:val="none" w:color="000000" w:sz="4" w:space="0"/>
+          <w:left w:val="none" w:color="000000" w:sz="4" w:space="0"/>
           <w:bottom w:val="single" w:color="000000" w:themeColor="accent1" w:themeTint="80" w:sz="4" w:space="0"/>
-          <w:right w:val="none"/>
+          <w:right w:val="none" w:color="000000" w:sz="4" w:space="0"/>
         </w:tcBorders>
       </w:tcPr>
     </w:tblStylePr>
@@ -18020,12 +17784,12 @@
         <w:tblBorders/>
       </w:tblPr>
       <w:tcPr>
-        <w:shd w:color="ffffff"/>
+        <w:shd w:val="clear" w:color="ffffff"/>
         <w:tcBorders>
-          <w:top w:val="none"/>
+          <w:top w:val="none" w:color="000000" w:sz="4" w:space="0"/>
           <w:left w:val="single" w:color="000000" w:themeColor="accent1" w:themeTint="80" w:sz="4" w:space="0"/>
-          <w:bottom w:val="none"/>
-          <w:right w:val="none"/>
+          <w:bottom w:val="none" w:color="000000" w:sz="4" w:space="0"/>
+          <w:right w:val="none" w:color="000000" w:sz="4" w:space="0"/>
         </w:tcBorders>
       </w:tcPr>
     </w:tblStylePr>
@@ -18048,9 +17812,9 @@
         <w:shd w:val="clear" w:color="ffffff" w:themeColor="light1" w:fill="ffffff" w:themeFill="light1"/>
         <w:tcBorders>
           <w:top w:val="single" w:color="000000" w:themeColor="accent1" w:themeTint="80" w:sz="4" w:space="0"/>
-          <w:left w:val="none"/>
-          <w:bottom w:val="none"/>
-          <w:right w:val="none"/>
+          <w:left w:val="none" w:color="000000" w:sz="4" w:space="0"/>
+          <w:bottom w:val="none" w:color="000000" w:sz="4" w:space="0"/>
+          <w:right w:val="none" w:color="000000" w:sz="4" w:space="0"/>
         </w:tcBorders>
       </w:tcPr>
     </w:tblStylePr>
@@ -18120,9 +17884,9 @@
       </w:tcPr>
     </w:tblStylePr>
   </w:style>
-  <w:style w:type="table" w:styleId="63">
+  <w:style w:type="table" w:styleId="808">
     <w:name w:val="Grid Table 7 Colorful - Accent 2"/>
-    <w:basedOn w:val="762"/>
+    <w:basedOn w:val="941"/>
     <w:uiPriority w:val="99"/>
     <w:pPr>
       <w:pBdr/>
@@ -18224,11 +17988,11 @@
         <w:tblBorders/>
       </w:tblPr>
       <w:tcPr>
-        <w:shd w:color="ffffff"/>
+        <w:shd w:val="clear" w:color="ffffff"/>
         <w:tcBorders>
-          <w:top w:val="none"/>
-          <w:left w:val="none"/>
-          <w:bottom w:val="none"/>
+          <w:top w:val="none" w:color="000000" w:sz="4" w:space="0"/>
+          <w:left w:val="none" w:color="000000" w:sz="4" w:space="0"/>
+          <w:bottom w:val="none" w:color="000000" w:sz="4" w:space="0"/>
           <w:right w:val="single" w:color="000000" w:themeColor="accent2" w:themeTint="97" w:sz="4" w:space="0"/>
         </w:tcBorders>
       </w:tcPr>
@@ -18251,10 +18015,10 @@
       <w:tcPr>
         <w:shd w:val="clear" w:color="ffffff" w:themeColor="light1" w:fill="ffffff" w:themeFill="light1"/>
         <w:tcBorders>
-          <w:top w:val="none"/>
-          <w:left w:val="none"/>
+          <w:top w:val="none" w:color="000000" w:sz="4" w:space="0"/>
+          <w:left w:val="none" w:color="000000" w:sz="4" w:space="0"/>
           <w:bottom w:val="single" w:color="000000" w:themeColor="accent2" w:themeTint="97" w:sz="4" w:space="0"/>
-          <w:right w:val="none"/>
+          <w:right w:val="none" w:color="000000" w:sz="4" w:space="0"/>
         </w:tcBorders>
       </w:tcPr>
     </w:tblStylePr>
@@ -18274,12 +18038,12 @@
         <w:tblBorders/>
       </w:tblPr>
       <w:tcPr>
-        <w:shd w:color="ffffff"/>
+        <w:shd w:val="clear" w:color="ffffff"/>
         <w:tcBorders>
-          <w:top w:val="none"/>
+          <w:top w:val="none" w:color="000000" w:sz="4" w:space="0"/>
           <w:left w:val="single" w:color="000000" w:themeColor="accent2" w:themeTint="97" w:sz="4" w:space="0"/>
-          <w:bottom w:val="none"/>
-          <w:right w:val="none"/>
+          <w:bottom w:val="none" w:color="000000" w:sz="4" w:space="0"/>
+          <w:right w:val="none" w:color="000000" w:sz="4" w:space="0"/>
         </w:tcBorders>
       </w:tcPr>
     </w:tblStylePr>
@@ -18302,9 +18066,9 @@
         <w:shd w:val="clear" w:color="ffffff" w:themeColor="light1" w:fill="ffffff" w:themeFill="light1"/>
         <w:tcBorders>
           <w:top w:val="single" w:color="000000" w:themeColor="accent2" w:themeTint="97" w:sz="4" w:space="0"/>
-          <w:left w:val="none"/>
-          <w:bottom w:val="none"/>
-          <w:right w:val="none"/>
+          <w:left w:val="none" w:color="000000" w:sz="4" w:space="0"/>
+          <w:bottom w:val="none" w:color="000000" w:sz="4" w:space="0"/>
+          <w:right w:val="none" w:color="000000" w:sz="4" w:space="0"/>
         </w:tcBorders>
       </w:tcPr>
     </w:tblStylePr>
@@ -18374,9 +18138,9 @@
       </w:tcPr>
     </w:tblStylePr>
   </w:style>
-  <w:style w:type="table" w:styleId="64">
+  <w:style w:type="table" w:styleId="809">
     <w:name w:val="Grid Table 7 Colorful - Accent 3"/>
-    <w:basedOn w:val="762"/>
+    <w:basedOn w:val="941"/>
     <w:uiPriority w:val="99"/>
     <w:pPr>
       <w:pBdr/>
@@ -18478,11 +18242,11 @@
         <w:tblBorders/>
       </w:tblPr>
       <w:tcPr>
-        <w:shd w:color="ffffff"/>
+        <w:shd w:val="clear" w:color="ffffff"/>
         <w:tcBorders>
-          <w:top w:val="none"/>
-          <w:left w:val="none"/>
-          <w:bottom w:val="none"/>
+          <w:top w:val="none" w:color="000000" w:sz="4" w:space="0"/>
+          <w:left w:val="none" w:color="000000" w:sz="4" w:space="0"/>
+          <w:bottom w:val="none" w:color="000000" w:sz="4" w:space="0"/>
           <w:right w:val="single" w:color="000000" w:themeColor="accent3" w:themeTint="FE" w:sz="4" w:space="0"/>
         </w:tcBorders>
       </w:tcPr>
@@ -18505,10 +18269,10 @@
       <w:tcPr>
         <w:shd w:val="clear" w:color="ffffff" w:themeColor="light1" w:fill="ffffff" w:themeFill="light1"/>
         <w:tcBorders>
-          <w:top w:val="none"/>
-          <w:left w:val="none"/>
+          <w:top w:val="none" w:color="000000" w:sz="4" w:space="0"/>
+          <w:left w:val="none" w:color="000000" w:sz="4" w:space="0"/>
           <w:bottom w:val="single" w:color="000000" w:themeColor="accent3" w:themeTint="FE" w:sz="4" w:space="0"/>
-          <w:right w:val="none"/>
+          <w:right w:val="none" w:color="000000" w:sz="4" w:space="0"/>
         </w:tcBorders>
       </w:tcPr>
     </w:tblStylePr>
@@ -18528,12 +18292,12 @@
         <w:tblBorders/>
       </w:tblPr>
       <w:tcPr>
-        <w:shd w:color="ffffff"/>
+        <w:shd w:val="clear" w:color="ffffff"/>
         <w:tcBorders>
-          <w:top w:val="none"/>
+          <w:top w:val="none" w:color="000000" w:sz="4" w:space="0"/>
           <w:left w:val="single" w:color="000000" w:themeColor="accent3" w:themeTint="FE" w:sz="4" w:space="0"/>
-          <w:bottom w:val="none"/>
-          <w:right w:val="none"/>
+          <w:bottom w:val="none" w:color="000000" w:sz="4" w:space="0"/>
+          <w:right w:val="none" w:color="000000" w:sz="4" w:space="0"/>
         </w:tcBorders>
       </w:tcPr>
     </w:tblStylePr>
@@ -18556,9 +18320,9 @@
         <w:shd w:val="clear" w:color="ffffff" w:themeColor="light1" w:fill="ffffff" w:themeFill="light1"/>
         <w:tcBorders>
           <w:top w:val="single" w:color="000000" w:themeColor="accent3" w:themeTint="FE" w:sz="4" w:space="0"/>
-          <w:left w:val="none"/>
-          <w:bottom w:val="none"/>
-          <w:right w:val="none"/>
+          <w:left w:val="none" w:color="000000" w:sz="4" w:space="0"/>
+          <w:bottom w:val="none" w:color="000000" w:sz="4" w:space="0"/>
+          <w:right w:val="none" w:color="000000" w:sz="4" w:space="0"/>
         </w:tcBorders>
       </w:tcPr>
     </w:tblStylePr>
@@ -18628,9 +18392,9 @@
       </w:tcPr>
     </w:tblStylePr>
   </w:style>
-  <w:style w:type="table" w:styleId="65">
+  <w:style w:type="table" w:styleId="810">
     <w:name w:val="Grid Table 7 Colorful - Accent 4"/>
-    <w:basedOn w:val="762"/>
+    <w:basedOn w:val="941"/>
     <w:uiPriority w:val="99"/>
     <w:pPr>
       <w:pBdr/>
@@ -18732,11 +18496,11 @@
         <w:tblBorders/>
       </w:tblPr>
       <w:tcPr>
-        <w:shd w:color="ffffff"/>
+        <w:shd w:val="clear" w:color="ffffff"/>
         <w:tcBorders>
-          <w:top w:val="none"/>
-          <w:left w:val="none"/>
-          <w:bottom w:val="none"/>
+          <w:top w:val="none" w:color="000000" w:sz="4" w:space="0"/>
+          <w:left w:val="none" w:color="000000" w:sz="4" w:space="0"/>
+          <w:bottom w:val="none" w:color="000000" w:sz="4" w:space="0"/>
           <w:right w:val="single" w:color="000000" w:themeColor="accent4" w:themeTint="9A" w:sz="4" w:space="0"/>
         </w:tcBorders>
       </w:tcPr>
@@ -18759,10 +18523,10 @@
       <w:tcPr>
         <w:shd w:val="clear" w:color="ffffff" w:themeColor="light1" w:fill="ffffff" w:themeFill="light1"/>
         <w:tcBorders>
-          <w:top w:val="none"/>
-          <w:left w:val="none"/>
+          <w:top w:val="none" w:color="000000" w:sz="4" w:space="0"/>
+          <w:left w:val="none" w:color="000000" w:sz="4" w:space="0"/>
           <w:bottom w:val="single" w:color="000000" w:themeColor="accent4" w:themeTint="9A" w:sz="4" w:space="0"/>
-          <w:right w:val="none"/>
+          <w:right w:val="none" w:color="000000" w:sz="4" w:space="0"/>
         </w:tcBorders>
       </w:tcPr>
     </w:tblStylePr>
@@ -18782,12 +18546,12 @@
         <w:tblBorders/>
       </w:tblPr>
       <w:tcPr>
-        <w:shd w:color="ffffff"/>
+        <w:shd w:val="clear" w:color="ffffff"/>
         <w:tcBorders>
-          <w:top w:val="none"/>
+          <w:top w:val="none" w:color="000000" w:sz="4" w:space="0"/>
           <w:left w:val="single" w:color="000000" w:themeColor="accent4" w:themeTint="9A" w:sz="4" w:space="0"/>
-          <w:bottom w:val="none"/>
-          <w:right w:val="none"/>
+          <w:bottom w:val="none" w:color="000000" w:sz="4" w:space="0"/>
+          <w:right w:val="none" w:color="000000" w:sz="4" w:space="0"/>
         </w:tcBorders>
       </w:tcPr>
     </w:tblStylePr>
@@ -18810,9 +18574,9 @@
         <w:shd w:val="clear" w:color="ffffff" w:themeColor="light1" w:fill="ffffff" w:themeFill="light1"/>
         <w:tcBorders>
           <w:top w:val="single" w:color="000000" w:themeColor="accent4" w:themeTint="9A" w:sz="4" w:space="0"/>
-          <w:left w:val="none"/>
-          <w:bottom w:val="none"/>
-          <w:right w:val="none"/>
+          <w:left w:val="none" w:color="000000" w:sz="4" w:space="0"/>
+          <w:bottom w:val="none" w:color="000000" w:sz="4" w:space="0"/>
+          <w:right w:val="none" w:color="000000" w:sz="4" w:space="0"/>
         </w:tcBorders>
       </w:tcPr>
     </w:tblStylePr>
@@ -18882,9 +18646,9 @@
       </w:tcPr>
     </w:tblStylePr>
   </w:style>
-  <w:style w:type="table" w:styleId="66">
+  <w:style w:type="table" w:styleId="811">
     <w:name w:val="Grid Table 7 Colorful - Accent 5"/>
-    <w:basedOn w:val="762"/>
+    <w:basedOn w:val="941"/>
     <w:uiPriority w:val="99"/>
     <w:pPr>
       <w:pBdr/>
@@ -18986,11 +18750,11 @@
         <w:tblBorders/>
       </w:tblPr>
       <w:tcPr>
-        <w:shd w:color="ffffff"/>
+        <w:shd w:val="clear" w:color="ffffff"/>
         <w:tcBorders>
-          <w:top w:val="none"/>
-          <w:left w:val="none"/>
-          <w:bottom w:val="none"/>
+          <w:top w:val="none" w:color="000000" w:sz="4" w:space="0"/>
+          <w:left w:val="none" w:color="000000" w:sz="4" w:space="0"/>
+          <w:bottom w:val="none" w:color="000000" w:sz="4" w:space="0"/>
           <w:right w:val="single" w:color="000000" w:themeColor="accent5" w:themeTint="90" w:sz="4" w:space="0"/>
         </w:tcBorders>
       </w:tcPr>
@@ -19013,10 +18777,10 @@
       <w:tcPr>
         <w:shd w:val="clear" w:color="ffffff" w:themeColor="light1" w:fill="ffffff" w:themeFill="light1"/>
         <w:tcBorders>
-          <w:top w:val="none"/>
-          <w:left w:val="none"/>
+          <w:top w:val="none" w:color="000000" w:sz="4" w:space="0"/>
+          <w:left w:val="none" w:color="000000" w:sz="4" w:space="0"/>
           <w:bottom w:val="single" w:color="000000" w:themeColor="accent5" w:themeTint="90" w:sz="4" w:space="0"/>
-          <w:right w:val="none"/>
+          <w:right w:val="none" w:color="000000" w:sz="4" w:space="0"/>
         </w:tcBorders>
       </w:tcPr>
     </w:tblStylePr>
@@ -19036,12 +18800,12 @@
         <w:tblBorders/>
       </w:tblPr>
       <w:tcPr>
-        <w:shd w:color="ffffff"/>
+        <w:shd w:val="clear" w:color="ffffff"/>
         <w:tcBorders>
-          <w:top w:val="none"/>
+          <w:top w:val="none" w:color="000000" w:sz="4" w:space="0"/>
           <w:left w:val="single" w:color="000000" w:themeColor="accent5" w:themeTint="90" w:sz="4" w:space="0"/>
-          <w:bottom w:val="none"/>
-          <w:right w:val="none"/>
+          <w:bottom w:val="none" w:color="000000" w:sz="4" w:space="0"/>
+          <w:right w:val="none" w:color="000000" w:sz="4" w:space="0"/>
         </w:tcBorders>
       </w:tcPr>
     </w:tblStylePr>
@@ -19064,9 +18828,9 @@
         <w:shd w:val="clear" w:color="ffffff" w:themeColor="light1" w:fill="ffffff" w:themeFill="light1"/>
         <w:tcBorders>
           <w:top w:val="single" w:color="000000" w:themeColor="accent5" w:themeTint="90" w:sz="4" w:space="0"/>
-          <w:left w:val="none"/>
-          <w:bottom w:val="none"/>
-          <w:right w:val="none"/>
+          <w:left w:val="none" w:color="000000" w:sz="4" w:space="0"/>
+          <w:bottom w:val="none" w:color="000000" w:sz="4" w:space="0"/>
+          <w:right w:val="none" w:color="000000" w:sz="4" w:space="0"/>
         </w:tcBorders>
       </w:tcPr>
     </w:tblStylePr>
@@ -19136,9 +18900,9 @@
       </w:tcPr>
     </w:tblStylePr>
   </w:style>
-  <w:style w:type="table" w:styleId="67">
+  <w:style w:type="table" w:styleId="812">
     <w:name w:val="Grid Table 7 Colorful - Accent 6"/>
-    <w:basedOn w:val="762"/>
+    <w:basedOn w:val="941"/>
     <w:uiPriority w:val="99"/>
     <w:pPr>
       <w:pBdr/>
@@ -19240,11 +19004,11 @@
         <w:tblBorders/>
       </w:tblPr>
       <w:tcPr>
-        <w:shd w:color="ffffff"/>
+        <w:shd w:val="clear" w:color="ffffff"/>
         <w:tcBorders>
-          <w:top w:val="none"/>
-          <w:left w:val="none"/>
-          <w:bottom w:val="none"/>
+          <w:top w:val="none" w:color="000000" w:sz="4" w:space="0"/>
+          <w:left w:val="none" w:color="000000" w:sz="4" w:space="0"/>
+          <w:bottom w:val="none" w:color="000000" w:sz="4" w:space="0"/>
           <w:right w:val="single" w:color="000000" w:themeColor="accent6" w:themeTint="90" w:sz="4" w:space="0"/>
         </w:tcBorders>
       </w:tcPr>
@@ -19267,10 +19031,10 @@
       <w:tcPr>
         <w:shd w:val="clear" w:color="ffffff" w:themeColor="light1" w:fill="ffffff" w:themeFill="light1"/>
         <w:tcBorders>
-          <w:top w:val="none"/>
-          <w:left w:val="none"/>
+          <w:top w:val="none" w:color="000000" w:sz="4" w:space="0"/>
+          <w:left w:val="none" w:color="000000" w:sz="4" w:space="0"/>
           <w:bottom w:val="single" w:color="000000" w:themeColor="accent6" w:themeTint="90" w:sz="4" w:space="0"/>
-          <w:right w:val="none"/>
+          <w:right w:val="none" w:color="000000" w:sz="4" w:space="0"/>
         </w:tcBorders>
       </w:tcPr>
     </w:tblStylePr>
@@ -19290,12 +19054,12 @@
         <w:tblBorders/>
       </w:tblPr>
       <w:tcPr>
-        <w:shd w:color="ffffff"/>
+        <w:shd w:val="clear" w:color="ffffff"/>
         <w:tcBorders>
-          <w:top w:val="none"/>
+          <w:top w:val="none" w:color="000000" w:sz="4" w:space="0"/>
           <w:left w:val="single" w:color="000000" w:themeColor="accent6" w:themeTint="90" w:sz="4" w:space="0"/>
-          <w:bottom w:val="none"/>
-          <w:right w:val="none"/>
+          <w:bottom w:val="none" w:color="000000" w:sz="4" w:space="0"/>
+          <w:right w:val="none" w:color="000000" w:sz="4" w:space="0"/>
         </w:tcBorders>
       </w:tcPr>
     </w:tblStylePr>
@@ -19318,9 +19082,9 @@
         <w:shd w:val="clear" w:color="ffffff" w:themeColor="light1" w:fill="ffffff" w:themeFill="light1"/>
         <w:tcBorders>
           <w:top w:val="single" w:color="000000" w:themeColor="accent6" w:themeTint="90" w:sz="4" w:space="0"/>
-          <w:left w:val="none"/>
-          <w:bottom w:val="none"/>
-          <w:right w:val="none"/>
+          <w:left w:val="none" w:color="000000" w:sz="4" w:space="0"/>
+          <w:bottom w:val="none" w:color="000000" w:sz="4" w:space="0"/>
+          <w:right w:val="none" w:color="000000" w:sz="4" w:space="0"/>
         </w:tcBorders>
       </w:tcPr>
     </w:tblStylePr>
@@ -19390,9 +19154,9 @@
       </w:tcPr>
     </w:tblStylePr>
   </w:style>
-  <w:style w:type="table" w:styleId="68">
+  <w:style w:type="table" w:styleId="813">
     <w:name w:val="List Table 1 Light"/>
-    <w:basedOn w:val="762"/>
+    <w:basedOn w:val="941"/>
     <w:uiPriority w:val="99"/>
     <w:pPr>
       <w:pBdr/>
@@ -19606,9 +19370,9 @@
       </w:tcPr>
     </w:tblStylePr>
   </w:style>
-  <w:style w:type="table" w:styleId="69">
+  <w:style w:type="table" w:styleId="814">
     <w:name w:val="List Table 1 Light - Accent 1"/>
-    <w:basedOn w:val="762"/>
+    <w:basedOn w:val="941"/>
     <w:uiPriority w:val="99"/>
     <w:pPr>
       <w:pBdr/>
@@ -19822,9 +19586,9 @@
       </w:tcPr>
     </w:tblStylePr>
   </w:style>
-  <w:style w:type="table" w:styleId="70">
+  <w:style w:type="table" w:styleId="815">
     <w:name w:val="List Table 1 Light - Accent 2"/>
-    <w:basedOn w:val="762"/>
+    <w:basedOn w:val="941"/>
     <w:uiPriority w:val="99"/>
     <w:pPr>
       <w:pBdr/>
@@ -20038,9 +19802,9 @@
       </w:tcPr>
     </w:tblStylePr>
   </w:style>
-  <w:style w:type="table" w:styleId="71">
+  <w:style w:type="table" w:styleId="816">
     <w:name w:val="List Table 1 Light - Accent 3"/>
-    <w:basedOn w:val="762"/>
+    <w:basedOn w:val="941"/>
     <w:uiPriority w:val="99"/>
     <w:pPr>
       <w:pBdr/>
@@ -20254,9 +20018,9 @@
       </w:tcPr>
     </w:tblStylePr>
   </w:style>
-  <w:style w:type="table" w:styleId="72">
+  <w:style w:type="table" w:styleId="817">
     <w:name w:val="List Table 1 Light - Accent 4"/>
-    <w:basedOn w:val="762"/>
+    <w:basedOn w:val="941"/>
     <w:uiPriority w:val="99"/>
     <w:pPr>
       <w:pBdr/>
@@ -20470,9 +20234,9 @@
       </w:tcPr>
     </w:tblStylePr>
   </w:style>
-  <w:style w:type="table" w:styleId="73">
+  <w:style w:type="table" w:styleId="818">
     <w:name w:val="List Table 1 Light - Accent 5"/>
-    <w:basedOn w:val="762"/>
+    <w:basedOn w:val="941"/>
     <w:uiPriority w:val="99"/>
     <w:pPr>
       <w:pBdr/>
@@ -20686,9 +20450,9 @@
       </w:tcPr>
     </w:tblStylePr>
   </w:style>
-  <w:style w:type="table" w:styleId="74">
+  <w:style w:type="table" w:styleId="819">
     <w:name w:val="List Table 1 Light - Accent 6"/>
-    <w:basedOn w:val="762"/>
+    <w:basedOn w:val="941"/>
     <w:uiPriority w:val="99"/>
     <w:pPr>
       <w:pBdr/>
@@ -20902,9 +20666,9 @@
       </w:tcPr>
     </w:tblStylePr>
   </w:style>
-  <w:style w:type="table" w:styleId="75">
+  <w:style w:type="table" w:styleId="820">
     <w:name w:val="List Table 2"/>
-    <w:basedOn w:val="762"/>
+    <w:basedOn w:val="941"/>
     <w:uiPriority w:val="99"/>
     <w:pPr>
       <w:pBdr/>
@@ -21140,9 +20904,9 @@
       </w:tcPr>
     </w:tblStylePr>
   </w:style>
-  <w:style w:type="table" w:styleId="76">
+  <w:style w:type="table" w:styleId="821">
     <w:name w:val="List Table 2 - Accent 1"/>
-    <w:basedOn w:val="762"/>
+    <w:basedOn w:val="941"/>
     <w:uiPriority w:val="99"/>
     <w:pPr>
       <w:pBdr/>
@@ -21378,9 +21142,9 @@
       </w:tcPr>
     </w:tblStylePr>
   </w:style>
-  <w:style w:type="table" w:styleId="77">
+  <w:style w:type="table" w:styleId="822">
     <w:name w:val="List Table 2 - Accent 2"/>
-    <w:basedOn w:val="762"/>
+    <w:basedOn w:val="941"/>
     <w:uiPriority w:val="99"/>
     <w:pPr>
       <w:pBdr/>
@@ -21616,9 +21380,9 @@
       </w:tcPr>
     </w:tblStylePr>
   </w:style>
-  <w:style w:type="table" w:styleId="78">
+  <w:style w:type="table" w:styleId="823">
     <w:name w:val="List Table 2 - Accent 3"/>
-    <w:basedOn w:val="762"/>
+    <w:basedOn w:val="941"/>
     <w:uiPriority w:val="99"/>
     <w:pPr>
       <w:pBdr/>
@@ -21854,9 +21618,9 @@
       </w:tcPr>
     </w:tblStylePr>
   </w:style>
-  <w:style w:type="table" w:styleId="79">
+  <w:style w:type="table" w:styleId="824">
     <w:name w:val="List Table 2 - Accent 4"/>
-    <w:basedOn w:val="762"/>
+    <w:basedOn w:val="941"/>
     <w:uiPriority w:val="99"/>
     <w:pPr>
       <w:pBdr/>
@@ -22092,9 +21856,9 @@
       </w:tcPr>
     </w:tblStylePr>
   </w:style>
-  <w:style w:type="table" w:styleId="80">
+  <w:style w:type="table" w:styleId="825">
     <w:name w:val="List Table 2 - Accent 5"/>
-    <w:basedOn w:val="762"/>
+    <w:basedOn w:val="941"/>
     <w:uiPriority w:val="99"/>
     <w:pPr>
       <w:pBdr/>
@@ -22330,9 +22094,9 @@
       </w:tcPr>
     </w:tblStylePr>
   </w:style>
-  <w:style w:type="table" w:styleId="81">
+  <w:style w:type="table" w:styleId="826">
     <w:name w:val="List Table 2 - Accent 6"/>
-    <w:basedOn w:val="762"/>
+    <w:basedOn w:val="941"/>
     <w:uiPriority w:val="99"/>
     <w:pPr>
       <w:pBdr/>
@@ -22568,9 +22332,9 @@
       </w:tcPr>
     </w:tblStylePr>
   </w:style>
-  <w:style w:type="table" w:styleId="82">
+  <w:style w:type="table" w:styleId="827">
     <w:name w:val="List Table 3"/>
-    <w:basedOn w:val="762"/>
+    <w:basedOn w:val="941"/>
     <w:uiPriority w:val="99"/>
     <w:pPr>
       <w:pBdr/>
@@ -22796,9 +22560,9 @@
       </w:tcPr>
     </w:tblStylePr>
   </w:style>
-  <w:style w:type="table" w:styleId="83">
+  <w:style w:type="table" w:styleId="828">
     <w:name w:val="List Table 3 - Accent 1"/>
-    <w:basedOn w:val="762"/>
+    <w:basedOn w:val="941"/>
     <w:uiPriority w:val="99"/>
     <w:pPr>
       <w:pBdr/>
@@ -23024,9 +22788,9 @@
       </w:tcPr>
     </w:tblStylePr>
   </w:style>
-  <w:style w:type="table" w:styleId="84">
+  <w:style w:type="table" w:styleId="829">
     <w:name w:val="List Table 3 - Accent 2"/>
-    <w:basedOn w:val="762"/>
+    <w:basedOn w:val="941"/>
     <w:uiPriority w:val="99"/>
     <w:pPr>
       <w:pBdr/>
@@ -23252,9 +23016,9 @@
       </w:tcPr>
     </w:tblStylePr>
   </w:style>
-  <w:style w:type="table" w:styleId="85">
+  <w:style w:type="table" w:styleId="830">
     <w:name w:val="List Table 3 - Accent 3"/>
-    <w:basedOn w:val="762"/>
+    <w:basedOn w:val="941"/>
     <w:uiPriority w:val="99"/>
     <w:pPr>
       <w:pBdr/>
@@ -23480,9 +23244,9 @@
       </w:tcPr>
     </w:tblStylePr>
   </w:style>
-  <w:style w:type="table" w:styleId="86">
+  <w:style w:type="table" w:styleId="831">
     <w:name w:val="List Table 3 - Accent 4"/>
-    <w:basedOn w:val="762"/>
+    <w:basedOn w:val="941"/>
     <w:uiPriority w:val="99"/>
     <w:pPr>
       <w:pBdr/>
@@ -23708,9 +23472,9 @@
       </w:tcPr>
     </w:tblStylePr>
   </w:style>
-  <w:style w:type="table" w:styleId="87">
+  <w:style w:type="table" w:styleId="832">
     <w:name w:val="List Table 3 - Accent 5"/>
-    <w:basedOn w:val="762"/>
+    <w:basedOn w:val="941"/>
     <w:uiPriority w:val="99"/>
     <w:pPr>
       <w:pBdr/>
@@ -23936,9 +23700,9 @@
       </w:tcPr>
     </w:tblStylePr>
   </w:style>
-  <w:style w:type="table" w:styleId="88">
+  <w:style w:type="table" w:styleId="833">
     <w:name w:val="List Table 3 - Accent 6"/>
-    <w:basedOn w:val="762"/>
+    <w:basedOn w:val="941"/>
     <w:uiPriority w:val="99"/>
     <w:pPr>
       <w:pBdr/>
@@ -24164,9 +23928,9 @@
       </w:tcPr>
     </w:tblStylePr>
   </w:style>
-  <w:style w:type="table" w:styleId="89">
+  <w:style w:type="table" w:styleId="834">
     <w:name w:val="List Table 4"/>
-    <w:basedOn w:val="762"/>
+    <w:basedOn w:val="941"/>
     <w:uiPriority w:val="99"/>
     <w:pPr>
       <w:pBdr/>
@@ -24389,9 +24153,9 @@
       </w:tcPr>
     </w:tblStylePr>
   </w:style>
-  <w:style w:type="table" w:styleId="90">
+  <w:style w:type="table" w:styleId="835">
     <w:name w:val="List Table 4 - Accent 1"/>
-    <w:basedOn w:val="762"/>
+    <w:basedOn w:val="941"/>
     <w:uiPriority w:val="99"/>
     <w:pPr>
       <w:pBdr/>
@@ -24614,9 +24378,9 @@
       </w:tcPr>
     </w:tblStylePr>
   </w:style>
-  <w:style w:type="table" w:styleId="91">
+  <w:style w:type="table" w:styleId="836">
     <w:name w:val="List Table 4 - Accent 2"/>
-    <w:basedOn w:val="762"/>
+    <w:basedOn w:val="941"/>
     <w:uiPriority w:val="99"/>
     <w:pPr>
       <w:pBdr/>
@@ -24839,9 +24603,9 @@
       </w:tcPr>
     </w:tblStylePr>
   </w:style>
-  <w:style w:type="table" w:styleId="92">
+  <w:style w:type="table" w:styleId="837">
     <w:name w:val="List Table 4 - Accent 3"/>
-    <w:basedOn w:val="762"/>
+    <w:basedOn w:val="941"/>
     <w:uiPriority w:val="99"/>
     <w:pPr>
       <w:pBdr/>
@@ -25064,9 +24828,9 @@
       </w:tcPr>
     </w:tblStylePr>
   </w:style>
-  <w:style w:type="table" w:styleId="93">
+  <w:style w:type="table" w:styleId="838">
     <w:name w:val="List Table 4 - Accent 4"/>
-    <w:basedOn w:val="762"/>
+    <w:basedOn w:val="941"/>
     <w:uiPriority w:val="99"/>
     <w:pPr>
       <w:pBdr/>
@@ -25289,9 +25053,9 @@
       </w:tcPr>
     </w:tblStylePr>
   </w:style>
-  <w:style w:type="table" w:styleId="94">
+  <w:style w:type="table" w:styleId="839">
     <w:name w:val="List Table 4 - Accent 5"/>
-    <w:basedOn w:val="762"/>
+    <w:basedOn w:val="941"/>
     <w:uiPriority w:val="99"/>
     <w:pPr>
       <w:pBdr/>
@@ -25514,9 +25278,9 @@
       </w:tcPr>
     </w:tblStylePr>
   </w:style>
-  <w:style w:type="table" w:styleId="95">
+  <w:style w:type="table" w:styleId="840">
     <w:name w:val="List Table 4 - Accent 6"/>
-    <w:basedOn w:val="762"/>
+    <w:basedOn w:val="941"/>
     <w:uiPriority w:val="99"/>
     <w:pPr>
       <w:pBdr/>
@@ -25739,9 +25503,9 @@
       </w:tcPr>
     </w:tblStylePr>
   </w:style>
-  <w:style w:type="table" w:styleId="96">
+  <w:style w:type="table" w:styleId="841">
     <w:name w:val="List Table 5 Dark"/>
-    <w:basedOn w:val="762"/>
+    <w:basedOn w:val="941"/>
     <w:uiPriority w:val="99"/>
     <w:pPr>
       <w:pBdr/>
@@ -25981,9 +25745,9 @@
       </w:tcPr>
     </w:tblStylePr>
   </w:style>
-  <w:style w:type="table" w:styleId="97">
+  <w:style w:type="table" w:styleId="842">
     <w:name w:val="List Table 5 Dark - Accent 1"/>
-    <w:basedOn w:val="762"/>
+    <w:basedOn w:val="941"/>
     <w:uiPriority w:val="99"/>
     <w:pPr>
       <w:pBdr/>
@@ -26223,9 +25987,9 @@
       </w:tcPr>
     </w:tblStylePr>
   </w:style>
-  <w:style w:type="table" w:styleId="98">
+  <w:style w:type="table" w:styleId="843">
     <w:name w:val="List Table 5 Dark - Accent 2"/>
-    <w:basedOn w:val="762"/>
+    <w:basedOn w:val="941"/>
     <w:uiPriority w:val="99"/>
     <w:pPr>
       <w:pBdr/>
@@ -26465,9 +26229,9 @@
       </w:tcPr>
     </w:tblStylePr>
   </w:style>
-  <w:style w:type="table" w:styleId="99">
+  <w:style w:type="table" w:styleId="844">
     <w:name w:val="List Table 5 Dark - Accent 3"/>
-    <w:basedOn w:val="762"/>
+    <w:basedOn w:val="941"/>
     <w:uiPriority w:val="99"/>
     <w:pPr>
       <w:pBdr/>
@@ -26707,9 +26471,9 @@
       </w:tcPr>
     </w:tblStylePr>
   </w:style>
-  <w:style w:type="table" w:styleId="100">
+  <w:style w:type="table" w:styleId="845">
     <w:name w:val="List Table 5 Dark - Accent 4"/>
-    <w:basedOn w:val="762"/>
+    <w:basedOn w:val="941"/>
     <w:uiPriority w:val="99"/>
     <w:pPr>
       <w:pBdr/>
@@ -26949,9 +26713,9 @@
       </w:tcPr>
     </w:tblStylePr>
   </w:style>
-  <w:style w:type="table" w:styleId="101">
+  <w:style w:type="table" w:styleId="846">
     <w:name w:val="List Table 5 Dark - Accent 5"/>
-    <w:basedOn w:val="762"/>
+    <w:basedOn w:val="941"/>
     <w:uiPriority w:val="99"/>
     <w:pPr>
       <w:pBdr/>
@@ -27191,9 +26955,9 @@
       </w:tcPr>
     </w:tblStylePr>
   </w:style>
-  <w:style w:type="table" w:styleId="102">
+  <w:style w:type="table" w:styleId="847">
     <w:name w:val="List Table 5 Dark - Accent 6"/>
-    <w:basedOn w:val="762"/>
+    <w:basedOn w:val="941"/>
     <w:uiPriority w:val="99"/>
     <w:pPr>
       <w:pBdr/>
@@ -27433,9 +27197,9 @@
       </w:tcPr>
     </w:tblStylePr>
   </w:style>
-  <w:style w:type="table" w:styleId="103">
+  <w:style w:type="table" w:styleId="848">
     <w:name w:val="List Table 6 Colorful"/>
-    <w:basedOn w:val="762"/>
+    <w:basedOn w:val="941"/>
     <w:uiPriority w:val="99"/>
     <w:pPr>
       <w:pBdr/>
@@ -27656,9 +27420,9 @@
       </w:tcPr>
     </w:tblStylePr>
   </w:style>
-  <w:style w:type="table" w:styleId="104">
+  <w:style w:type="table" w:styleId="849">
     <w:name w:val="List Table 6 Colorful - Accent 1"/>
-    <w:basedOn w:val="762"/>
+    <w:basedOn w:val="941"/>
     <w:uiPriority w:val="99"/>
     <w:pPr>
       <w:pBdr/>
@@ -27879,9 +27643,9 @@
       </w:tcPr>
     </w:tblStylePr>
   </w:style>
-  <w:style w:type="table" w:styleId="105">
+  <w:style w:type="table" w:styleId="850">
     <w:name w:val="List Table 6 Colorful - Accent 2"/>
-    <w:basedOn w:val="762"/>
+    <w:basedOn w:val="941"/>
     <w:uiPriority w:val="99"/>
     <w:pPr>
       <w:pBdr/>
@@ -28102,9 +27866,9 @@
       </w:tcPr>
     </w:tblStylePr>
   </w:style>
-  <w:style w:type="table" w:styleId="106">
+  <w:style w:type="table" w:styleId="851">
     <w:name w:val="List Table 6 Colorful - Accent 3"/>
-    <w:basedOn w:val="762"/>
+    <w:basedOn w:val="941"/>
     <w:uiPriority w:val="99"/>
     <w:pPr>
       <w:pBdr/>
@@ -28325,9 +28089,9 @@
       </w:tcPr>
     </w:tblStylePr>
   </w:style>
-  <w:style w:type="table" w:styleId="107">
+  <w:style w:type="table" w:styleId="852">
     <w:name w:val="List Table 6 Colorful - Accent 4"/>
-    <w:basedOn w:val="762"/>
+    <w:basedOn w:val="941"/>
     <w:uiPriority w:val="99"/>
     <w:pPr>
       <w:pBdr/>
@@ -28548,9 +28312,9 @@
       </w:tcPr>
     </w:tblStylePr>
   </w:style>
-  <w:style w:type="table" w:styleId="108">
+  <w:style w:type="table" w:styleId="853">
     <w:name w:val="List Table 6 Colorful - Accent 5"/>
-    <w:basedOn w:val="762"/>
+    <w:basedOn w:val="941"/>
     <w:uiPriority w:val="99"/>
     <w:pPr>
       <w:pBdr/>
@@ -28771,9 +28535,9 @@
       </w:tcPr>
     </w:tblStylePr>
   </w:style>
-  <w:style w:type="table" w:styleId="109">
+  <w:style w:type="table" w:styleId="854">
     <w:name w:val="List Table 6 Colorful - Accent 6"/>
-    <w:basedOn w:val="762"/>
+    <w:basedOn w:val="941"/>
     <w:uiPriority w:val="99"/>
     <w:pPr>
       <w:pBdr/>
@@ -28994,9 +28758,9 @@
       </w:tcPr>
     </w:tblStylePr>
   </w:style>
-  <w:style w:type="table" w:styleId="110">
+  <w:style w:type="table" w:styleId="855">
     <w:name w:val="List Table 7 Colorful"/>
-    <w:basedOn w:val="762"/>
+    <w:basedOn w:val="941"/>
     <w:uiPriority w:val="99"/>
     <w:pPr>
       <w:pBdr/>
@@ -29095,11 +28859,11 @@
         <w:tblBorders/>
       </w:tblPr>
       <w:tcPr>
-        <w:shd w:color="ffffff"/>
+        <w:shd w:val="clear" w:color="ffffff"/>
         <w:tcBorders>
-          <w:top w:val="none"/>
-          <w:left w:val="none"/>
-          <w:bottom w:val="none"/>
+          <w:top w:val="none" w:color="000000" w:sz="4" w:space="0"/>
+          <w:left w:val="none" w:color="000000" w:sz="4" w:space="0"/>
+          <w:bottom w:val="none" w:color="000000" w:sz="4" w:space="0"/>
           <w:right w:val="single" w:color="000000" w:themeColor="text1" w:themeTint="80" w:sz="4" w:space="0"/>
         </w:tcBorders>
       </w:tcPr>
@@ -29122,10 +28886,10 @@
       <w:tcPr>
         <w:shd w:val="clear" w:color="ffffff" w:themeColor="light1" w:fill="ffffff" w:themeFill="light1"/>
         <w:tcBorders>
-          <w:top w:val="none"/>
-          <w:left w:val="none"/>
+          <w:top w:val="none" w:color="000000" w:sz="4" w:space="0"/>
+          <w:left w:val="none" w:color="000000" w:sz="4" w:space="0"/>
           <w:bottom w:val="single" w:color="000000" w:themeColor="text1" w:themeTint="80" w:sz="4" w:space="0"/>
-          <w:right w:val="none"/>
+          <w:right w:val="none" w:color="000000" w:sz="4" w:space="0"/>
         </w:tcBorders>
       </w:tcPr>
     </w:tblStylePr>
@@ -29145,12 +28909,12 @@
         <w:tblBorders/>
       </w:tblPr>
       <w:tcPr>
-        <w:shd w:color="ffffff"/>
+        <w:shd w:val="clear" w:color="ffffff"/>
         <w:tcBorders>
-          <w:top w:val="none"/>
+          <w:top w:val="none" w:color="000000" w:sz="4" w:space="0"/>
           <w:left w:val="single" w:color="000000" w:themeColor="text1" w:themeTint="80" w:sz="4" w:space="0"/>
-          <w:bottom w:val="none"/>
-          <w:right w:val="none"/>
+          <w:bottom w:val="none" w:color="000000" w:sz="4" w:space="0"/>
+          <w:right w:val="none" w:color="000000" w:sz="4" w:space="0"/>
         </w:tcBorders>
       </w:tcPr>
     </w:tblStylePr>
@@ -29173,9 +28937,9 @@
         <w:shd w:val="clear" w:color="ffffff" w:themeColor="light1" w:fill="ffffff" w:themeFill="light1"/>
         <w:tcBorders>
           <w:top w:val="single" w:color="000000" w:themeColor="text1" w:themeTint="80" w:sz="4" w:space="0"/>
-          <w:left w:val="none"/>
-          <w:bottom w:val="none"/>
-          <w:right w:val="none"/>
+          <w:left w:val="none" w:color="000000" w:sz="4" w:space="0"/>
+          <w:bottom w:val="none" w:color="000000" w:sz="4" w:space="0"/>
+          <w:right w:val="none" w:color="000000" w:sz="4" w:space="0"/>
         </w:tcBorders>
       </w:tcPr>
     </w:tblStylePr>
@@ -29250,9 +29014,9 @@
       </w:tcPr>
     </w:tblStylePr>
   </w:style>
-  <w:style w:type="table" w:styleId="111">
+  <w:style w:type="table" w:styleId="856">
     <w:name w:val="List Table 7 Colorful - Accent 1"/>
-    <w:basedOn w:val="762"/>
+    <w:basedOn w:val="941"/>
     <w:uiPriority w:val="99"/>
     <w:pPr>
       <w:pBdr/>
@@ -29351,11 +29115,11 @@
         <w:tblBorders/>
       </w:tblPr>
       <w:tcPr>
-        <w:shd w:color="ffffff"/>
+        <w:shd w:val="clear" w:color="ffffff"/>
         <w:tcBorders>
-          <w:top w:val="none"/>
-          <w:left w:val="none"/>
-          <w:bottom w:val="none"/>
+          <w:top w:val="none" w:color="000000" w:sz="4" w:space="0"/>
+          <w:left w:val="none" w:color="000000" w:sz="4" w:space="0"/>
+          <w:bottom w:val="none" w:color="000000" w:sz="4" w:space="0"/>
           <w:right w:val="single" w:color="000000" w:themeColor="accent1" w:sz="4" w:space="0"/>
         </w:tcBorders>
       </w:tcPr>
@@ -29378,10 +29142,10 @@
       <w:tcPr>
         <w:shd w:val="clear" w:color="ffffff" w:themeColor="light1" w:fill="ffffff" w:themeFill="light1"/>
         <w:tcBorders>
-          <w:top w:val="none"/>
-          <w:left w:val="none"/>
+          <w:top w:val="none" w:color="000000" w:sz="4" w:space="0"/>
+          <w:left w:val="none" w:color="000000" w:sz="4" w:space="0"/>
           <w:bottom w:val="single" w:color="000000" w:themeColor="accent1" w:sz="4" w:space="0"/>
-          <w:right w:val="none"/>
+          <w:right w:val="none" w:color="000000" w:sz="4" w:space="0"/>
         </w:tcBorders>
       </w:tcPr>
     </w:tblStylePr>
@@ -29401,12 +29165,12 @@
         <w:tblBorders/>
       </w:tblPr>
       <w:tcPr>
-        <w:shd w:color="ffffff"/>
+        <w:shd w:val="clear" w:color="ffffff"/>
         <w:tcBorders>
-          <w:top w:val="none"/>
+          <w:top w:val="none" w:color="000000" w:sz="4" w:space="0"/>
           <w:left w:val="single" w:color="000000" w:themeColor="accent1" w:sz="4" w:space="0"/>
-          <w:bottom w:val="none"/>
-          <w:right w:val="none"/>
+          <w:bottom w:val="none" w:color="000000" w:sz="4" w:space="0"/>
+          <w:right w:val="none" w:color="000000" w:sz="4" w:space="0"/>
         </w:tcBorders>
       </w:tcPr>
     </w:tblStylePr>
@@ -29429,9 +29193,9 @@
         <w:shd w:val="clear" w:color="ffffff" w:themeColor="light1" w:fill="ffffff" w:themeFill="light1"/>
         <w:tcBorders>
           <w:top w:val="single" w:color="000000" w:themeColor="accent1" w:sz="4" w:space="0"/>
-          <w:left w:val="none"/>
-          <w:bottom w:val="none"/>
-          <w:right w:val="none"/>
+          <w:left w:val="none" w:color="000000" w:sz="4" w:space="0"/>
+          <w:bottom w:val="none" w:color="000000" w:sz="4" w:space="0"/>
+          <w:right w:val="none" w:color="000000" w:sz="4" w:space="0"/>
         </w:tcBorders>
       </w:tcPr>
     </w:tblStylePr>
@@ -29506,9 +29270,9 @@
       </w:tcPr>
     </w:tblStylePr>
   </w:style>
-  <w:style w:type="table" w:styleId="112">
+  <w:style w:type="table" w:styleId="857">
     <w:name w:val="List Table 7 Colorful - Accent 2"/>
-    <w:basedOn w:val="762"/>
+    <w:basedOn w:val="941"/>
     <w:uiPriority w:val="99"/>
     <w:pPr>
       <w:pBdr/>
@@ -29607,11 +29371,11 @@
         <w:tblBorders/>
       </w:tblPr>
       <w:tcPr>
-        <w:shd w:color="ffffff"/>
+        <w:shd w:val="clear" w:color="ffffff"/>
         <w:tcBorders>
-          <w:top w:val="none"/>
-          <w:left w:val="none"/>
-          <w:bottom w:val="none"/>
+          <w:top w:val="none" w:color="000000" w:sz="4" w:space="0"/>
+          <w:left w:val="none" w:color="000000" w:sz="4" w:space="0"/>
+          <w:bottom w:val="none" w:color="000000" w:sz="4" w:space="0"/>
           <w:right w:val="single" w:color="000000" w:themeColor="accent2" w:themeTint="97" w:sz="4" w:space="0"/>
         </w:tcBorders>
       </w:tcPr>
@@ -29634,10 +29398,10 @@
       <w:tcPr>
         <w:shd w:val="clear" w:color="ffffff" w:themeColor="light1" w:fill="ffffff" w:themeFill="light1"/>
         <w:tcBorders>
-          <w:top w:val="none"/>
-          <w:left w:val="none"/>
+          <w:top w:val="none" w:color="000000" w:sz="4" w:space="0"/>
+          <w:left w:val="none" w:color="000000" w:sz="4" w:space="0"/>
           <w:bottom w:val="single" w:color="000000" w:themeColor="accent2" w:themeTint="97" w:sz="4" w:space="0"/>
-          <w:right w:val="none"/>
+          <w:right w:val="none" w:color="000000" w:sz="4" w:space="0"/>
         </w:tcBorders>
       </w:tcPr>
     </w:tblStylePr>
@@ -29657,12 +29421,12 @@
         <w:tblBorders/>
       </w:tblPr>
       <w:tcPr>
-        <w:shd w:color="ffffff"/>
+        <w:shd w:val="clear" w:color="ffffff"/>
         <w:tcBorders>
-          <w:top w:val="none"/>
+          <w:top w:val="none" w:color="000000" w:sz="4" w:space="0"/>
           <w:left w:val="single" w:color="000000" w:themeColor="accent2" w:themeTint="97" w:sz="4" w:space="0"/>
-          <w:bottom w:val="none"/>
-          <w:right w:val="none"/>
+          <w:bottom w:val="none" w:color="000000" w:sz="4" w:space="0"/>
+          <w:right w:val="none" w:color="000000" w:sz="4" w:space="0"/>
         </w:tcBorders>
       </w:tcPr>
     </w:tblStylePr>
@@ -29685,9 +29449,9 @@
         <w:shd w:val="clear" w:color="ffffff" w:themeColor="light1" w:fill="ffffff" w:themeFill="light1"/>
         <w:tcBorders>
           <w:top w:val="single" w:color="000000" w:themeColor="accent2" w:themeTint="97" w:sz="4" w:space="0"/>
-          <w:left w:val="none"/>
-          <w:bottom w:val="none"/>
-          <w:right w:val="none"/>
+          <w:left w:val="none" w:color="000000" w:sz="4" w:space="0"/>
+          <w:bottom w:val="none" w:color="000000" w:sz="4" w:space="0"/>
+          <w:right w:val="none" w:color="000000" w:sz="4" w:space="0"/>
         </w:tcBorders>
       </w:tcPr>
     </w:tblStylePr>
@@ -29762,9 +29526,9 @@
       </w:tcPr>
     </w:tblStylePr>
   </w:style>
-  <w:style w:type="table" w:styleId="113">
+  <w:style w:type="table" w:styleId="858">
     <w:name w:val="List Table 7 Colorful - Accent 3"/>
-    <w:basedOn w:val="762"/>
+    <w:basedOn w:val="941"/>
     <w:uiPriority w:val="99"/>
     <w:pPr>
       <w:pBdr/>
@@ -29863,11 +29627,11 @@
         <w:tblBorders/>
       </w:tblPr>
       <w:tcPr>
-        <w:shd w:color="ffffff"/>
+        <w:shd w:val="clear" w:color="ffffff"/>
         <w:tcBorders>
-          <w:top w:val="none"/>
-          <w:left w:val="none"/>
-          <w:bottom w:val="none"/>
+          <w:top w:val="none" w:color="000000" w:sz="4" w:space="0"/>
+          <w:left w:val="none" w:color="000000" w:sz="4" w:space="0"/>
+          <w:bottom w:val="none" w:color="000000" w:sz="4" w:space="0"/>
           <w:right w:val="single" w:color="000000" w:themeColor="accent3" w:themeTint="98" w:sz="4" w:space="0"/>
         </w:tcBorders>
       </w:tcPr>
@@ -29890,10 +29654,10 @@
       <w:tcPr>
         <w:shd w:val="clear" w:color="ffffff" w:themeColor="light1" w:fill="ffffff" w:themeFill="light1"/>
         <w:tcBorders>
-          <w:top w:val="none"/>
-          <w:left w:val="none"/>
+          <w:top w:val="none" w:color="000000" w:sz="4" w:space="0"/>
+          <w:left w:val="none" w:color="000000" w:sz="4" w:space="0"/>
           <w:bottom w:val="single" w:color="000000" w:themeColor="accent3" w:themeTint="98" w:sz="4" w:space="0"/>
-          <w:right w:val="none"/>
+          <w:right w:val="none" w:color="000000" w:sz="4" w:space="0"/>
         </w:tcBorders>
       </w:tcPr>
     </w:tblStylePr>
@@ -29913,12 +29677,12 @@
         <w:tblBorders/>
       </w:tblPr>
       <w:tcPr>
-        <w:shd w:color="ffffff"/>
+        <w:shd w:val="clear" w:color="ffffff"/>
         <w:tcBorders>
-          <w:top w:val="none"/>
+          <w:top w:val="none" w:color="000000" w:sz="4" w:space="0"/>
           <w:left w:val="single" w:color="000000" w:themeColor="accent3" w:themeTint="98" w:sz="4" w:space="0"/>
-          <w:bottom w:val="none"/>
-          <w:right w:val="none"/>
+          <w:bottom w:val="none" w:color="000000" w:sz="4" w:space="0"/>
+          <w:right w:val="none" w:color="000000" w:sz="4" w:space="0"/>
         </w:tcBorders>
       </w:tcPr>
     </w:tblStylePr>
@@ -29941,9 +29705,9 @@
         <w:shd w:val="clear" w:color="ffffff" w:themeColor="light1" w:fill="ffffff" w:themeFill="light1"/>
         <w:tcBorders>
           <w:top w:val="single" w:color="000000" w:themeColor="accent3" w:themeTint="98" w:sz="4" w:space="0"/>
-          <w:left w:val="none"/>
-          <w:bottom w:val="none"/>
-          <w:right w:val="none"/>
+          <w:left w:val="none" w:color="000000" w:sz="4" w:space="0"/>
+          <w:bottom w:val="none" w:color="000000" w:sz="4" w:space="0"/>
+          <w:right w:val="none" w:color="000000" w:sz="4" w:space="0"/>
         </w:tcBorders>
       </w:tcPr>
     </w:tblStylePr>
@@ -30018,9 +29782,9 @@
       </w:tcPr>
     </w:tblStylePr>
   </w:style>
-  <w:style w:type="table" w:styleId="114">
+  <w:style w:type="table" w:styleId="859">
     <w:name w:val="List Table 7 Colorful - Accent 4"/>
-    <w:basedOn w:val="762"/>
+    <w:basedOn w:val="941"/>
     <w:uiPriority w:val="99"/>
     <w:pPr>
       <w:pBdr/>
@@ -30119,11 +29883,11 @@
         <w:tblBorders/>
       </w:tblPr>
       <w:tcPr>
-        <w:shd w:color="ffffff"/>
+        <w:shd w:val="clear" w:color="ffffff"/>
         <w:tcBorders>
-          <w:top w:val="none"/>
-          <w:left w:val="none"/>
-          <w:bottom w:val="none"/>
+          <w:top w:val="none" w:color="000000" w:sz="4" w:space="0"/>
+          <w:left w:val="none" w:color="000000" w:sz="4" w:space="0"/>
+          <w:bottom w:val="none" w:color="000000" w:sz="4" w:space="0"/>
           <w:right w:val="single" w:color="000000" w:themeColor="accent4" w:themeTint="9A" w:sz="4" w:space="0"/>
         </w:tcBorders>
       </w:tcPr>
@@ -30146,10 +29910,10 @@
       <w:tcPr>
         <w:shd w:val="clear" w:color="ffffff" w:themeColor="light1" w:fill="ffffff" w:themeFill="light1"/>
         <w:tcBorders>
-          <w:top w:val="none"/>
-          <w:left w:val="none"/>
+          <w:top w:val="none" w:color="000000" w:sz="4" w:space="0"/>
+          <w:left w:val="none" w:color="000000" w:sz="4" w:space="0"/>
           <w:bottom w:val="single" w:color="000000" w:themeColor="accent4" w:themeTint="9A" w:sz="4" w:space="0"/>
-          <w:right w:val="none"/>
+          <w:right w:val="none" w:color="000000" w:sz="4" w:space="0"/>
         </w:tcBorders>
       </w:tcPr>
     </w:tblStylePr>
@@ -30169,12 +29933,12 @@
         <w:tblBorders/>
       </w:tblPr>
       <w:tcPr>
-        <w:shd w:color="ffffff"/>
+        <w:shd w:val="clear" w:color="ffffff"/>
         <w:tcBorders>
-          <w:top w:val="none"/>
+          <w:top w:val="none" w:color="000000" w:sz="4" w:space="0"/>
           <w:left w:val="single" w:color="000000" w:themeColor="accent4" w:themeTint="9A" w:sz="4" w:space="0"/>
-          <w:bottom w:val="none"/>
-          <w:right w:val="none"/>
+          <w:bottom w:val="none" w:color="000000" w:sz="4" w:space="0"/>
+          <w:right w:val="none" w:color="000000" w:sz="4" w:space="0"/>
         </w:tcBorders>
       </w:tcPr>
     </w:tblStylePr>
@@ -30197,9 +29961,9 @@
         <w:shd w:val="clear" w:color="ffffff" w:themeColor="light1" w:fill="ffffff" w:themeFill="light1"/>
         <w:tcBorders>
           <w:top w:val="single" w:color="000000" w:themeColor="accent4" w:themeTint="9A" w:sz="4" w:space="0"/>
-          <w:left w:val="none"/>
-          <w:bottom w:val="none"/>
-          <w:right w:val="none"/>
+          <w:left w:val="none" w:color="000000" w:sz="4" w:space="0"/>
+          <w:bottom w:val="none" w:color="000000" w:sz="4" w:space="0"/>
+          <w:right w:val="none" w:color="000000" w:sz="4" w:space="0"/>
         </w:tcBorders>
       </w:tcPr>
     </w:tblStylePr>
@@ -30274,9 +30038,9 @@
       </w:tcPr>
     </w:tblStylePr>
   </w:style>
-  <w:style w:type="table" w:styleId="115">
+  <w:style w:type="table" w:styleId="860">
     <w:name w:val="List Table 7 Colorful - Accent 5"/>
-    <w:basedOn w:val="762"/>
+    <w:basedOn w:val="941"/>
     <w:uiPriority w:val="99"/>
     <w:pPr>
       <w:pBdr/>
@@ -30375,11 +30139,11 @@
         <w:tblBorders/>
       </w:tblPr>
       <w:tcPr>
-        <w:shd w:color="ffffff"/>
+        <w:shd w:val="clear" w:color="ffffff"/>
         <w:tcBorders>
-          <w:top w:val="none"/>
-          <w:left w:val="none"/>
-          <w:bottom w:val="none"/>
+          <w:top w:val="none" w:color="000000" w:sz="4" w:space="0"/>
+          <w:left w:val="none" w:color="000000" w:sz="4" w:space="0"/>
+          <w:bottom w:val="none" w:color="000000" w:sz="4" w:space="0"/>
           <w:right w:val="single" w:color="000000" w:themeColor="accent5" w:themeTint="9A" w:sz="4" w:space="0"/>
         </w:tcBorders>
       </w:tcPr>
@@ -30402,10 +30166,10 @@
       <w:tcPr>
         <w:shd w:val="clear" w:color="ffffff" w:themeColor="light1" w:fill="ffffff" w:themeFill="light1"/>
         <w:tcBorders>
-          <w:top w:val="none"/>
-          <w:left w:val="none"/>
+          <w:top w:val="none" w:color="000000" w:sz="4" w:space="0"/>
+          <w:left w:val="none" w:color="000000" w:sz="4" w:space="0"/>
           <w:bottom w:val="single" w:color="000000" w:themeColor="accent5" w:themeTint="9A" w:sz="4" w:space="0"/>
-          <w:right w:val="none"/>
+          <w:right w:val="none" w:color="000000" w:sz="4" w:space="0"/>
         </w:tcBorders>
       </w:tcPr>
     </w:tblStylePr>
@@ -30425,12 +30189,12 @@
         <w:tblBorders/>
       </w:tblPr>
       <w:tcPr>
-        <w:shd w:color="ffffff"/>
+        <w:shd w:val="clear" w:color="ffffff"/>
         <w:tcBorders>
-          <w:top w:val="none"/>
+          <w:top w:val="none" w:color="000000" w:sz="4" w:space="0"/>
           <w:left w:val="single" w:color="000000" w:themeColor="accent5" w:themeTint="9A" w:sz="4" w:space="0"/>
-          <w:bottom w:val="none"/>
-          <w:right w:val="none"/>
+          <w:bottom w:val="none" w:color="000000" w:sz="4" w:space="0"/>
+          <w:right w:val="none" w:color="000000" w:sz="4" w:space="0"/>
         </w:tcBorders>
       </w:tcPr>
     </w:tblStylePr>
@@ -30453,9 +30217,9 @@
         <w:shd w:val="clear" w:color="ffffff" w:themeColor="light1" w:fill="ffffff" w:themeFill="light1"/>
         <w:tcBorders>
           <w:top w:val="single" w:color="000000" w:themeColor="accent5" w:themeTint="9A" w:sz="4" w:space="0"/>
-          <w:left w:val="none"/>
-          <w:bottom w:val="none"/>
-          <w:right w:val="none"/>
+          <w:left w:val="none" w:color="000000" w:sz="4" w:space="0"/>
+          <w:bottom w:val="none" w:color="000000" w:sz="4" w:space="0"/>
+          <w:right w:val="none" w:color="000000" w:sz="4" w:space="0"/>
         </w:tcBorders>
       </w:tcPr>
     </w:tblStylePr>
@@ -30530,9 +30294,9 @@
       </w:tcPr>
     </w:tblStylePr>
   </w:style>
-  <w:style w:type="table" w:styleId="116">
+  <w:style w:type="table" w:styleId="861">
     <w:name w:val="List Table 7 Colorful - Accent 6"/>
-    <w:basedOn w:val="762"/>
+    <w:basedOn w:val="941"/>
     <w:uiPriority w:val="99"/>
     <w:pPr>
       <w:pBdr/>
@@ -30631,11 +30395,11 @@
         <w:tblBorders/>
       </w:tblPr>
       <w:tcPr>
-        <w:shd w:color="ffffff"/>
+        <w:shd w:val="clear" w:color="ffffff"/>
         <w:tcBorders>
-          <w:top w:val="none"/>
-          <w:left w:val="none"/>
-          <w:bottom w:val="none"/>
+          <w:top w:val="none" w:color="000000" w:sz="4" w:space="0"/>
+          <w:left w:val="none" w:color="000000" w:sz="4" w:space="0"/>
+          <w:bottom w:val="none" w:color="000000" w:sz="4" w:space="0"/>
           <w:right w:val="single" w:color="000000" w:themeColor="accent6" w:themeTint="98" w:sz="4" w:space="0"/>
         </w:tcBorders>
       </w:tcPr>
@@ -30658,10 +30422,10 @@
       <w:tcPr>
         <w:shd w:val="clear" w:color="ffffff" w:themeColor="light1" w:fill="ffffff" w:themeFill="light1"/>
         <w:tcBorders>
-          <w:top w:val="none"/>
-          <w:left w:val="none"/>
+          <w:top w:val="none" w:color="000000" w:sz="4" w:space="0"/>
+          <w:left w:val="none" w:color="000000" w:sz="4" w:space="0"/>
           <w:bottom w:val="single" w:color="000000" w:themeColor="accent6" w:themeTint="98" w:sz="4" w:space="0"/>
-          <w:right w:val="none"/>
+          <w:right w:val="none" w:color="000000" w:sz="4" w:space="0"/>
         </w:tcBorders>
       </w:tcPr>
     </w:tblStylePr>
@@ -30681,12 +30445,12 @@
         <w:tblBorders/>
       </w:tblPr>
       <w:tcPr>
-        <w:shd w:color="ffffff"/>
+        <w:shd w:val="clear" w:color="ffffff"/>
         <w:tcBorders>
-          <w:top w:val="none"/>
+          <w:top w:val="none" w:color="000000" w:sz="4" w:space="0"/>
           <w:left w:val="single" w:color="000000" w:themeColor="accent6" w:themeTint="98" w:sz="4" w:space="0"/>
-          <w:bottom w:val="none"/>
-          <w:right w:val="none"/>
+          <w:bottom w:val="none" w:color="000000" w:sz="4" w:space="0"/>
+          <w:right w:val="none" w:color="000000" w:sz="4" w:space="0"/>
         </w:tcBorders>
       </w:tcPr>
     </w:tblStylePr>
@@ -30709,9 +30473,9 @@
         <w:shd w:val="clear" w:color="ffffff" w:themeColor="light1" w:fill="ffffff" w:themeFill="light1"/>
         <w:tcBorders>
           <w:top w:val="single" w:color="000000" w:themeColor="accent6" w:themeTint="98" w:sz="4" w:space="0"/>
-          <w:left w:val="none"/>
-          <w:bottom w:val="none"/>
-          <w:right w:val="none"/>
+          <w:left w:val="none" w:color="000000" w:sz="4" w:space="0"/>
+          <w:bottom w:val="none" w:color="000000" w:sz="4" w:space="0"/>
+          <w:right w:val="none" w:color="000000" w:sz="4" w:space="0"/>
         </w:tcBorders>
       </w:tcPr>
     </w:tblStylePr>
@@ -30786,9 +30550,9 @@
       </w:tcPr>
     </w:tblStylePr>
   </w:style>
-  <w:style w:type="table" w:styleId="117">
+  <w:style w:type="table" w:styleId="862">
     <w:name w:val="Lined - Accent"/>
-    <w:basedOn w:val="762"/>
+    <w:basedOn w:val="941"/>
     <w:uiPriority w:val="99"/>
     <w:pPr>
       <w:pBdr/>
@@ -31023,9 +30787,9 @@
       </w:tcPr>
     </w:tblStylePr>
   </w:style>
-  <w:style w:type="table" w:styleId="118">
+  <w:style w:type="table" w:styleId="863">
     <w:name w:val="Lined - Accent 1"/>
-    <w:basedOn w:val="762"/>
+    <w:basedOn w:val="941"/>
     <w:uiPriority w:val="99"/>
     <w:pPr>
       <w:pBdr/>
@@ -31260,9 +31024,9 @@
       </w:tcPr>
     </w:tblStylePr>
   </w:style>
-  <w:style w:type="table" w:styleId="119">
+  <w:style w:type="table" w:styleId="864">
     <w:name w:val="Lined - Accent 2"/>
-    <w:basedOn w:val="762"/>
+    <w:basedOn w:val="941"/>
     <w:uiPriority w:val="99"/>
     <w:pPr>
       <w:pBdr/>
@@ -31497,9 +31261,9 @@
       </w:tcPr>
     </w:tblStylePr>
   </w:style>
-  <w:style w:type="table" w:styleId="120">
+  <w:style w:type="table" w:styleId="865">
     <w:name w:val="Lined - Accent 3"/>
-    <w:basedOn w:val="762"/>
+    <w:basedOn w:val="941"/>
     <w:uiPriority w:val="99"/>
     <w:pPr>
       <w:pBdr/>
@@ -31734,9 +31498,9 @@
       </w:tcPr>
     </w:tblStylePr>
   </w:style>
-  <w:style w:type="table" w:styleId="121">
+  <w:style w:type="table" w:styleId="866">
     <w:name w:val="Lined - Accent 4"/>
-    <w:basedOn w:val="762"/>
+    <w:basedOn w:val="941"/>
     <w:uiPriority w:val="99"/>
     <w:pPr>
       <w:pBdr/>
@@ -31971,9 +31735,9 @@
       </w:tcPr>
     </w:tblStylePr>
   </w:style>
-  <w:style w:type="table" w:styleId="122">
+  <w:style w:type="table" w:styleId="867">
     <w:name w:val="Lined - Accent 5"/>
-    <w:basedOn w:val="762"/>
+    <w:basedOn w:val="941"/>
     <w:uiPriority w:val="99"/>
     <w:pPr>
       <w:pBdr/>
@@ -32208,9 +31972,9 @@
       </w:tcPr>
     </w:tblStylePr>
   </w:style>
-  <w:style w:type="table" w:styleId="123">
+  <w:style w:type="table" w:styleId="868">
     <w:name w:val="Lined - Accent 6"/>
-    <w:basedOn w:val="762"/>
+    <w:basedOn w:val="941"/>
     <w:uiPriority w:val="99"/>
     <w:pPr>
       <w:pBdr/>
@@ -32445,9 +32209,9 @@
       </w:tcPr>
     </w:tblStylePr>
   </w:style>
-  <w:style w:type="table" w:styleId="124">
+  <w:style w:type="table" w:styleId="869">
     <w:name w:val="Bordered &amp; Lined - Accent"/>
-    <w:basedOn w:val="762"/>
+    <w:basedOn w:val="941"/>
     <w:uiPriority w:val="99"/>
     <w:pPr>
       <w:pBdr/>
@@ -32689,9 +32453,9 @@
       </w:tcPr>
     </w:tblStylePr>
   </w:style>
-  <w:style w:type="table" w:styleId="125">
+  <w:style w:type="table" w:styleId="870">
     <w:name w:val="Bordered &amp; Lined - Accent 1"/>
-    <w:basedOn w:val="762"/>
+    <w:basedOn w:val="941"/>
     <w:uiPriority w:val="99"/>
     <w:pPr>
       <w:pBdr/>
@@ -32933,9 +32697,9 @@
       </w:tcPr>
     </w:tblStylePr>
   </w:style>
-  <w:style w:type="table" w:styleId="126">
+  <w:style w:type="table" w:styleId="871">
     <w:name w:val="Bordered &amp; Lined - Accent 2"/>
-    <w:basedOn w:val="762"/>
+    <w:basedOn w:val="941"/>
     <w:uiPriority w:val="99"/>
     <w:pPr>
       <w:pBdr/>
@@ -33177,9 +32941,9 @@
       </w:tcPr>
     </w:tblStylePr>
   </w:style>
-  <w:style w:type="table" w:styleId="127">
+  <w:style w:type="table" w:styleId="872">
     <w:name w:val="Bordered &amp; Lined - Accent 3"/>
-    <w:basedOn w:val="762"/>
+    <w:basedOn w:val="941"/>
     <w:uiPriority w:val="99"/>
     <w:pPr>
       <w:pBdr/>
@@ -33421,9 +33185,9 @@
       </w:tcPr>
     </w:tblStylePr>
   </w:style>
-  <w:style w:type="table" w:styleId="128">
+  <w:style w:type="table" w:styleId="873">
     <w:name w:val="Bordered &amp; Lined - Accent 4"/>
-    <w:basedOn w:val="762"/>
+    <w:basedOn w:val="941"/>
     <w:uiPriority w:val="99"/>
     <w:pPr>
       <w:pBdr/>
@@ -33665,9 +33429,9 @@
       </w:tcPr>
     </w:tblStylePr>
   </w:style>
-  <w:style w:type="table" w:styleId="129">
+  <w:style w:type="table" w:styleId="874">
     <w:name w:val="Bordered &amp; Lined - Accent 5"/>
-    <w:basedOn w:val="762"/>
+    <w:basedOn w:val="941"/>
     <w:uiPriority w:val="99"/>
     <w:pPr>
       <w:pBdr/>
@@ -33909,9 +33673,9 @@
       </w:tcPr>
     </w:tblStylePr>
   </w:style>
-  <w:style w:type="table" w:styleId="130">
+  <w:style w:type="table" w:styleId="875">
     <w:name w:val="Bordered &amp; Lined - Accent 6"/>
-    <w:basedOn w:val="762"/>
+    <w:basedOn w:val="941"/>
     <w:uiPriority w:val="99"/>
     <w:pPr>
       <w:pBdr/>
@@ -34153,9 +33917,9 @@
       </w:tcPr>
     </w:tblStylePr>
   </w:style>
-  <w:style w:type="table" w:styleId="131">
+  <w:style w:type="table" w:styleId="876">
     <w:name w:val="Bordered"/>
-    <w:basedOn w:val="762"/>
+    <w:basedOn w:val="941"/>
     <w:uiPriority w:val="99"/>
     <w:pPr>
       <w:pBdr/>
@@ -34384,9 +34148,9 @@
       </w:tcPr>
     </w:tblStylePr>
   </w:style>
-  <w:style w:type="table" w:styleId="132">
+  <w:style w:type="table" w:styleId="877">
     <w:name w:val="Bordered - Accent 1"/>
-    <w:basedOn w:val="762"/>
+    <w:basedOn w:val="941"/>
     <w:uiPriority w:val="99"/>
     <w:pPr>
       <w:pBdr/>
@@ -34615,9 +34379,9 @@
       </w:tcPr>
     </w:tblStylePr>
   </w:style>
-  <w:style w:type="table" w:styleId="133">
+  <w:style w:type="table" w:styleId="878">
     <w:name w:val="Bordered - Accent 2"/>
-    <w:basedOn w:val="762"/>
+    <w:basedOn w:val="941"/>
     <w:uiPriority w:val="99"/>
     <w:pPr>
       <w:pBdr/>
@@ -34846,9 +34610,9 @@
       </w:tcPr>
     </w:tblStylePr>
   </w:style>
-  <w:style w:type="table" w:styleId="134">
+  <w:style w:type="table" w:styleId="879">
     <w:name w:val="Bordered - Accent 3"/>
-    <w:basedOn w:val="762"/>
+    <w:basedOn w:val="941"/>
     <w:uiPriority w:val="99"/>
     <w:pPr>
       <w:pBdr/>
@@ -35077,9 +34841,9 @@
       </w:tcPr>
     </w:tblStylePr>
   </w:style>
-  <w:style w:type="table" w:styleId="135">
+  <w:style w:type="table" w:styleId="880">
     <w:name w:val="Bordered - Accent 4"/>
-    <w:basedOn w:val="762"/>
+    <w:basedOn w:val="941"/>
     <w:uiPriority w:val="99"/>
     <w:pPr>
       <w:pBdr/>
@@ -35308,9 +35072,9 @@
       </w:tcPr>
     </w:tblStylePr>
   </w:style>
-  <w:style w:type="table" w:styleId="136">
+  <w:style w:type="table" w:styleId="881">
     <w:name w:val="Bordered - Accent 5"/>
-    <w:basedOn w:val="762"/>
+    <w:basedOn w:val="941"/>
     <w:uiPriority w:val="99"/>
     <w:pPr>
       <w:pBdr/>
@@ -35539,9 +35303,9 @@
       </w:tcPr>
     </w:tblStylePr>
   </w:style>
-  <w:style w:type="table" w:styleId="137">
+  <w:style w:type="table" w:styleId="882">
     <w:name w:val="Bordered - Accent 6"/>
-    <w:basedOn w:val="762"/>
+    <w:basedOn w:val="941"/>
     <w:uiPriority w:val="99"/>
     <w:pPr>
       <w:pBdr/>
@@ -35770,11 +35534,11 @@
       </w:tcPr>
     </w:tblStylePr>
   </w:style>
-  <w:style w:type="paragraph" w:styleId="144">
+  <w:style w:type="paragraph" w:styleId="883">
     <w:name w:val="Heading 6"/>
-    <w:basedOn w:val="755"/>
-    <w:next w:val="755"/>
-    <w:link w:val="155"/>
+    <w:basedOn w:val="934"/>
+    <w:next w:val="934"/>
+    <w:link w:val="892"/>
     <w:uiPriority w:val="9"/>
     <w:unhideWhenUsed/>
     <w:qFormat/>
@@ -35793,11 +35557,11 @@
       <w:color w:val="595959" w:themeColor="text1" w:themeTint="A6"/>
     </w:rPr>
   </w:style>
-  <w:style w:type="paragraph" w:styleId="145">
+  <w:style w:type="paragraph" w:styleId="884">
     <w:name w:val="Heading 7"/>
-    <w:basedOn w:val="755"/>
-    <w:next w:val="755"/>
-    <w:link w:val="156"/>
+    <w:basedOn w:val="934"/>
+    <w:next w:val="934"/>
+    <w:link w:val="893"/>
     <w:uiPriority w:val="9"/>
     <w:unhideWhenUsed/>
     <w:qFormat/>
@@ -35814,11 +35578,11 @@
       <w:color w:val="595959" w:themeColor="text1" w:themeTint="A6"/>
     </w:rPr>
   </w:style>
-  <w:style w:type="paragraph" w:styleId="146">
+  <w:style w:type="paragraph" w:styleId="885">
     <w:name w:val="Heading 8"/>
-    <w:basedOn w:val="755"/>
-    <w:next w:val="755"/>
-    <w:link w:val="157"/>
+    <w:basedOn w:val="934"/>
+    <w:next w:val="934"/>
+    <w:link w:val="894"/>
     <w:uiPriority w:val="9"/>
     <w:unhideWhenUsed/>
     <w:qFormat/>
@@ -35837,11 +35601,11 @@
       <w:color w:val="272727" w:themeColor="text1" w:themeTint="D8"/>
     </w:rPr>
   </w:style>
-  <w:style w:type="paragraph" w:styleId="147">
+  <w:style w:type="paragraph" w:styleId="886">
     <w:name w:val="Heading 9"/>
-    <w:basedOn w:val="755"/>
-    <w:next w:val="755"/>
-    <w:link w:val="158"/>
+    <w:basedOn w:val="934"/>
+    <w:next w:val="934"/>
+    <w:link w:val="895"/>
     <w:uiPriority w:val="9"/>
     <w:unhideWhenUsed/>
     <w:qFormat/>
@@ -35860,10 +35624,10 @@
       <w:color w:val="272727" w:themeColor="text1" w:themeTint="D8"/>
     </w:rPr>
   </w:style>
-  <w:style w:type="character" w:styleId="150">
+  <w:style w:type="character" w:styleId="887">
     <w:name w:val="Heading 1 Char"/>
-    <w:basedOn w:val="761"/>
-    <w:link w:val="756"/>
+    <w:basedOn w:val="940"/>
+    <w:link w:val="935"/>
     <w:uiPriority w:val="9"/>
     <w:pPr>
       <w:pBdr/>
@@ -35877,10 +35641,10 @@
       <w:szCs w:val="40"/>
     </w:rPr>
   </w:style>
-  <w:style w:type="character" w:styleId="151">
+  <w:style w:type="character" w:styleId="888">
     <w:name w:val="Heading 2 Char"/>
-    <w:basedOn w:val="761"/>
-    <w:link w:val="757"/>
+    <w:basedOn w:val="940"/>
+    <w:link w:val="936"/>
     <w:uiPriority w:val="9"/>
     <w:pPr>
       <w:pBdr/>
@@ -35894,10 +35658,10 @@
       <w:szCs w:val="32"/>
     </w:rPr>
   </w:style>
-  <w:style w:type="character" w:styleId="152">
+  <w:style w:type="character" w:styleId="889">
     <w:name w:val="Heading 3 Char"/>
-    <w:basedOn w:val="761"/>
-    <w:link w:val="758"/>
+    <w:basedOn w:val="940"/>
+    <w:link w:val="937"/>
     <w:uiPriority w:val="9"/>
     <w:pPr>
       <w:pBdr/>
@@ -35911,10 +35675,10 @@
       <w:szCs w:val="28"/>
     </w:rPr>
   </w:style>
-  <w:style w:type="character" w:styleId="153">
+  <w:style w:type="character" w:styleId="890">
     <w:name w:val="Heading 4 Char"/>
-    <w:basedOn w:val="761"/>
-    <w:link w:val="759"/>
+    <w:basedOn w:val="940"/>
+    <w:link w:val="938"/>
     <w:uiPriority w:val="9"/>
     <w:pPr>
       <w:pBdr/>
@@ -35928,10 +35692,10 @@
       <w:color w:val="0f4761" w:themeColor="accent1" w:themeShade="BF"/>
     </w:rPr>
   </w:style>
-  <w:style w:type="character" w:styleId="154">
+  <w:style w:type="character" w:styleId="891">
     <w:name w:val="Heading 5 Char"/>
-    <w:basedOn w:val="761"/>
-    <w:link w:val="760"/>
+    <w:basedOn w:val="940"/>
+    <w:link w:val="939"/>
     <w:uiPriority w:val="9"/>
     <w:pPr>
       <w:pBdr/>
@@ -35943,10 +35707,10 @@
       <w:color w:val="0f4761" w:themeColor="accent1" w:themeShade="BF"/>
     </w:rPr>
   </w:style>
-  <w:style w:type="character" w:styleId="155">
+  <w:style w:type="character" w:styleId="892">
     <w:name w:val="Heading 6 Char"/>
-    <w:basedOn w:val="761"/>
-    <w:link w:val="144"/>
+    <w:basedOn w:val="940"/>
+    <w:link w:val="883"/>
     <w:uiPriority w:val="9"/>
     <w:pPr>
       <w:pBdr/>
@@ -35960,10 +35724,10 @@
       <w:color w:val="595959" w:themeColor="text1" w:themeTint="A6"/>
     </w:rPr>
   </w:style>
-  <w:style w:type="character" w:styleId="156">
+  <w:style w:type="character" w:styleId="893">
     <w:name w:val="Heading 7 Char"/>
-    <w:basedOn w:val="761"/>
-    <w:link w:val="145"/>
+    <w:basedOn w:val="940"/>
+    <w:link w:val="884"/>
     <w:uiPriority w:val="9"/>
     <w:pPr>
       <w:pBdr/>
@@ -35975,10 +35739,10 @@
       <w:color w:val="595959" w:themeColor="text1" w:themeTint="A6"/>
     </w:rPr>
   </w:style>
-  <w:style w:type="character" w:styleId="157">
+  <w:style w:type="character" w:styleId="894">
     <w:name w:val="Heading 8 Char"/>
-    <w:basedOn w:val="761"/>
-    <w:link w:val="146"/>
+    <w:basedOn w:val="940"/>
+    <w:link w:val="885"/>
     <w:uiPriority w:val="9"/>
     <w:pPr>
       <w:pBdr/>
@@ -35992,10 +35756,10 @@
       <w:color w:val="272727" w:themeColor="text1" w:themeTint="D8"/>
     </w:rPr>
   </w:style>
-  <w:style w:type="character" w:styleId="158">
+  <w:style w:type="character" w:styleId="895">
     <w:name w:val="Heading 9 Char"/>
-    <w:basedOn w:val="761"/>
-    <w:link w:val="147"/>
+    <w:basedOn w:val="940"/>
+    <w:link w:val="886"/>
     <w:uiPriority w:val="9"/>
     <w:pPr>
       <w:pBdr/>
@@ -36009,11 +35773,11 @@
       <w:color w:val="272727" w:themeColor="text1" w:themeTint="D8"/>
     </w:rPr>
   </w:style>
-  <w:style w:type="paragraph" w:styleId="159">
+  <w:style w:type="paragraph" w:styleId="896">
     <w:name w:val="Title"/>
-    <w:basedOn w:val="755"/>
-    <w:next w:val="755"/>
-    <w:link w:val="160"/>
+    <w:basedOn w:val="934"/>
+    <w:next w:val="934"/>
+    <w:link w:val="897"/>
     <w:uiPriority w:val="10"/>
     <w:qFormat/>
     <w:pPr>
@@ -36029,10 +35793,10 @@
       <w:szCs w:val="56"/>
     </w:rPr>
   </w:style>
-  <w:style w:type="character" w:styleId="160">
+  <w:style w:type="character" w:styleId="897">
     <w:name w:val="Title Char"/>
-    <w:basedOn w:val="761"/>
-    <w:link w:val="159"/>
+    <w:basedOn w:val="940"/>
+    <w:link w:val="896"/>
     <w:uiPriority w:val="10"/>
     <w:pPr>
       <w:pBdr/>
@@ -36046,11 +35810,11 @@
       <w:szCs w:val="56"/>
     </w:rPr>
   </w:style>
-  <w:style w:type="paragraph" w:styleId="161">
+  <w:style w:type="paragraph" w:styleId="898">
     <w:name w:val="Subtitle"/>
-    <w:basedOn w:val="755"/>
-    <w:next w:val="755"/>
-    <w:link w:val="162"/>
+    <w:basedOn w:val="934"/>
+    <w:next w:val="934"/>
+    <w:link w:val="899"/>
     <w:uiPriority w:val="11"/>
     <w:qFormat/>
     <w:pPr>
@@ -36068,10 +35832,10 @@
       <w:szCs w:val="28"/>
     </w:rPr>
   </w:style>
-  <w:style w:type="character" w:styleId="162">
+  <w:style w:type="character" w:styleId="899">
     <w:name w:val="Subtitle Char"/>
-    <w:basedOn w:val="761"/>
-    <w:link w:val="161"/>
+    <w:basedOn w:val="940"/>
+    <w:link w:val="898"/>
     <w:uiPriority w:val="11"/>
     <w:pPr>
       <w:pBdr/>
@@ -36085,11 +35849,11 @@
       <w:szCs w:val="28"/>
     </w:rPr>
   </w:style>
-  <w:style w:type="paragraph" w:styleId="163">
+  <w:style w:type="paragraph" w:styleId="900">
     <w:name w:val="Quote"/>
-    <w:basedOn w:val="755"/>
-    <w:next w:val="755"/>
-    <w:link w:val="164"/>
+    <w:basedOn w:val="934"/>
+    <w:next w:val="934"/>
+    <w:link w:val="901"/>
     <w:uiPriority w:val="29"/>
     <w:qFormat/>
     <w:pPr>
@@ -36104,10 +35868,10 @@
       <w:color w:val="404040" w:themeColor="text1" w:themeTint="BF"/>
     </w:rPr>
   </w:style>
-  <w:style w:type="character" w:styleId="164">
+  <w:style w:type="character" w:styleId="901">
     <w:name w:val="Quote Char"/>
-    <w:basedOn w:val="761"/>
-    <w:link w:val="163"/>
+    <w:basedOn w:val="940"/>
+    <w:link w:val="900"/>
     <w:uiPriority w:val="29"/>
     <w:pPr>
       <w:pBdr/>
@@ -36120,9 +35884,9 @@
       <w:color w:val="404040" w:themeColor="text1" w:themeTint="BF"/>
     </w:rPr>
   </w:style>
-  <w:style w:type="paragraph" w:styleId="165">
+  <w:style w:type="paragraph" w:styleId="902">
     <w:name w:val="List Paragraph"/>
-    <w:basedOn w:val="755"/>
+    <w:basedOn w:val="934"/>
     <w:uiPriority w:val="34"/>
     <w:qFormat/>
     <w:pPr>
@@ -36132,9 +35896,9 @@
       <w:contextualSpacing w:val="true"/>
     </w:pPr>
   </w:style>
-  <w:style w:type="character" w:styleId="166">
+  <w:style w:type="character" w:styleId="903">
     <w:name w:val="Intense Emphasis"/>
-    <w:basedOn w:val="761"/>
+    <w:basedOn w:val="940"/>
     <w:uiPriority w:val="21"/>
     <w:qFormat/>
     <w:pPr>
@@ -36148,11 +35912,11 @@
       <w:color w:val="0f4761" w:themeColor="accent1" w:themeShade="BF"/>
     </w:rPr>
   </w:style>
-  <w:style w:type="paragraph" w:styleId="167">
+  <w:style w:type="paragraph" w:styleId="904">
     <w:name w:val="Intense Quote"/>
-    <w:basedOn w:val="755"/>
-    <w:next w:val="755"/>
-    <w:link w:val="168"/>
+    <w:basedOn w:val="934"/>
+    <w:next w:val="934"/>
+    <w:link w:val="905"/>
     <w:uiPriority w:val="30"/>
     <w:qFormat/>
     <w:pPr>
@@ -36170,10 +35934,10 @@
       <w:color w:val="0f4761" w:themeColor="accent1" w:themeShade="BF"/>
     </w:rPr>
   </w:style>
-  <w:style w:type="character" w:styleId="168">
+  <w:style w:type="character" w:styleId="905">
     <w:name w:val="Intense Quote Char"/>
-    <w:basedOn w:val="761"/>
-    <w:link w:val="167"/>
+    <w:basedOn w:val="940"/>
+    <w:link w:val="904"/>
     <w:uiPriority w:val="30"/>
     <w:pPr>
       <w:pBdr/>
@@ -36186,9 +35950,9 @@
       <w:color w:val="0f4761" w:themeColor="accent1" w:themeShade="BF"/>
     </w:rPr>
   </w:style>
-  <w:style w:type="character" w:styleId="169">
+  <w:style w:type="character" w:styleId="906">
     <w:name w:val="Intense Reference"/>
-    <w:basedOn w:val="761"/>
+    <w:basedOn w:val="940"/>
     <w:uiPriority w:val="32"/>
     <w:qFormat/>
     <w:pPr>
@@ -36204,9 +35968,9 @@
       <w:spacing w:val="5"/>
     </w:rPr>
   </w:style>
-  <w:style w:type="paragraph" w:styleId="170">
+  <w:style w:type="paragraph" w:styleId="907">
     <w:name w:val="No Spacing"/>
-    <w:basedOn w:val="755"/>
+    <w:basedOn w:val="934"/>
     <w:uiPriority w:val="1"/>
     <w:qFormat/>
     <w:pPr>
@@ -36215,9 +35979,9 @@
       <w:ind/>
     </w:pPr>
   </w:style>
-  <w:style w:type="character" w:styleId="171">
+  <w:style w:type="character" w:styleId="908">
     <w:name w:val="Subtle Emphasis"/>
-    <w:basedOn w:val="761"/>
+    <w:basedOn w:val="940"/>
     <w:uiPriority w:val="19"/>
     <w:qFormat/>
     <w:pPr>
@@ -36231,9 +35995,9 @@
       <w:color w:val="404040" w:themeColor="text1" w:themeTint="BF"/>
     </w:rPr>
   </w:style>
-  <w:style w:type="character" w:styleId="172">
+  <w:style w:type="character" w:styleId="909">
     <w:name w:val="Emphasis"/>
-    <w:basedOn w:val="761"/>
+    <w:basedOn w:val="940"/>
     <w:uiPriority w:val="20"/>
     <w:qFormat/>
     <w:pPr>
@@ -36246,9 +36010,9 @@
       <w:iCs/>
     </w:rPr>
   </w:style>
-  <w:style w:type="character" w:styleId="173">
+  <w:style w:type="character" w:styleId="910">
     <w:name w:val="Strong"/>
-    <w:basedOn w:val="761"/>
+    <w:basedOn w:val="940"/>
     <w:uiPriority w:val="22"/>
     <w:qFormat/>
     <w:pPr>
@@ -36261,9 +36025,9 @@
       <w:bCs/>
     </w:rPr>
   </w:style>
-  <w:style w:type="character" w:styleId="174">
+  <w:style w:type="character" w:styleId="911">
     <w:name w:val="Subtle Reference"/>
-    <w:basedOn w:val="761"/>
+    <w:basedOn w:val="940"/>
     <w:uiPriority w:val="31"/>
     <w:qFormat/>
     <w:pPr>
@@ -36276,9 +36040,9 @@
       <w:color w:val="5a5a5a" w:themeColor="text1" w:themeTint="A5"/>
     </w:rPr>
   </w:style>
-  <w:style w:type="character" w:styleId="175">
+  <w:style w:type="character" w:styleId="912">
     <w:name w:val="Book Title"/>
-    <w:basedOn w:val="761"/>
+    <w:basedOn w:val="940"/>
     <w:uiPriority w:val="33"/>
     <w:qFormat/>
     <w:pPr>
@@ -36294,10 +36058,10 @@
       <w:spacing w:val="5"/>
     </w:rPr>
   </w:style>
-  <w:style w:type="paragraph" w:styleId="180">
+  <w:style w:type="paragraph" w:styleId="913">
     <w:name w:val="Caption"/>
-    <w:basedOn w:val="755"/>
-    <w:next w:val="755"/>
+    <w:basedOn w:val="934"/>
+    <w:next w:val="934"/>
     <w:uiPriority w:val="35"/>
     <w:unhideWhenUsed/>
     <w:qFormat/>
@@ -36314,10 +36078,10 @@
       <w:szCs w:val="18"/>
     </w:rPr>
   </w:style>
-  <w:style w:type="paragraph" w:styleId="181">
+  <w:style w:type="paragraph" w:styleId="914">
     <w:name w:val="footnote text"/>
-    <w:basedOn w:val="755"/>
-    <w:link w:val="182"/>
+    <w:basedOn w:val="934"/>
+    <w:link w:val="915"/>
     <w:uiPriority w:val="99"/>
     <w:semiHidden/>
     <w:unhideWhenUsed/>
@@ -36331,10 +36095,10 @@
       <w:szCs w:val="20"/>
     </w:rPr>
   </w:style>
-  <w:style w:type="character" w:styleId="182">
+  <w:style w:type="character" w:styleId="915">
     <w:name w:val="Footnote Text Char"/>
-    <w:basedOn w:val="761"/>
-    <w:link w:val="181"/>
+    <w:basedOn w:val="940"/>
+    <w:link w:val="914"/>
     <w:uiPriority w:val="99"/>
     <w:semiHidden/>
     <w:pPr>
@@ -36347,9 +36111,9 @@
       <w:szCs w:val="20"/>
     </w:rPr>
   </w:style>
-  <w:style w:type="character" w:styleId="183">
+  <w:style w:type="character" w:styleId="916">
     <w:name w:val="footnote reference"/>
-    <w:basedOn w:val="761"/>
+    <w:basedOn w:val="940"/>
     <w:uiPriority w:val="99"/>
     <w:semiHidden/>
     <w:unhideWhenUsed/>
@@ -36362,10 +36126,10 @@
       <w:vertAlign w:val="superscript"/>
     </w:rPr>
   </w:style>
-  <w:style w:type="paragraph" w:styleId="184">
+  <w:style w:type="paragraph" w:styleId="917">
     <w:name w:val="endnote text"/>
-    <w:basedOn w:val="755"/>
-    <w:link w:val="185"/>
+    <w:basedOn w:val="934"/>
+    <w:link w:val="918"/>
     <w:uiPriority w:val="99"/>
     <w:semiHidden/>
     <w:unhideWhenUsed/>
@@ -36379,10 +36143,10 @@
       <w:szCs w:val="20"/>
     </w:rPr>
   </w:style>
-  <w:style w:type="character" w:styleId="185">
+  <w:style w:type="character" w:styleId="918">
     <w:name w:val="Endnote Text Char"/>
-    <w:basedOn w:val="761"/>
-    <w:link w:val="184"/>
+    <w:basedOn w:val="940"/>
+    <w:link w:val="917"/>
     <w:uiPriority w:val="99"/>
     <w:semiHidden/>
     <w:pPr>
@@ -36395,9 +36159,9 @@
       <w:szCs w:val="20"/>
     </w:rPr>
   </w:style>
-  <w:style w:type="character" w:styleId="186">
+  <w:style w:type="character" w:styleId="919">
     <w:name w:val="endnote reference"/>
-    <w:basedOn w:val="761"/>
+    <w:basedOn w:val="940"/>
     <w:uiPriority w:val="99"/>
     <w:semiHidden/>
     <w:unhideWhenUsed/>
@@ -36410,9 +36174,9 @@
       <w:vertAlign w:val="superscript"/>
     </w:rPr>
   </w:style>
-  <w:style w:type="character" w:styleId="187">
+  <w:style w:type="character" w:styleId="920">
     <w:name w:val="Hyperlink"/>
-    <w:basedOn w:val="761"/>
+    <w:basedOn w:val="940"/>
     <w:uiPriority w:val="99"/>
     <w:unhideWhenUsed/>
     <w:pPr>
@@ -36425,9 +36189,9 @@
       <w:u w:val="single"/>
     </w:rPr>
   </w:style>
-  <w:style w:type="character" w:styleId="188">
+  <w:style w:type="character" w:styleId="921">
     <w:name w:val="FollowedHyperlink"/>
-    <w:basedOn w:val="761"/>
+    <w:basedOn w:val="940"/>
     <w:uiPriority w:val="99"/>
     <w:semiHidden/>
     <w:unhideWhenUsed/>
@@ -36441,10 +36205,10 @@
       <w:u w:val="single"/>
     </w:rPr>
   </w:style>
-  <w:style w:type="paragraph" w:styleId="189">
+  <w:style w:type="paragraph" w:styleId="922">
     <w:name w:val="toc 1"/>
-    <w:basedOn w:val="755"/>
-    <w:next w:val="755"/>
+    <w:basedOn w:val="934"/>
+    <w:next w:val="934"/>
     <w:uiPriority w:val="39"/>
     <w:unhideWhenUsed/>
     <w:pPr>
@@ -36453,10 +36217,10 @@
       <w:ind/>
     </w:pPr>
   </w:style>
-  <w:style w:type="paragraph" w:styleId="190">
+  <w:style w:type="paragraph" w:styleId="923">
     <w:name w:val="toc 2"/>
-    <w:basedOn w:val="755"/>
-    <w:next w:val="755"/>
+    <w:basedOn w:val="934"/>
+    <w:next w:val="934"/>
     <w:uiPriority w:val="39"/>
     <w:unhideWhenUsed/>
     <w:pPr>
@@ -36465,10 +36229,10 @@
       <w:ind w:left="220"/>
     </w:pPr>
   </w:style>
-  <w:style w:type="paragraph" w:styleId="191">
+  <w:style w:type="paragraph" w:styleId="924">
     <w:name w:val="toc 3"/>
-    <w:basedOn w:val="755"/>
-    <w:next w:val="755"/>
+    <w:basedOn w:val="934"/>
+    <w:next w:val="934"/>
     <w:uiPriority w:val="39"/>
     <w:unhideWhenUsed/>
     <w:pPr>
@@ -36477,10 +36241,10 @@
       <w:ind w:left="440"/>
     </w:pPr>
   </w:style>
-  <w:style w:type="paragraph" w:styleId="192">
+  <w:style w:type="paragraph" w:styleId="925">
     <w:name w:val="toc 4"/>
-    <w:basedOn w:val="755"/>
-    <w:next w:val="755"/>
+    <w:basedOn w:val="934"/>
+    <w:next w:val="934"/>
     <w:uiPriority w:val="39"/>
     <w:unhideWhenUsed/>
     <w:pPr>
@@ -36489,10 +36253,10 @@
       <w:ind w:left="660"/>
     </w:pPr>
   </w:style>
-  <w:style w:type="paragraph" w:styleId="193">
+  <w:style w:type="paragraph" w:styleId="926">
     <w:name w:val="toc 5"/>
-    <w:basedOn w:val="755"/>
-    <w:next w:val="755"/>
+    <w:basedOn w:val="934"/>
+    <w:next w:val="934"/>
     <w:uiPriority w:val="39"/>
     <w:unhideWhenUsed/>
     <w:pPr>
@@ -36501,10 +36265,10 @@
       <w:ind w:left="880"/>
     </w:pPr>
   </w:style>
-  <w:style w:type="paragraph" w:styleId="194">
+  <w:style w:type="paragraph" w:styleId="927">
     <w:name w:val="toc 6"/>
-    <w:basedOn w:val="755"/>
-    <w:next w:val="755"/>
+    <w:basedOn w:val="934"/>
+    <w:next w:val="934"/>
     <w:uiPriority w:val="39"/>
     <w:unhideWhenUsed/>
     <w:pPr>
@@ -36513,10 +36277,10 @@
       <w:ind w:left="1100"/>
     </w:pPr>
   </w:style>
-  <w:style w:type="paragraph" w:styleId="195">
+  <w:style w:type="paragraph" w:styleId="928">
     <w:name w:val="toc 7"/>
-    <w:basedOn w:val="755"/>
-    <w:next w:val="755"/>
+    <w:basedOn w:val="934"/>
+    <w:next w:val="934"/>
     <w:uiPriority w:val="39"/>
     <w:unhideWhenUsed/>
     <w:pPr>
@@ -36525,10 +36289,10 @@
       <w:ind w:left="1320"/>
     </w:pPr>
   </w:style>
-  <w:style w:type="paragraph" w:styleId="196">
+  <w:style w:type="paragraph" w:styleId="929">
     <w:name w:val="toc 8"/>
-    <w:basedOn w:val="755"/>
-    <w:next w:val="755"/>
+    <w:basedOn w:val="934"/>
+    <w:next w:val="934"/>
     <w:uiPriority w:val="39"/>
     <w:unhideWhenUsed/>
     <w:pPr>
@@ -36537,10 +36301,10 @@
       <w:ind w:left="1540"/>
     </w:pPr>
   </w:style>
-  <w:style w:type="paragraph" w:styleId="197">
+  <w:style w:type="paragraph" w:styleId="930">
     <w:name w:val="toc 9"/>
-    <w:basedOn w:val="755"/>
-    <w:next w:val="755"/>
+    <w:basedOn w:val="934"/>
+    <w:next w:val="934"/>
     <w:uiPriority w:val="39"/>
     <w:unhideWhenUsed/>
     <w:pPr>
@@ -36549,9 +36313,9 @@
       <w:ind w:left="1760"/>
     </w:pPr>
   </w:style>
-  <w:style w:type="character" w:styleId="198">
+  <w:style w:type="character" w:styleId="931">
     <w:name w:val="Placeholder Text"/>
-    <w:basedOn w:val="761"/>
+    <w:basedOn w:val="940"/>
     <w:uiPriority w:val="99"/>
     <w:semiHidden/>
     <w:pPr>
@@ -36563,7 +36327,7 @@
       <w:color w:val="666666"/>
     </w:rPr>
   </w:style>
-  <w:style w:type="paragraph" w:styleId="208">
+  <w:style w:type="paragraph" w:styleId="932">
     <w:name w:val="TOC Heading"/>
     <w:uiPriority w:val="39"/>
     <w:unhideWhenUsed/>
@@ -36573,10 +36337,10 @@
       <w:ind/>
     </w:pPr>
   </w:style>
-  <w:style w:type="paragraph" w:styleId="209">
+  <w:style w:type="paragraph" w:styleId="933">
     <w:name w:val="table of figures"/>
-    <w:basedOn w:val="755"/>
-    <w:next w:val="755"/>
+    <w:basedOn w:val="934"/>
+    <w:next w:val="934"/>
     <w:uiPriority w:val="99"/>
     <w:unhideWhenUsed/>
     <w:pPr>
@@ -36585,7 +36349,7 @@
       <w:ind/>
     </w:pPr>
   </w:style>
-  <w:style w:type="paragraph" w:styleId="755" w:default="1">
+  <w:style w:type="paragraph" w:styleId="934" w:default="1">
     <w:name w:val="Normal"/>
     <w:qFormat/>
     <w:pPr>
@@ -36595,10 +36359,10 @@
       <w:jc w:val="center"/>
     </w:pPr>
   </w:style>
-  <w:style w:type="paragraph" w:styleId="756">
+  <w:style w:type="paragraph" w:styleId="935">
     <w:name w:val="Heading 1"/>
-    <w:basedOn w:val="755"/>
-    <w:next w:val="755"/>
+    <w:basedOn w:val="934"/>
+    <w:next w:val="934"/>
     <w:qFormat/>
     <w:pPr>
       <w:keepNext w:val="true"/>
@@ -36618,10 +36382,10 @@
       <w:smallCaps/>
     </w:rPr>
   </w:style>
-  <w:style w:type="paragraph" w:styleId="757">
+  <w:style w:type="paragraph" w:styleId="936">
     <w:name w:val="Heading 2"/>
-    <w:basedOn w:val="755"/>
-    <w:next w:val="755"/>
+    <w:basedOn w:val="934"/>
+    <w:next w:val="934"/>
     <w:qFormat/>
     <w:pPr>
       <w:keepNext w:val="true"/>
@@ -36645,10 +36409,10 @@
       <w:iCs/>
     </w:rPr>
   </w:style>
-  <w:style w:type="paragraph" w:styleId="758">
+  <w:style w:type="paragraph" w:styleId="937">
     <w:name w:val="Heading 3"/>
-    <w:basedOn w:val="755"/>
-    <w:next w:val="755"/>
+    <w:basedOn w:val="934"/>
+    <w:next w:val="934"/>
     <w:qFormat/>
     <w:pPr>
       <w:numPr>
@@ -36666,10 +36430,10 @@
       <w:iCs/>
     </w:rPr>
   </w:style>
-  <w:style w:type="paragraph" w:styleId="759">
+  <w:style w:type="paragraph" w:styleId="938">
     <w:name w:val="Heading 4"/>
-    <w:basedOn w:val="755"/>
-    <w:next w:val="755"/>
+    <w:basedOn w:val="934"/>
+    <w:next w:val="934"/>
     <w:qFormat/>
     <w:pPr>
       <w:numPr>
@@ -36691,10 +36455,10 @@
       <w:iCs/>
     </w:rPr>
   </w:style>
-  <w:style w:type="paragraph" w:styleId="760">
+  <w:style w:type="paragraph" w:styleId="939">
     <w:name w:val="Heading 5"/>
-    <w:basedOn w:val="755"/>
-    <w:next w:val="755"/>
+    <w:basedOn w:val="934"/>
+    <w:next w:val="934"/>
     <w:qFormat/>
     <w:pPr>
       <w:pBdr/>
@@ -36709,7 +36473,7 @@
       <w:smallCaps/>
     </w:rPr>
   </w:style>
-  <w:style w:type="character" w:styleId="761" w:default="1">
+  <w:style w:type="character" w:styleId="940" w:default="1">
     <w:name w:val="Default Paragraph Font"/>
     <w:uiPriority w:val="1"/>
     <w:semiHidden/>
@@ -36720,7 +36484,7 @@
       <w:ind/>
     </w:pPr>
   </w:style>
-  <w:style w:type="table" w:styleId="762" w:default="1">
+  <w:style w:type="table" w:styleId="941" w:default="1">
     <w:name w:val="Normal Table"/>
     <w:uiPriority w:val="99"/>
     <w:semiHidden/>
@@ -36913,7 +36677,7 @@
       </w:tcPr>
     </w:tblStylePr>
   </w:style>
-  <w:style w:type="numbering" w:styleId="763" w:default="1">
+  <w:style w:type="numbering" w:styleId="942" w:default="1">
     <w:name w:val="No List"/>
     <w:uiPriority w:val="99"/>
     <w:semiHidden/>
@@ -36924,7 +36688,7 @@
       <w:ind/>
     </w:pPr>
   </w:style>
-  <w:style w:type="paragraph" w:styleId="764" w:customStyle="1">
+  <w:style w:type="paragraph" w:styleId="943" w:customStyle="1">
     <w:name w:val="Abstract"/>
     <w:pPr>
       <w:pBdr/>
@@ -36939,7 +36703,7 @@
       <w:szCs w:val="18"/>
     </w:rPr>
   </w:style>
-  <w:style w:type="paragraph" w:styleId="765" w:customStyle="1">
+  <w:style w:type="paragraph" w:styleId="944" w:customStyle="1">
     <w:name w:val="Affiliation"/>
     <w:pPr>
       <w:pBdr/>
@@ -36948,7 +36712,7 @@
       <w:jc w:val="center"/>
     </w:pPr>
   </w:style>
-  <w:style w:type="paragraph" w:styleId="766" w:customStyle="1">
+  <w:style w:type="paragraph" w:styleId="945" w:customStyle="1">
     <w:name w:val="Author"/>
     <w:pPr>
       <w:pBdr/>
@@ -36961,10 +36725,10 @@
       <w:szCs w:val="22"/>
     </w:rPr>
   </w:style>
-  <w:style w:type="paragraph" w:styleId="767">
+  <w:style w:type="paragraph" w:styleId="946">
     <w:name w:val="Body Text"/>
-    <w:basedOn w:val="755"/>
-    <w:link w:val="768"/>
+    <w:basedOn w:val="934"/>
+    <w:link w:val="947"/>
     <w:pPr>
       <w:pBdr/>
       <w:tabs>
@@ -36978,9 +36742,9 @@
       <w:spacing w:val="-1"/>
     </w:rPr>
   </w:style>
-  <w:style w:type="character" w:styleId="768" w:customStyle="1">
+  <w:style w:type="character" w:styleId="947" w:customStyle="1">
     <w:name w:val="Body Text Char"/>
-    <w:link w:val="767"/>
+    <w:link w:val="946"/>
     <w:pPr>
       <w:pBdr/>
       <w:spacing/>
@@ -36990,9 +36754,9 @@
       <w:spacing w:val="-1"/>
     </w:rPr>
   </w:style>
-  <w:style w:type="paragraph" w:styleId="769" w:customStyle="1">
+  <w:style w:type="paragraph" w:styleId="948" w:customStyle="1">
     <w:name w:val="bullet list"/>
-    <w:basedOn w:val="767"/>
+    <w:basedOn w:val="946"/>
     <w:pPr>
       <w:numPr>
         <w:numId w:val="1"/>
@@ -37005,9 +36769,9 @@
       <w:ind w:hanging="288" w:left="576"/>
     </w:pPr>
   </w:style>
-  <w:style w:type="paragraph" w:styleId="770" w:customStyle="1">
+  <w:style w:type="paragraph" w:styleId="949" w:customStyle="1">
     <w:name w:val="equation"/>
-    <w:basedOn w:val="755"/>
+    <w:basedOn w:val="934"/>
     <w:pPr>
       <w:pBdr/>
       <w:tabs>
@@ -37021,7 +36785,7 @@
       <w:rFonts w:ascii="Symbol" w:hAnsi="Symbol" w:cs="Symbol"/>
     </w:rPr>
   </w:style>
-  <w:style w:type="paragraph" w:styleId="771" w:customStyle="1">
+  <w:style w:type="paragraph" w:styleId="950" w:customStyle="1">
     <w:name w:val="figure caption"/>
     <w:pPr>
       <w:numPr>
@@ -37040,7 +36804,7 @@
       <w:szCs w:val="16"/>
     </w:rPr>
   </w:style>
-  <w:style w:type="paragraph" w:styleId="772" w:customStyle="1">
+  <w:style w:type="paragraph" w:styleId="951" w:customStyle="1">
     <w:name w:val="footnote"/>
     <w:pPr>
       <w:framePr w:hAnchor="page" w:hSpace="187" w:vAnchor="text" w:vSpace="187" w:wrap="notBeside" w:x="6121" w:y="577"/>
@@ -37056,7 +36820,7 @@
       <w:szCs w:val="16"/>
     </w:rPr>
   </w:style>
-  <w:style w:type="paragraph" w:styleId="773" w:customStyle="1">
+  <w:style w:type="paragraph" w:styleId="952" w:customStyle="1">
     <w:name w:val="paper subtitle"/>
     <w:pPr>
       <w:pBdr/>
@@ -37070,7 +36834,7 @@
       <w:szCs w:val="28"/>
     </w:rPr>
   </w:style>
-  <w:style w:type="paragraph" w:styleId="774" w:customStyle="1">
+  <w:style w:type="paragraph" w:styleId="953" w:customStyle="1">
     <w:name w:val="paper title"/>
     <w:pPr>
       <w:pBdr/>
@@ -37084,7 +36848,7 @@
       <w:szCs w:val="48"/>
     </w:rPr>
   </w:style>
-  <w:style w:type="paragraph" w:styleId="775" w:customStyle="1">
+  <w:style w:type="paragraph" w:styleId="954" w:customStyle="1">
     <w:name w:val="references"/>
     <w:pPr>
       <w:numPr>
@@ -37101,7 +36865,7 @@
       <w:szCs w:val="16"/>
     </w:rPr>
   </w:style>
-  <w:style w:type="paragraph" w:styleId="776" w:customStyle="1">
+  <w:style w:type="paragraph" w:styleId="955" w:customStyle="1">
     <w:name w:val="sponsors"/>
     <w:pPr>
       <w:framePr w:hAnchor="text" w:wrap="auto" w:x="615" w:y="2239"/>
@@ -37116,9 +36880,9 @@
       <w:szCs w:val="16"/>
     </w:rPr>
   </w:style>
-  <w:style w:type="paragraph" w:styleId="777" w:customStyle="1">
+  <w:style w:type="paragraph" w:styleId="956" w:customStyle="1">
     <w:name w:val="table col head"/>
-    <w:basedOn w:val="755"/>
+    <w:basedOn w:val="934"/>
     <w:pPr>
       <w:pBdr/>
       <w:spacing/>
@@ -37131,9 +36895,9 @@
       <w:szCs w:val="16"/>
     </w:rPr>
   </w:style>
-  <w:style w:type="paragraph" w:styleId="778" w:customStyle="1">
+  <w:style w:type="paragraph" w:styleId="957" w:customStyle="1">
     <w:name w:val="table col subhead"/>
-    <w:basedOn w:val="777"/>
+    <w:basedOn w:val="956"/>
     <w:pPr>
       <w:pBdr/>
       <w:spacing/>
@@ -37146,7 +36910,7 @@
       <w:szCs w:val="15"/>
     </w:rPr>
   </w:style>
-  <w:style w:type="paragraph" w:styleId="779" w:customStyle="1">
+  <w:style w:type="paragraph" w:styleId="958" w:customStyle="1">
     <w:name w:val="table copy"/>
     <w:pPr>
       <w:pBdr/>
@@ -37159,7 +36923,7 @@
       <w:szCs w:val="16"/>
     </w:rPr>
   </w:style>
-  <w:style w:type="paragraph" w:styleId="780" w:customStyle="1">
+  <w:style w:type="paragraph" w:styleId="959" w:customStyle="1">
     <w:name w:val="table footnote"/>
     <w:pPr>
       <w:numPr>
@@ -37175,7 +36939,7 @@
       <w:szCs w:val="12"/>
     </w:rPr>
   </w:style>
-  <w:style w:type="paragraph" w:styleId="781" w:customStyle="1">
+  <w:style w:type="paragraph" w:styleId="960" w:customStyle="1">
     <w:name w:val="table head"/>
     <w:pPr>
       <w:numPr>
@@ -37192,9 +36956,9 @@
       <w:szCs w:val="16"/>
     </w:rPr>
   </w:style>
-  <w:style w:type="paragraph" w:styleId="782" w:customStyle="1">
+  <w:style w:type="paragraph" w:styleId="961" w:customStyle="1">
     <w:name w:val="Keywords"/>
-    <w:basedOn w:val="764"/>
+    <w:basedOn w:val="943"/>
     <w:qFormat/>
     <w:pPr>
       <w:pBdr/>
@@ -37205,10 +36969,10 @@
       <w:i/>
     </w:rPr>
   </w:style>
-  <w:style w:type="paragraph" w:styleId="783">
+  <w:style w:type="paragraph" w:styleId="962">
     <w:name w:val="Header"/>
-    <w:basedOn w:val="755"/>
-    <w:link w:val="784"/>
+    <w:basedOn w:val="934"/>
+    <w:link w:val="963"/>
     <w:pPr>
       <w:pBdr/>
       <w:tabs>
@@ -37219,20 +36983,20 @@
       <w:ind/>
     </w:pPr>
   </w:style>
-  <w:style w:type="character" w:styleId="784" w:customStyle="1">
+  <w:style w:type="character" w:styleId="963" w:customStyle="1">
     <w:name w:val="Header Char"/>
-    <w:basedOn w:val="761"/>
-    <w:link w:val="783"/>
+    <w:basedOn w:val="940"/>
+    <w:link w:val="962"/>
     <w:pPr>
       <w:pBdr/>
       <w:spacing/>
       <w:ind/>
     </w:pPr>
   </w:style>
-  <w:style w:type="paragraph" w:styleId="785">
+  <w:style w:type="paragraph" w:styleId="964">
     <w:name w:val="Footer"/>
-    <w:basedOn w:val="755"/>
-    <w:link w:val="786"/>
+    <w:basedOn w:val="934"/>
+    <w:link w:val="965"/>
     <w:pPr>
       <w:pBdr/>
       <w:tabs>
@@ -37243,10 +37007,10 @@
       <w:ind/>
     </w:pPr>
   </w:style>
-  <w:style w:type="character" w:styleId="786" w:customStyle="1">
+  <w:style w:type="character" w:styleId="965" w:customStyle="1">
     <w:name w:val="Footer Char"/>
-    <w:basedOn w:val="761"/>
-    <w:link w:val="785"/>
+    <w:basedOn w:val="940"/>
+    <w:link w:val="964"/>
     <w:pPr>
       <w:pBdr/>
       <w:spacing/>
